--- a/downloads/student/bridge-week-02.docx
+++ b/downloads/student/bridge-week-02.docx
@@ -1100,6 +1100,16 @@
     <w:p>
       <w:r>
         <w:t>These examples use built-in integers and strings; operator behaviour depends on types and is not proof of general model reasoning.</w:t>
+      </w:r>
+    </w:p>
+    <w:p>
+      <w:r>
+        <w:t>Read the labelled picture: Predict both print outputs and explain why they differ. Does count+tag work, and what happens to each valid output after count becomes ten?</w:t>
+      </w:r>
+    </w:p>
+    <w:p>
+      <w:r>
+        <w:t>Change one thing: Change count to 10, leaving tag unchanged. Predict the result before checking the explanation. What remains the same?</w:t>
       </w:r>
     </w:p>
     <w:p>
@@ -2309,6 +2319,187 @@
         <w:t>Attempt the independent case before hints. Record whether you worked alone, used a hint or followed a model. After feedback, fix the first unsupported step and explain why it changed. A later check uses a changed case, not a copied answer.</w:t>
       </w:r>
     </w:p>
+    <w:p>
+      <w:pPr>
+        <w:pStyle w:val="Heading1"/>
+      </w:pPr>
+      <w:r>
+        <w:t>15. Your lesson route</w:t>
+      </w:r>
+    </w:p>
+    <w:p>
+      <w:r>
+        <w:t>Start with this question: A number and its printed-looking text. A program stores a numeric badge count and a string that looks like that count.</w:t>
+      </w:r>
+    </w:p>
+    <w:tbl>
+      <w:tblPr>
+        <w:tblStyle w:val="LightShading-Accent1"/>
+        <w:tblW w:type="auto" w:w="0"/>
+        <w:tblLook w:firstColumn="1" w:firstRow="1" w:lastColumn="0" w:lastRow="0" w:noHBand="0" w:noVBand="1" w:val="04A0"/>
+      </w:tblPr>
+      <w:tblGrid>
+        <w:gridCol w:w="5112"/>
+        <w:gridCol w:w="5112"/>
+      </w:tblGrid>
+      <w:tr>
+        <w:trPr>
+          <w:tblHeader/>
+        </w:trPr>
+        <w:tc>
+          <w:tcPr>
+            <w:tcW w:type="dxa" w:w="5112"/>
+          </w:tcPr>
+          <w:p>
+            <w:r>
+              <w:t>By the end, I can</w:t>
+            </w:r>
+          </w:p>
+        </w:tc>
+        <w:tc>
+          <w:tcPr>
+            <w:tcW w:type="dxa" w:w="5112"/>
+          </w:tcPr>
+          <w:p>
+            <w:r>
+              <w:t>How I will show it</w:t>
+            </w:r>
+          </w:p>
+        </w:tc>
+      </w:tr>
+      <w:tr>
+        <w:tc>
+          <w:tcPr>
+            <w:tcW w:type="dxa" w:w="5112"/>
+          </w:tcPr>
+          <w:p>
+            <w:r>
+              <w:t>Distinguish integer, floating-point, text and Boolean values</w:t>
+            </w:r>
+          </w:p>
+        </w:tc>
+        <w:tc>
+          <w:tcPr>
+            <w:tcW w:type="dxa" w:w="5112"/>
+          </w:tcPr>
+          <w:p>
+            <w:r>
+              <w:t>Explain the deciding step, show a trace or test, and state one limit.</w:t>
+            </w:r>
+          </w:p>
+        </w:tc>
+      </w:tr>
+      <w:tr>
+        <w:tc>
+          <w:tcPr>
+            <w:tcW w:type="dxa" w:w="5112"/>
+          </w:tcPr>
+          <w:p>
+            <w:r>
+              <w:t>Trace reassignment without treating a name as a live formula</w:t>
+            </w:r>
+          </w:p>
+        </w:tc>
+        <w:tc>
+          <w:tcPr>
+            <w:tcW w:type="dxa" w:w="5112"/>
+          </w:tcPr>
+          <w:p>
+            <w:r>
+              <w:t>Explain the deciding step, show a trace or test, and state one limit.</w:t>
+            </w:r>
+          </w:p>
+        </w:tc>
+      </w:tr>
+      <w:tr>
+        <w:tc>
+          <w:tcPr>
+            <w:tcW w:type="dxa" w:w="5112"/>
+          </w:tcPr>
+          <w:p>
+            <w:r>
+              <w:t>Choose a suitable representation for a count and an identifier</w:t>
+            </w:r>
+          </w:p>
+        </w:tc>
+        <w:tc>
+          <w:tcPr>
+            <w:tcW w:type="dxa" w:w="5112"/>
+          </w:tcPr>
+          <w:p>
+            <w:r>
+              <w:t>Explain the deciding step, show a trace or test, and state one limit.</w:t>
+            </w:r>
+          </w:p>
+        </w:tc>
+      </w:tr>
+    </w:tbl>
+    <w:p>
+      <w:r>
+        <w:t>Remember → watch and explain → try with help → investigate → try independently → keep project evidence. Your teacher may spread this lesson across several classes.</w:t>
+      </w:r>
+    </w:p>
+    <w:p>
+      <w:r>
+        <w:t>Keep your first prediction. Compare it with what the evidence shows and explain any change.</w:t>
+      </w:r>
+    </w:p>
+    <w:p>
+      <w:pPr>
+        <w:pStyle w:val="Heading1"/>
+      </w:pPr>
+      <w:r>
+        <w:t>16. Finish and return</w:t>
+      </w:r>
+    </w:p>
+    <w:p>
+      <w:r>
+        <w:t>Close your notes. Explain this goal in your own words: Distinguish integer, floating-point, text and Boolean values</w:t>
+      </w:r>
+    </w:p>
+    <w:p>
+      <w:pPr>
+        <w:pStyle w:val="Heading3"/>
+      </w:pPr>
+      <w:r>
+        <w:t>My deciding step, evidence and one remaining question</w:t>
+      </w:r>
+    </w:p>
+    <w:p>
+      <w:r>
+        <w:t>________________________________________________________________</w:t>
+      </w:r>
+    </w:p>
+    <w:p>
+      <w:r>
+        <w:t>________________________________________________________________</w:t>
+      </w:r>
+    </w:p>
+    <w:p>
+      <w:r>
+        <w:t>________________________________________________________________</w:t>
+      </w:r>
+    </w:p>
+    <w:p>
+      <w:r>
+        <w:t>________________________________________________________________</w:t>
+      </w:r>
+    </w:p>
+    <w:p>
+      <w:r>
+        <w:t>________________________________________________________________</w:t>
+      </w:r>
+    </w:p>
+    <w:p>
+      <w:r>
+        <w:t>If you are unsure, return to the worked picture and explain one arrow. If you are ready, change an input or assumption and justify your prediction.</w:t>
+      </w:r>
+    </w:p>
+    <w:p>
+      <w:r>
+        <w:t>Save your workbook evidence. At the next review, try a different case before opening your old answer.</w:t>
+      </w:r>
+    </w:p>
     <w:sectPr>
       <w:pgSz w:w="12240" w:h="15840"/>
       <w:pgMar w:top="936" w:right="1008" w:bottom="936" w:left="1008" w:header="720" w:footer="720" w:gutter="0"/>

--- a/downloads/student/bridge-week-02.docx
+++ b/downloads/student/bridge-week-02.docx
@@ -2500,6 +2500,205 @@
         <w:t>Save your workbook evidence. At the next review, try a different case before opening your old answer.</w:t>
       </w:r>
     </w:p>
+    <w:p>
+      <w:pPr>
+        <w:pStyle w:val="Heading1"/>
+      </w:pPr>
+      <w:r>
+        <w:t>17. Supported practice, repair and portfolio</w:t>
+      </w:r>
+    </w:p>
+    <w:p>
+      <w:r>
+        <w:t>Use this supported practice once, in the browser or on paper. Keep the reserved independent assessment for a separate first attempt before teacher feedback.</w:t>
+      </w:r>
+    </w:p>
+    <w:p>
+      <w:r>
+        <w:t>A number and its printed-looking text. A program stores a numeric badge count and a string that looks like that count.</w:t>
+      </w:r>
+    </w:p>
+    <w:p>
+      <w:pPr>
+        <w:pStyle w:val="Heading3"/>
+      </w:pPr>
+      <w:r>
+        <w:t>Practice 1: explain the deciding evidence</w:t>
+      </w:r>
+    </w:p>
+    <w:p>
+      <w:r>
+        <w:t>Which labelled step matches this detail? count+tag raises TypeError rather than silently converting tag.</w:t>
+      </w:r>
+    </w:p>
+    <w:p>
+      <w:r>
+        <w:t>1. Predict a mixed operation</w:t>
+      </w:r>
+    </w:p>
+    <w:p>
+      <w:r>
+        <w:t>2. Inspect types</w:t>
+      </w:r>
+    </w:p>
+    <w:p>
+      <w:r>
+        <w:t>3. Apply addition</w:t>
+      </w:r>
+    </w:p>
+    <w:p>
+      <w:pPr>
+        <w:pStyle w:val="Heading3"/>
+      </w:pPr>
+      <w:r>
+        <w:t>My selected conclusion, deciding fact and explanation</w:t>
+      </w:r>
+    </w:p>
+    <w:p>
+      <w:r>
+        <w:t>________________________________________________________________</w:t>
+      </w:r>
+    </w:p>
+    <w:p>
+      <w:r>
+        <w:t>________________________________________________________________</w:t>
+      </w:r>
+    </w:p>
+    <w:p>
+      <w:r>
+        <w:t>________________________________________________________________</w:t>
+      </w:r>
+    </w:p>
+    <w:p>
+      <w:r>
+        <w:t>________________________________________________________________</w:t>
+      </w:r>
+    </w:p>
+    <w:p>
+      <w:r>
+        <w:t>________________________________________________________________</w:t>
+      </w:r>
+    </w:p>
+    <w:p>
+      <w:r>
+        <w:t>Hint if needed: Read the steps in the pictorial case. Match the supplied detail to the stage that performs or records it.</w:t>
+      </w:r>
+    </w:p>
+    <w:p>
+      <w:r>
+        <w:t>After your attempt, compare with the supported explanation: Predict a mixed operation count+tag raises TypeError rather than silently converting tag. Values carry types, not merely appearances. The plus operator performs numeric addition for these integers and concatenation for these strings; the mixed operation is invalid here.</w:t>
+      </w:r>
+    </w:p>
+    <w:p>
+      <w:pPr>
+        <w:pStyle w:val="Heading3"/>
+      </w:pPr>
+      <w:r>
+        <w:t>Practice 2: explain the deciding evidence</w:t>
+      </w:r>
+    </w:p>
+    <w:p>
+      <w:r>
+        <w:t>Changed-case practice: Change count to 10, leaving tag unchanged. Which conclusion is supported by the supplied facts?</w:t>
+      </w:r>
+    </w:p>
+    <w:p>
+      <w:r>
+        <w:t>1. This one example guarantees correct results for every future input.</w:t>
+      </w:r>
+    </w:p>
+    <w:p>
+      <w:r>
+        <w:t>2. We can decide the result without examining the changed input or the procedure.</w:t>
+      </w:r>
+    </w:p>
+    <w:p>
+      <w:r>
+        <w:t>3. The two valid outputs become 12 and 82.</w:t>
+      </w:r>
+    </w:p>
+    <w:p>
+      <w:pPr>
+        <w:pStyle w:val="Heading3"/>
+      </w:pPr>
+      <w:r>
+        <w:t>My selected conclusion, deciding fact and explanation</w:t>
+      </w:r>
+    </w:p>
+    <w:p>
+      <w:r>
+        <w:t>________________________________________________________________</w:t>
+      </w:r>
+    </w:p>
+    <w:p>
+      <w:r>
+        <w:t>________________________________________________________________</w:t>
+      </w:r>
+    </w:p>
+    <w:p>
+      <w:r>
+        <w:t>________________________________________________________________</w:t>
+      </w:r>
+    </w:p>
+    <w:p>
+      <w:r>
+        <w:t>________________________________________________________________</w:t>
+      </w:r>
+    </w:p>
+    <w:p>
+      <w:r>
+        <w:t>________________________________________________________________</w:t>
+      </w:r>
+    </w:p>
+    <w:p>
+      <w:r>
+        <w:t>Hint if needed: Use the changed condition and the deciding step in the pictorial trace. The answer must say what follows from those facts.</w:t>
+      </w:r>
+    </w:p>
+    <w:p>
+      <w:r>
+        <w:t>After your attempt, compare with the supported explanation: The two valid outputs become 12 and 82. Only the integer variable changes; the string still contains the character 8.</w:t>
+      </w:r>
+    </w:p>
+    <w:p>
+      <w:pPr>
+        <w:pStyle w:val="Heading3"/>
+      </w:pPr>
+      <w:r>
+        <w:t>Repair a missing building block</w:t>
+      </w:r>
+    </w:p>
+    <w:p>
+      <w:r>
+        <w:t>Review From a paper algorithm to Python (python-bridge/1). Goal: Translate a short paper calculation into a Python script. Short practice: Match each paper quantity to its Python name. Why does the spare count get added once, and what prints when spare is five?. Return to this week and explain what you changed.</w:t>
+      </w:r>
+    </w:p>
+    <w:p>
+      <w:pPr>
+        <w:pStyle w:val="Heading3"/>
+      </w:pPr>
+      <w:r>
+        <w:t>Predict, run and debug</w:t>
+      </w:r>
+    </w:p>
+    <w:p>
+      <w:r>
+        <w:t>The browser lab lets you edit the supported Python examples already included in this lesson. Predict first, run, inspect the actual output or error, change one input, then run again. Keep code, predictions, actual results and a reasoned revision together. On paper, label your result as a trace rather than an execution.</w:t>
+      </w:r>
+    </w:p>
+    <w:p>
+      <w:pPr>
+        <w:pStyle w:val="Heading3"/>
+      </w:pPr>
+      <w:r>
+        <w:t>Keep your completed work</w:t>
+      </w:r>
+    </w:p>
+    <w:p>
+      <w:r>
+        <w:t>Use Download completed work in the hosted lesson to export your answers, reflections, practice feedback and code-run evidence. Open the HTML copy to read or print it. Drafts stay in this browser when storage is available; clear drafts on a shared device.</w:t>
+      </w:r>
+    </w:p>
     <w:sectPr>
       <w:pgSz w:w="12240" w:h="15840"/>
       <w:pgMar w:top="936" w:right="1008" w:bottom="936" w:left="1008" w:header="720" w:footer="720" w:gutter="0"/>

--- a/downloads/student/bridge-week-02.docx
+++ b/downloads/student/bridge-week-02.docx
@@ -42,6 +42,11 @@
       </w:r>
     </w:p>
     <w:p>
+      <w:r>
+        <w:t>Start with the target: Distinguish integer, floating-point, text and Boolean values. Try the recall before opening notes.</w:t>
+      </w:r>
+    </w:p>
+    <w:p>
       <w:pPr>
         <w:pStyle w:val="Heading3"/>
       </w:pPr>
@@ -50,17 +55,59 @@
       </w:r>
     </w:p>
     <w:p>
-      <w:r>
-        <w:t>I can distinguish integer, floating-point, text and Boolean values.</w:t>
-      </w:r>
-    </w:p>
-    <w:p>
-      <w:r>
-        <w:t>I can trace reassignment without treating a name as a live formula.</w:t>
-      </w:r>
-    </w:p>
-    <w:p>
-      <w:r>
+      <w:pPr>
+        <w:spacing w:line="336" w:lineRule="auto" w:after="180"/>
+      </w:pPr>
+      <w:r>
+        <w:rPr>
+          <w:b w:val="0"/>
+        </w:rPr>
+        <w:t xml:space="preserve">I can distinguish integer, floating-point, text and Boolean </w:t>
+      </w:r>
+      <w:r>
+        <w:rPr>
+          <w:b/>
+        </w:rPr>
+        <w:t>value</w:t>
+      </w:r>
+      <w:r>
+        <w:rPr>
+          <w:b w:val="0"/>
+        </w:rPr>
+        <w:t>s.</w:t>
+      </w:r>
+    </w:p>
+    <w:p>
+      <w:pPr>
+        <w:spacing w:line="336" w:lineRule="auto" w:after="180"/>
+      </w:pPr>
+      <w:r>
+        <w:rPr>
+          <w:b w:val="0"/>
+        </w:rPr>
+        <w:t xml:space="preserve">I can trace </w:t>
+      </w:r>
+      <w:r>
+        <w:rPr>
+          <w:b/>
+        </w:rPr>
+        <w:t>reassignment</w:t>
+      </w:r>
+      <w:r>
+        <w:rPr>
+          <w:b w:val="0"/>
+        </w:rPr>
+        <w:t xml:space="preserve"> without treating a name as a live formula.</w:t>
+      </w:r>
+    </w:p>
+    <w:p>
+      <w:pPr>
+        <w:spacing w:line="336" w:lineRule="auto" w:after="180"/>
+      </w:pPr>
+      <w:r>
+        <w:rPr>
+          <w:b w:val="0"/>
+        </w:rPr>
         <w:t>I can choose a suitable representation for a count and an identifier.</w:t>
       </w:r>
     </w:p>
@@ -73,37 +120,115 @@
       </w:r>
     </w:p>
     <w:p>
-      <w:r>
+      <w:pPr>
+        <w:spacing w:line="336" w:lineRule="auto" w:after="180"/>
+      </w:pPr>
+      <w:r>
+        <w:rPr>
+          <w:b w:val="0"/>
+        </w:rPr>
         <w:t>Close your notes first. A rough first answer helps us choose the right starting point; it is not a score for your ability.</w:t>
       </w:r>
     </w:p>
     <w:p>
-      <w:r>
+      <w:pPr>
+        <w:spacing w:line="336" w:lineRule="auto" w:after="180"/>
+      </w:pPr>
+      <w:r>
+        <w:rPr>
+          <w:b w:val="0"/>
+        </w:rPr>
         <w:t>Without opening the old lesson, explain one key idea from From a paper algorithm to Python. Give an example and a mistake that the idea helps you avoid.</w:t>
       </w:r>
     </w:p>
     <w:p>
-      <w:r>
-        <w:t>After trying, check the relevant lesson or ask your teacher. Change the part of your explanation that the evidence shows was wrong.</w:t>
-      </w:r>
-    </w:p>
-    <w:p>
-      <w:r>
+      <w:pPr>
+        <w:spacing w:line="336" w:lineRule="auto" w:after="180"/>
+      </w:pPr>
+      <w:r>
+        <w:rPr>
+          <w:b w:val="0"/>
+        </w:rPr>
+        <w:t xml:space="preserve">After trying, check the relevant lesson or ask your teacher. Change the part of your explanation that the </w:t>
+      </w:r>
+      <w:r>
+        <w:rPr>
+          <w:b/>
+        </w:rPr>
+        <w:t>evidence</w:t>
+      </w:r>
+      <w:r>
+        <w:rPr>
+          <w:b w:val="0"/>
+        </w:rPr>
+        <w:t xml:space="preserve"> shows was wrong.</w:t>
+      </w:r>
+    </w:p>
+    <w:p>
+      <w:pPr>
+        <w:spacing w:line="336" w:lineRule="auto" w:after="180"/>
+      </w:pPr>
+      <w:r>
+        <w:rPr>
+          <w:b w:val="0"/>
+        </w:rPr>
         <w:t>This week you will practise:</w:t>
       </w:r>
     </w:p>
     <w:p>
-      <w:r>
-        <w:t>Distinguish integer, floating-point, text and Boolean values</w:t>
-      </w:r>
-    </w:p>
-    <w:p>
-      <w:r>
-        <w:t>Trace reassignment without treating a name as a live formula</w:t>
-      </w:r>
-    </w:p>
-    <w:p>
-      <w:r>
+      <w:pPr>
+        <w:spacing w:line="336" w:lineRule="auto" w:after="180"/>
+      </w:pPr>
+      <w:r>
+        <w:rPr>
+          <w:b w:val="0"/>
+        </w:rPr>
+        <w:t xml:space="preserve">Distinguish integer, floating-point, text and Boolean </w:t>
+      </w:r>
+      <w:r>
+        <w:rPr>
+          <w:b/>
+        </w:rPr>
+        <w:t>value</w:t>
+      </w:r>
+      <w:r>
+        <w:rPr>
+          <w:b w:val="0"/>
+        </w:rPr>
+        <w:t>s</w:t>
+      </w:r>
+    </w:p>
+    <w:p>
+      <w:pPr>
+        <w:spacing w:line="336" w:lineRule="auto" w:after="180"/>
+      </w:pPr>
+      <w:r>
+        <w:rPr>
+          <w:b w:val="0"/>
+        </w:rPr>
+        <w:t xml:space="preserve">Trace </w:t>
+      </w:r>
+      <w:r>
+        <w:rPr>
+          <w:b/>
+        </w:rPr>
+        <w:t>reassignment</w:t>
+      </w:r>
+      <w:r>
+        <w:rPr>
+          <w:b w:val="0"/>
+        </w:rPr>
+        <w:t xml:space="preserve"> without treating a name as a live formula</w:t>
+      </w:r>
+    </w:p>
+    <w:p>
+      <w:pPr>
+        <w:spacing w:line="336" w:lineRule="auto" w:after="180"/>
+      </w:pPr>
+      <w:r>
+        <w:rPr>
+          <w:b w:val="0"/>
+        </w:rPr>
         <w:t>Choose a suitable representation for a count and an identifier</w:t>
       </w:r>
     </w:p>
@@ -116,7 +241,14 @@
       </w:r>
     </w:p>
     <w:p>
-      <w:r>
+      <w:pPr>
+        <w:spacing w:line="336" w:lineRule="auto" w:after="180"/>
+        <w:shd w:fill="F5F1FB"/>
+      </w:pPr>
+      <w:r>
+        <w:rPr>
+          <w:b w:val="0"/>
+        </w:rPr>
         <w:t>What does print(total) do after total = 24?</w:t>
       </w:r>
     </w:p>
@@ -152,8 +284,50 @@
       </w:r>
     </w:p>
     <w:p>
-      <w:r>
-        <w:t>Trace values variables and types and explain the changed program before running it.</w:t>
+      <w:pPr>
+        <w:spacing w:line="336" w:lineRule="auto" w:after="180"/>
+      </w:pPr>
+      <w:r>
+        <w:rPr>
+          <w:b w:val="0"/>
+        </w:rPr>
+        <w:t xml:space="preserve">Trace </w:t>
+      </w:r>
+      <w:r>
+        <w:rPr>
+          <w:b/>
+        </w:rPr>
+        <w:t>value</w:t>
+      </w:r>
+      <w:r>
+        <w:rPr>
+          <w:b w:val="0"/>
+        </w:rPr>
+        <w:t xml:space="preserve">s </w:t>
+      </w:r>
+      <w:r>
+        <w:rPr>
+          <w:b/>
+        </w:rPr>
+        <w:t>variable</w:t>
+      </w:r>
+      <w:r>
+        <w:rPr>
+          <w:b w:val="0"/>
+        </w:rPr>
+        <w:t xml:space="preserve">s and </w:t>
+      </w:r>
+      <w:r>
+        <w:rPr>
+          <w:b/>
+        </w:rPr>
+        <w:t>type</w:t>
+      </w:r>
+      <w:r>
+        <w:rPr>
+          <w:b w:val="0"/>
+        </w:rPr>
+        <w:t>s and explain the changed program before running it.</w:t>
       </w:r>
     </w:p>
     <w:p>
@@ -166,12 +340,123 @@
     </w:p>
     <w:p>
       <w:r>
-        <w:t>A count and a shelf label can look similar while needing different operations. The integer 8 is a number; "08" is text that preserves a leading zero. You can count eight objects, but adding two shelf labels is usually meaningless. This week you will examine values, trace changes to names and explain which representation a task needs.</w:t>
-      </w:r>
-    </w:p>
-    <w:p>
-      <w:r>
-        <w:t>Use the saved Python 3 script workflow from Week 1. Make a new file values.py, predict before running and keep actual output separately. Use fictional labels only. Four useful types are int for whole numbers, float for floating-point numbers, str for text, and bool for True or False. A type describes a value, not whether its meaning is sensible for the task.</w:t>
+        <w:t>Investigate the supplied Values variables and types case. Separate observations, given facts and assumptions before choosing an explanation.</w:t>
+      </w:r>
+    </w:p>
+    <w:p>
+      <w:pPr>
+        <w:spacing w:line="336" w:lineRule="auto" w:after="180"/>
+      </w:pPr>
+      <w:r>
+        <w:rPr>
+          <w:b w:val="0"/>
+        </w:rPr>
+        <w:t>A count and a shelf label can look similar while needing different operations. The integer 8 is a number; "08" is text that preserves a leading zero.</w:t>
+      </w:r>
+    </w:p>
+    <w:p>
+      <w:pPr>
+        <w:spacing w:line="336" w:lineRule="auto" w:after="180"/>
+      </w:pPr>
+      <w:r>
+        <w:rPr>
+          <w:b w:val="0"/>
+        </w:rPr>
+        <w:t xml:space="preserve">You can count eight objects, but adding two shelf labels is usually meaningless. This week you will examine </w:t>
+      </w:r>
+      <w:r>
+        <w:rPr>
+          <w:b/>
+        </w:rPr>
+        <w:t>value</w:t>
+      </w:r>
+      <w:r>
+        <w:rPr>
+          <w:b w:val="0"/>
+        </w:rPr>
+        <w:t>s, trace changes to names and explain which representation a task needs.</w:t>
+      </w:r>
+    </w:p>
+    <w:p>
+      <w:pPr>
+        <w:spacing w:line="336" w:lineRule="auto" w:after="180"/>
+      </w:pPr>
+      <w:r>
+        <w:rPr>
+          <w:b w:val="0"/>
+        </w:rPr>
+        <w:t xml:space="preserve">Use the saved Python 3 script workflow from Week 1. Make a new file </w:t>
+      </w:r>
+      <w:r>
+        <w:rPr>
+          <w:b/>
+        </w:rPr>
+        <w:t>value</w:t>
+      </w:r>
+      <w:r>
+        <w:rPr>
+          <w:b w:val="0"/>
+        </w:rPr>
+        <w:t xml:space="preserve">s.py, predict before running and keep actual </w:t>
+      </w:r>
+      <w:r>
+        <w:rPr>
+          <w:b/>
+        </w:rPr>
+        <w:t>output</w:t>
+      </w:r>
+      <w:r>
+        <w:rPr>
+          <w:b w:val="0"/>
+        </w:rPr>
+        <w:t xml:space="preserve"> separately. Use fictional labels only.</w:t>
+      </w:r>
+    </w:p>
+    <w:p>
+      <w:pPr>
+        <w:spacing w:line="336" w:lineRule="auto" w:after="180"/>
+      </w:pPr>
+      <w:r>
+        <w:rPr>
+          <w:b w:val="0"/>
+        </w:rPr>
+        <w:t xml:space="preserve">Four useful </w:t>
+      </w:r>
+      <w:r>
+        <w:rPr>
+          <w:b/>
+        </w:rPr>
+        <w:t>type</w:t>
+      </w:r>
+      <w:r>
+        <w:rPr>
+          <w:b w:val="0"/>
+        </w:rPr>
+        <w:t xml:space="preserve">s are int for whole numbers, float for floating-point numbers, str for text, and bool for True or False. A </w:t>
+      </w:r>
+      <w:r>
+        <w:rPr>
+          <w:b/>
+        </w:rPr>
+        <w:t>type</w:t>
+      </w:r>
+      <w:r>
+        <w:rPr>
+          <w:b w:val="0"/>
+        </w:rPr>
+        <w:t xml:space="preserve"> describes a </w:t>
+      </w:r>
+      <w:r>
+        <w:rPr>
+          <w:b/>
+        </w:rPr>
+        <w:t>value</w:t>
+      </w:r>
+      <w:r>
+        <w:rPr>
+          <w:b w:val="0"/>
+        </w:rPr>
+        <w:t>, not whether its meaning is sensible for the task.</w:t>
       </w:r>
     </w:p>
     <w:p>
@@ -203,6 +488,11 @@
       </w:pPr>
       <w:r>
         <w:t>03. See how it works</w:t>
+      </w:r>
+    </w:p>
+    <w:p>
+      <w:r>
+        <w:t>Follow the mechanism for Values variables and types. Connect each labelled input, deciding step and result.</w:t>
       </w:r>
     </w:p>
     <w:tbl>
@@ -396,8 +686,55 @@
       </w:r>
     </w:p>
     <w:p>
-      <w:r>
-        <w:t>type(count) produces the type of the value bound to count. These print lines display &lt;class 'int'&gt; and &lt;class 'str'&gt;. The quotes in "08" mark text; they are not displayed by print(shelf). True and False have capital initials and no quotes. "False" is text, not a Boolean.</w:t>
+      <w:pPr>
+        <w:spacing w:line="336" w:lineRule="auto" w:after="180"/>
+      </w:pPr>
+      <w:r>
+        <w:rPr>
+          <w:b/>
+        </w:rPr>
+        <w:t>type</w:t>
+      </w:r>
+      <w:r>
+        <w:rPr>
+          <w:b w:val="0"/>
+        </w:rPr>
+        <w:t xml:space="preserve">(count) produces the </w:t>
+      </w:r>
+      <w:r>
+        <w:rPr>
+          <w:b/>
+        </w:rPr>
+        <w:t>type</w:t>
+      </w:r>
+      <w:r>
+        <w:rPr>
+          <w:b w:val="0"/>
+        </w:rPr>
+        <w:t xml:space="preserve"> of the </w:t>
+      </w:r>
+      <w:r>
+        <w:rPr>
+          <w:b/>
+        </w:rPr>
+        <w:t>value</w:t>
+      </w:r>
+      <w:r>
+        <w:rPr>
+          <w:b w:val="0"/>
+        </w:rPr>
+        <w:t xml:space="preserve"> bound to count. These print lines display &lt;class 'int'&gt; and &lt;class 'str'&gt;. The quotes in "08" mark text; they are not displayed by print(shelf).</w:t>
+      </w:r>
+    </w:p>
+    <w:p>
+      <w:pPr>
+        <w:spacing w:line="336" w:lineRule="auto" w:after="180"/>
+      </w:pPr>
+      <w:r>
+        <w:rPr>
+          <w:b w:val="0"/>
+        </w:rPr>
+        <w:t>True and False have capital initials and no quotes. "False" is text, not a Boolean.</w:t>
       </w:r>
     </w:p>
     <w:p>
@@ -409,8 +746,26 @@
       </w:r>
     </w:p>
     <w:p>
-      <w:r>
-        <w:t>Point to the input, the deciding step and the result in this week’s visual. Explain the same step in ordinary words. A picture helps when you can say what each part represents.</w:t>
+      <w:pPr>
+        <w:spacing w:line="336" w:lineRule="auto" w:after="180"/>
+      </w:pPr>
+      <w:r>
+        <w:rPr>
+          <w:b w:val="0"/>
+        </w:rPr>
+        <w:t xml:space="preserve">Point to the </w:t>
+      </w:r>
+      <w:r>
+        <w:rPr>
+          <w:b/>
+        </w:rPr>
+        <w:t>input</w:t>
+      </w:r>
+      <w:r>
+        <w:rPr>
+          <w:b w:val="0"/>
+        </w:rPr>
+        <w:t>, the deciding step and the result in this week’s visual. Explain the same step in ordinary words. A picture helps when you can say what each part represents.</w:t>
       </w:r>
     </w:p>
     <w:p>
@@ -422,6 +777,11 @@
       </w:r>
     </w:p>
     <w:p>
+      <w:r>
+        <w:t>Compare the supplied cases for Values variables and types. Identify the detail that changes the conclusion.</w:t>
+      </w:r>
+    </w:p>
+    <w:p>
       <w:pPr>
         <w:pStyle w:val="Heading3"/>
       </w:pPr>
@@ -430,8 +790,26 @@
       </w:r>
     </w:p>
     <w:p>
-      <w:r>
-        <w:t>Trace the five-line count and saved program. Record both printed outputs, then predict the result of assigning saved = count after the change. Check with a run or label a paper trace.</w:t>
+      <w:pPr>
+        <w:spacing w:line="336" w:lineRule="auto" w:after="180"/>
+      </w:pPr>
+      <w:r>
+        <w:rPr>
+          <w:b w:val="0"/>
+        </w:rPr>
+        <w:t xml:space="preserve">Trace the five-line count and saved program. Record both printed </w:t>
+      </w:r>
+      <w:r>
+        <w:rPr>
+          <w:b/>
+        </w:rPr>
+        <w:t>output</w:t>
+      </w:r>
+      <w:r>
+        <w:rPr>
+          <w:b w:val="0"/>
+        </w:rPr>
+        <w:t>s, then predict the result of assigning saved = count after the change. Check with a run or label a paper trace.</w:t>
       </w:r>
     </w:p>
     <w:p>
@@ -476,18 +854,105 @@
       </w:r>
     </w:p>
     <w:p>
-      <w:r>
+      <w:pPr>
+        <w:pStyle w:val="Heading3"/>
+      </w:pPr>
+      <w:r>
+        <w:t>Change one thing</w:t>
+      </w:r>
+    </w:p>
+    <w:p>
+      <w:pPr>
+        <w:spacing w:line="336" w:lineRule="auto" w:after="180"/>
+        <w:shd w:fill="F5F1FB"/>
+      </w:pPr>
+      <w:r>
+        <w:rPr>
+          <w:b w:val="0"/>
+        </w:rPr>
         <w:t>Change: Change count to 10, leaving tag unchanged.</w:t>
       </w:r>
     </w:p>
     <w:p>
-      <w:r>
-        <w:t>Prediction: The two valid outputs become 12 and 82.</w:t>
-      </w:r>
-    </w:p>
-    <w:p>
-      <w:r>
-        <w:t>Reason: Only the integer variable changes; the string still contains the character 8.</w:t>
+      <w:pPr>
+        <w:pStyle w:val="Heading3"/>
+      </w:pPr>
+      <w:r>
+        <w:t>Predicted result</w:t>
+      </w:r>
+    </w:p>
+    <w:p>
+      <w:pPr>
+        <w:spacing w:line="336" w:lineRule="auto" w:after="180"/>
+        <w:shd w:fill="F1F6FC"/>
+      </w:pPr>
+      <w:r>
+        <w:rPr>
+          <w:b/>
+        </w:rPr>
+        <w:t>Prediction</w:t>
+      </w:r>
+      <w:r>
+        <w:rPr>
+          <w:b w:val="0"/>
+        </w:rPr>
+        <w:t xml:space="preserve">: The two valid </w:t>
+      </w:r>
+      <w:r>
+        <w:rPr>
+          <w:b/>
+        </w:rPr>
+        <w:t>output</w:t>
+      </w:r>
+      <w:r>
+        <w:rPr>
+          <w:b w:val="0"/>
+        </w:rPr>
+        <w:t>s become 12 and 82.</w:t>
+      </w:r>
+    </w:p>
+    <w:p>
+      <w:pPr>
+        <w:pStyle w:val="Heading3"/>
+      </w:pPr>
+      <w:r>
+        <w:t>Why the result follows</w:t>
+      </w:r>
+    </w:p>
+    <w:p>
+      <w:pPr>
+        <w:spacing w:line="336" w:lineRule="auto" w:after="180"/>
+        <w:shd w:fill="F1F6FC"/>
+      </w:pPr>
+      <w:r>
+        <w:rPr>
+          <w:b w:val="0"/>
+        </w:rPr>
+        <w:t xml:space="preserve">Reason: Only the integer </w:t>
+      </w:r>
+      <w:r>
+        <w:rPr>
+          <w:b/>
+        </w:rPr>
+        <w:t>variable</w:t>
+      </w:r>
+      <w:r>
+        <w:rPr>
+          <w:b w:val="0"/>
+        </w:rPr>
+        <w:t xml:space="preserve"> changes; the </w:t>
+      </w:r>
+      <w:r>
+        <w:rPr>
+          <w:b/>
+        </w:rPr>
+        <w:t>string</w:t>
+      </w:r>
+      <w:r>
+        <w:rPr>
+          <w:b w:val="0"/>
+        </w:rPr>
+        <w:t xml:space="preserve"> still contains the character 8.</w:t>
       </w:r>
     </w:p>
     <w:p>
@@ -496,6 +961,11 @@
       </w:pPr>
       <w:r>
         <w:t>05. Words that unlock the idea</w:t>
+      </w:r>
+    </w:p>
+    <w:p>
+      <w:r>
+        <w:t>Use the vocabulary of Values variables and types to explain a concrete decision, rather than only memorising definitions.</w:t>
       </w:r>
     </w:p>
     <w:tbl>
@@ -676,6 +1146,11 @@
       </w:r>
     </w:p>
     <w:p>
+      <w:r>
+        <w:t>Follow the worked trace for Values variables and types, predict a step, then compare with its explanation.</w:t>
+      </w:r>
+    </w:p>
+    <w:p>
       <w:pPr>
         <w:pStyle w:val="Heading3"/>
       </w:pPr>
@@ -849,8 +1324,49 @@
       </w:r>
     </w:p>
     <w:p>
-      <w:r>
-        <w:t>The outputs are 10 and 8 on separate lines. saved = count uses the value available at that moment. It does not store a formula that keeps following count. count = count + 2 is valid assignment: read the old 8, calculate 10, then rebind count. It is not a claim that 8 equals 10.</w:t>
+      <w:pPr>
+        <w:spacing w:line="336" w:lineRule="auto" w:after="180"/>
+      </w:pPr>
+      <w:r>
+        <w:rPr>
+          <w:b w:val="0"/>
+        </w:rPr>
+        <w:t xml:space="preserve">The </w:t>
+      </w:r>
+      <w:r>
+        <w:rPr>
+          <w:b/>
+        </w:rPr>
+        <w:t>output</w:t>
+      </w:r>
+      <w:r>
+        <w:rPr>
+          <w:b w:val="0"/>
+        </w:rPr>
+        <w:t xml:space="preserve">s are 10 and 8 on separate lines. saved = count uses the </w:t>
+      </w:r>
+      <w:r>
+        <w:rPr>
+          <w:b/>
+        </w:rPr>
+        <w:t>value</w:t>
+      </w:r>
+      <w:r>
+        <w:rPr>
+          <w:b w:val="0"/>
+        </w:rPr>
+        <w:t xml:space="preserve"> available at that moment.</w:t>
+      </w:r>
+    </w:p>
+    <w:p>
+      <w:pPr>
+        <w:spacing w:line="336" w:lineRule="auto" w:after="180"/>
+      </w:pPr>
+      <w:r>
+        <w:rPr>
+          <w:b w:val="0"/>
+        </w:rPr>
+        <w:t>It does not store a formula that keeps following count. count = count + 2 is valid assignment: read the old 8, calculate 10, then rebind count. It is not a claim that 8 equals 10.</w:t>
       </w:r>
     </w:p>
     <w:p>
@@ -895,7 +1411,13 @@
       </w:r>
     </w:p>
     <w:p>
-      <w:r>
+      <w:pPr>
+        <w:spacing w:line="336" w:lineRule="auto" w:after="180"/>
+      </w:pPr>
+      <w:r>
+        <w:rPr>
+          <w:b w:val="0"/>
+        </w:rPr>
         <w:t>Cover the result before checking it. Say what is given, choose the procedure, and follow one step at a time. Then uncover the result and explain your first mismatch. Ask why a step is allowed, not only what number it produces.</w:t>
       </w:r>
     </w:p>
@@ -908,8 +1430,26 @@
       </w:r>
     </w:p>
     <w:p>
-      <w:r>
-        <w:t>A number and its printed-looking text. A program stores a numeric badge count and a string that looks like that count.</w:t>
+      <w:pPr>
+        <w:spacing w:line="336" w:lineRule="auto" w:after="180"/>
+      </w:pPr>
+      <w:r>
+        <w:rPr>
+          <w:b w:val="0"/>
+        </w:rPr>
+        <w:t xml:space="preserve">A number and its printed-looking text. A program stores a numeric badge count and a </w:t>
+      </w:r>
+      <w:r>
+        <w:rPr>
+          <w:b/>
+        </w:rPr>
+        <w:t>string</w:t>
+      </w:r>
+      <w:r>
+        <w:rPr>
+          <w:b w:val="0"/>
+        </w:rPr>
+        <w:t xml:space="preserve"> that looks like that count.</w:t>
       </w:r>
     </w:p>
     <w:p>
@@ -921,7 +1461,22 @@
       </w:r>
     </w:p>
     <w:p>
-      <w:r>
+      <w:pPr>
+        <w:pStyle w:val="Heading3"/>
+      </w:pPr>
+      <w:r>
+        <w:t>Supplied facts</w:t>
+      </w:r>
+    </w:p>
+    <w:p>
+      <w:pPr>
+        <w:spacing w:line="336" w:lineRule="auto" w:after="180"/>
+        <w:shd w:fill="F1F6FC"/>
+      </w:pPr>
+      <w:r>
+        <w:rPr>
+          <w:b w:val="0"/>
+        </w:rPr>
         <w:t>Python 3: count=8; tag="8"; print(count+2); print(tag+"2").</w:t>
       </w:r>
     </w:p>
@@ -1085,30 +1640,168 @@
       </w:r>
     </w:p>
     <w:p>
-      <w:r>
-        <w:t>Values carry types, not merely appearances. The plus operator performs numeric addition for these integers and concatenation for these strings; the mixed operation is invalid here.</w:t>
-      </w:r>
-    </w:p>
-    <w:p>
       <w:pPr>
         <w:pStyle w:val="Heading3"/>
       </w:pPr>
       <w:r>
+        <w:t>Why the result follows</w:t>
+      </w:r>
+    </w:p>
+    <w:p>
+      <w:pPr>
+        <w:spacing w:line="336" w:lineRule="auto" w:after="180"/>
+        <w:shd w:fill="F1F6FC"/>
+      </w:pPr>
+      <w:r>
+        <w:rPr>
+          <w:b/>
+        </w:rPr>
+        <w:t>Value</w:t>
+      </w:r>
+      <w:r>
+        <w:rPr>
+          <w:b w:val="0"/>
+        </w:rPr>
+        <w:t xml:space="preserve">s carry </w:t>
+      </w:r>
+      <w:r>
+        <w:rPr>
+          <w:b/>
+        </w:rPr>
+        <w:t>type</w:t>
+      </w:r>
+      <w:r>
+        <w:rPr>
+          <w:b w:val="0"/>
+        </w:rPr>
+        <w:t xml:space="preserve">s, not merely appearances. The plus operator performs numeric addition for these integers and concatenation for these </w:t>
+      </w:r>
+      <w:r>
+        <w:rPr>
+          <w:b/>
+        </w:rPr>
+        <w:t>string</w:t>
+      </w:r>
+      <w:r>
+        <w:rPr>
+          <w:b w:val="0"/>
+        </w:rPr>
+        <w:t>s; the mixed operation is invalid here.</w:t>
+      </w:r>
+    </w:p>
+    <w:p>
+      <w:pPr>
+        <w:pStyle w:val="Heading3"/>
+      </w:pPr>
+      <w:r>
         <w:t>What this example does not establish</w:t>
       </w:r>
     </w:p>
     <w:p>
-      <w:r>
-        <w:t>These examples use built-in integers and strings; operator behaviour depends on types and is not proof of general model reasoning.</w:t>
-      </w:r>
-    </w:p>
-    <w:p>
-      <w:r>
-        <w:t>Read the labelled picture: Predict both print outputs and explain why they differ. Does count+tag work, and what happens to each valid output after count becomes ten?</w:t>
-      </w:r>
-    </w:p>
-    <w:p>
-      <w:r>
+      <w:pPr>
+        <w:pStyle w:val="Heading3"/>
+      </w:pPr>
+      <w:r>
+        <w:t>Keep the stated limit</w:t>
+      </w:r>
+    </w:p>
+    <w:p>
+      <w:pPr>
+        <w:spacing w:line="336" w:lineRule="auto" w:after="180"/>
+        <w:shd w:fill="FFF5E6"/>
+      </w:pPr>
+      <w:r>
+        <w:rPr>
+          <w:b w:val="0"/>
+        </w:rPr>
+        <w:t xml:space="preserve">These examples use built-in integers and </w:t>
+      </w:r>
+      <w:r>
+        <w:rPr>
+          <w:b/>
+        </w:rPr>
+        <w:t>string</w:t>
+      </w:r>
+      <w:r>
+        <w:rPr>
+          <w:b w:val="0"/>
+        </w:rPr>
+        <w:t xml:space="preserve">s; operator behaviour depends on </w:t>
+      </w:r>
+      <w:r>
+        <w:rPr>
+          <w:b/>
+        </w:rPr>
+        <w:t>type</w:t>
+      </w:r>
+      <w:r>
+        <w:rPr>
+          <w:b w:val="0"/>
+        </w:rPr>
+        <w:t>s and is not proof of general model reasoning.</w:t>
+      </w:r>
+    </w:p>
+    <w:p>
+      <w:pPr>
+        <w:pStyle w:val="Heading3"/>
+      </w:pPr>
+      <w:r>
+        <w:t>Keep the stated limit</w:t>
+      </w:r>
+    </w:p>
+    <w:p>
+      <w:pPr>
+        <w:spacing w:line="336" w:lineRule="auto" w:after="180"/>
+        <w:shd w:fill="FFF5E6"/>
+      </w:pPr>
+      <w:r>
+        <w:rPr>
+          <w:b w:val="0"/>
+        </w:rPr>
+        <w:t xml:space="preserve">Read the labelled picture: Predict both print </w:t>
+      </w:r>
+      <w:r>
+        <w:rPr>
+          <w:b/>
+        </w:rPr>
+        <w:t>output</w:t>
+      </w:r>
+      <w:r>
+        <w:rPr>
+          <w:b w:val="0"/>
+        </w:rPr>
+        <w:t xml:space="preserve">s and explain why they differ. Does count+tag work, and what happens to each valid </w:t>
+      </w:r>
+      <w:r>
+        <w:rPr>
+          <w:b/>
+        </w:rPr>
+        <w:t>output</w:t>
+      </w:r>
+      <w:r>
+        <w:rPr>
+          <w:b w:val="0"/>
+        </w:rPr>
+        <w:t xml:space="preserve"> after count becomes ten?</w:t>
+      </w:r>
+    </w:p>
+    <w:p>
+      <w:pPr>
+        <w:pStyle w:val="Heading3"/>
+      </w:pPr>
+      <w:r>
+        <w:t>Keep the stated limit</w:t>
+      </w:r>
+    </w:p>
+    <w:p>
+      <w:pPr>
+        <w:spacing w:line="336" w:lineRule="auto" w:after="180"/>
+        <w:shd w:fill="FFF5E6"/>
+      </w:pPr>
+      <w:r>
+        <w:rPr>
+          <w:b w:val="0"/>
+        </w:rPr>
         <w:t>Change one thing: Change count to 10, leaving tag unchanged. Predict the result before checking the explanation. What remains the same?</w:t>
       </w:r>
     </w:p>
@@ -1118,6 +1811,11 @@
       </w:pPr>
       <w:r>
         <w:t>07. Find and repair a mistake</w:t>
+      </w:r>
+    </w:p>
+    <w:p>
+      <w:r>
+        <w:t>Find the unsupported step in the Values variables and types claim and explain a repair using the supplied evidence.</w:t>
       </w:r>
     </w:p>
     <w:p>
@@ -1134,25 +1832,146 @@
       </w:r>
     </w:p>
     <w:p>
-      <w:r>
-        <w:t>These lines display 10, 82 and 88. Number addition calculates a sum. String addition joins text; string multiplication by a whole number repeats it. Python does not infer from the digits that you wanted a number. Trying "8" + 2 instead raises TypeError because this addition mixes text and an integer.</w:t>
-      </w:r>
-    </w:p>
-    <w:p>
-      <w:r>
-        <w:t>For a supplied count, use a numeric literal such as 8. For a shelf ID, preserve text such as "08". Later weeks will parse and validate data read from files; changing a type alone will not prove that a value is valid. Use descriptive names with underscores, such as shelf_id. Names are case-sensitive: count and Count are different names.</w:t>
-      </w:r>
-    </w:p>
-    <w:p>
       <w:pPr>
         <w:pStyle w:val="Heading3"/>
       </w:pPr>
       <w:r>
+        <w:t>Check the claim against the facts</w:t>
+      </w:r>
+    </w:p>
+    <w:p>
+      <w:pPr>
+        <w:spacing w:line="336" w:lineRule="auto" w:after="180"/>
+        <w:shd w:fill="FFF5E6"/>
+      </w:pPr>
+      <w:r>
+        <w:rPr>
+          <w:b w:val="0"/>
+        </w:rPr>
+        <w:t xml:space="preserve">These lines display 10, 82 and 88. Number addition calculates a sum. </w:t>
+      </w:r>
+      <w:r>
+        <w:rPr>
+          <w:b/>
+        </w:rPr>
+        <w:t>String</w:t>
+      </w:r>
+      <w:r>
+        <w:rPr>
+          <w:b w:val="0"/>
+        </w:rPr>
+        <w:t xml:space="preserve"> addition joins text; </w:t>
+      </w:r>
+      <w:r>
+        <w:rPr>
+          <w:b/>
+        </w:rPr>
+        <w:t>string</w:t>
+      </w:r>
+      <w:r>
+        <w:rPr>
+          <w:b w:val="0"/>
+        </w:rPr>
+        <w:t xml:space="preserve"> multiplication by a whole number repeats it. Python does not infer from the digits that you wanted a number.</w:t>
+      </w:r>
+    </w:p>
+    <w:p>
+      <w:pPr>
+        <w:spacing w:line="336" w:lineRule="auto" w:after="180"/>
+        <w:shd w:fill="FFF5E6"/>
+      </w:pPr>
+      <w:r>
+        <w:rPr>
+          <w:b w:val="0"/>
+        </w:rPr>
+        <w:t xml:space="preserve">Trying "8" + 2 instead raises </w:t>
+      </w:r>
+      <w:r>
+        <w:rPr>
+          <w:b/>
+        </w:rPr>
+        <w:t>Type</w:t>
+      </w:r>
+      <w:r>
+        <w:rPr>
+          <w:b w:val="0"/>
+        </w:rPr>
+        <w:t>Error because this addition mixes text and an integer.</w:t>
+      </w:r>
+    </w:p>
+    <w:p>
+      <w:pPr>
+        <w:pStyle w:val="Heading3"/>
+      </w:pPr>
+      <w:r>
+        <w:t>Check the claim against the facts</w:t>
+      </w:r>
+    </w:p>
+    <w:p>
+      <w:pPr>
+        <w:spacing w:line="336" w:lineRule="auto" w:after="180"/>
+        <w:shd w:fill="FFF5E6"/>
+      </w:pPr>
+      <w:r>
+        <w:rPr>
+          <w:b w:val="0"/>
+        </w:rPr>
+        <w:t xml:space="preserve">For a supplied count, use a numeric literal such as 8. For a shelf ID, preserve text such as "08". Later weeks will parse and validate data read from files; changing a </w:t>
+      </w:r>
+      <w:r>
+        <w:rPr>
+          <w:b/>
+        </w:rPr>
+        <w:t>type</w:t>
+      </w:r>
+      <w:r>
+        <w:rPr>
+          <w:b w:val="0"/>
+        </w:rPr>
+        <w:t xml:space="preserve"> alone will not prove that a </w:t>
+      </w:r>
+      <w:r>
+        <w:rPr>
+          <w:b/>
+        </w:rPr>
+        <w:t>value</w:t>
+      </w:r>
+      <w:r>
+        <w:rPr>
+          <w:b w:val="0"/>
+        </w:rPr>
+        <w:t xml:space="preserve"> is valid.</w:t>
+      </w:r>
+    </w:p>
+    <w:p>
+      <w:pPr>
+        <w:spacing w:line="336" w:lineRule="auto" w:after="180"/>
+        <w:shd w:fill="FFF5E6"/>
+      </w:pPr>
+      <w:r>
+        <w:rPr>
+          <w:b w:val="0"/>
+        </w:rPr>
+        <w:t>Use descriptive names with underscores, such as shelf_id. Names are case-sensitive: count and Count are different names.</w:t>
+      </w:r>
+    </w:p>
+    <w:p>
+      <w:pPr>
+        <w:pStyle w:val="Heading3"/>
+      </w:pPr>
+      <w:r>
         <w:t>Locate the earliest unsupported step</w:t>
       </w:r>
     </w:p>
     <w:p>
-      <w:r>
+      <w:pPr>
+        <w:spacing w:line="336" w:lineRule="auto" w:after="180"/>
+        <w:shd w:fill="F5F1FB"/>
+      </w:pPr>
+      <w:r>
+        <w:rPr>
+          <w:b w:val="0"/>
+        </w:rPr>
         <w:t>Predict 6 + 3, "6" + "3" and "6" * 3. Explain what happens for "6" + 3. Which expression counts six groups of three?</w:t>
       </w:r>
     </w:p>
@@ -1204,6 +2023,17 @@
     </w:p>
     <w:p>
       <w:r>
+        <w:t>Practise Values variables and types with support, then explain the deciding step in your own words.</w:t>
+      </w:r>
+    </w:p>
+    <w:p>
+      <w:pPr>
+        <w:spacing w:line="336" w:lineRule="auto" w:after="180"/>
+      </w:pPr>
+      <w:r>
+        <w:rPr>
+          <w:b w:val="0"/>
+        </w:rPr>
         <w:t>Classify 12, 1.5, "12", False and "False". Explain why the last two are different.</w:t>
       </w:r>
     </w:p>
@@ -1277,8 +2107,62 @@
       </w:r>
     </w:p>
     <w:p>
-      <w:r>
-        <w:t>Use workbook W2 for the connected example “Values variables and types”. First fill the input and rule boxes. Try the middle steps before asking for a hint. After a hint, try the next step yourself.</w:t>
+      <w:pPr>
+        <w:spacing w:line="336" w:lineRule="auto" w:after="180"/>
+      </w:pPr>
+      <w:r>
+        <w:rPr>
+          <w:b w:val="0"/>
+        </w:rPr>
+        <w:t>Use workbook W2 for the connected example “</w:t>
+      </w:r>
+      <w:r>
+        <w:rPr>
+          <w:b/>
+        </w:rPr>
+        <w:t>Value</w:t>
+      </w:r>
+      <w:r>
+        <w:rPr>
+          <w:b w:val="0"/>
+        </w:rPr>
+        <w:t xml:space="preserve">s </w:t>
+      </w:r>
+      <w:r>
+        <w:rPr>
+          <w:b/>
+        </w:rPr>
+        <w:t>variable</w:t>
+      </w:r>
+      <w:r>
+        <w:rPr>
+          <w:b w:val="0"/>
+        </w:rPr>
+        <w:t xml:space="preserve">s and </w:t>
+      </w:r>
+      <w:r>
+        <w:rPr>
+          <w:b/>
+        </w:rPr>
+        <w:t>type</w:t>
+      </w:r>
+      <w:r>
+        <w:rPr>
+          <w:b w:val="0"/>
+        </w:rPr>
+        <w:t xml:space="preserve">s”. First fill the </w:t>
+      </w:r>
+      <w:r>
+        <w:rPr>
+          <w:b/>
+        </w:rPr>
+        <w:t>input</w:t>
+      </w:r>
+      <w:r>
+        <w:rPr>
+          <w:b w:val="0"/>
+        </w:rPr>
+        <w:t xml:space="preserve"> and rule boxes. Try the middle steps before asking for a hint. After a hint, try the next step yourself.</w:t>
       </w:r>
     </w:p>
     <w:tbl>
@@ -1361,7 +2245,13 @@
       </w:tr>
     </w:tbl>
     <w:p>
-      <w:r>
+      <w:pPr>
+        <w:spacing w:line="336" w:lineRule="auto" w:after="180"/>
+      </w:pPr>
+      <w:r>
+        <w:rPr>
+          <w:b w:val="0"/>
+        </w:rPr>
         <w:t>Explain your trace to a partner. Your partner points to one step to check. Swap roles on the next case. Each person writes their own explanation.</w:t>
       </w:r>
     </w:p>
@@ -1374,12 +2264,71 @@
       </w:r>
     </w:p>
     <w:p>
-      <w:r>
-        <w:t>Use the worked case for Values variables and types. Proposed explanation: “Digits always mean a number”. Decide whether this explanation is supported. Point to the step or supplied fact that decides; explain your repair if needed.</w:t>
-      </w:r>
-    </w:p>
-    <w:p>
-      <w:r>
+      <w:pPr>
+        <w:spacing w:line="336" w:lineRule="auto" w:after="180"/>
+      </w:pPr>
+      <w:r>
+        <w:rPr>
+          <w:b w:val="0"/>
+        </w:rPr>
+        <w:t xml:space="preserve">Use the worked case for </w:t>
+      </w:r>
+      <w:r>
+        <w:rPr>
+          <w:b/>
+        </w:rPr>
+        <w:t>Value</w:t>
+      </w:r>
+      <w:r>
+        <w:rPr>
+          <w:b w:val="0"/>
+        </w:rPr>
+        <w:t xml:space="preserve">s </w:t>
+      </w:r>
+      <w:r>
+        <w:rPr>
+          <w:b/>
+        </w:rPr>
+        <w:t>variable</w:t>
+      </w:r>
+      <w:r>
+        <w:rPr>
+          <w:b w:val="0"/>
+        </w:rPr>
+        <w:t xml:space="preserve">s and </w:t>
+      </w:r>
+      <w:r>
+        <w:rPr>
+          <w:b/>
+        </w:rPr>
+        <w:t>type</w:t>
+      </w:r>
+      <w:r>
+        <w:rPr>
+          <w:b w:val="0"/>
+        </w:rPr>
+        <w:t>s. Proposed explanation: “Digits always mean a number”. Decide whether this explanation is supported.</w:t>
+      </w:r>
+    </w:p>
+    <w:p>
+      <w:pPr>
+        <w:spacing w:line="336" w:lineRule="auto" w:after="180"/>
+      </w:pPr>
+      <w:r>
+        <w:rPr>
+          <w:b w:val="0"/>
+        </w:rPr>
+        <w:t>Point to the step or supplied fact that decides; explain your repair if needed.</w:t>
+      </w:r>
+    </w:p>
+    <w:p>
+      <w:pPr>
+        <w:spacing w:line="336" w:lineRule="auto" w:after="180"/>
+      </w:pPr>
+      <w:r>
+        <w:rPr>
+          <w:b w:val="0"/>
+        </w:rPr>
         <w:t>Answer on your own before discussion. If you are unsure, say which step you need help with.</w:t>
       </w:r>
     </w:p>
@@ -1392,8 +2341,39 @@
       </w:r>
     </w:p>
     <w:p>
-      <w:r>
-        <w:t>Predict both print outputs and explain why they differ. Does count+tag work, and what happens to each valid output after count becomes ten?</w:t>
+      <w:pPr>
+        <w:spacing w:line="336" w:lineRule="auto" w:after="180"/>
+        <w:shd w:fill="F5F1FB"/>
+      </w:pPr>
+      <w:r>
+        <w:rPr>
+          <w:b w:val="0"/>
+        </w:rPr>
+        <w:t xml:space="preserve">Predict both print </w:t>
+      </w:r>
+      <w:r>
+        <w:rPr>
+          <w:b/>
+        </w:rPr>
+        <w:t>output</w:t>
+      </w:r>
+      <w:r>
+        <w:rPr>
+          <w:b w:val="0"/>
+        </w:rPr>
+        <w:t xml:space="preserve">s and explain why they differ. Does count+tag work, and what happens to each valid </w:t>
+      </w:r>
+      <w:r>
+        <w:rPr>
+          <w:b/>
+        </w:rPr>
+        <w:t>output</w:t>
+      </w:r>
+      <w:r>
+        <w:rPr>
+          <w:b w:val="0"/>
+        </w:rPr>
+        <w:t xml:space="preserve"> after count becomes ten?</w:t>
       </w:r>
     </w:p>
     <w:p>
@@ -1425,7 +2405,13 @@
       </w:r>
     </w:p>
     <w:p>
-      <w:r>
+      <w:pPr>
+        <w:spacing w:line="336" w:lineRule="auto" w:after="180"/>
+      </w:pPr>
+      <w:r>
+        <w:rPr>
+          <w:b w:val="0"/>
+        </w:rPr>
         <w:t>This is supported practice. Keep the separately named independent case for an attempt before feedback.</w:t>
       </w:r>
     </w:p>
@@ -1438,6 +2424,11 @@
       </w:r>
     </w:p>
     <w:p>
+      <w:r>
+        <w:t>Investigate Values variables and types. Record the prediction, actual observation or labelled paper trace, explanation and next test separately.</w:t>
+      </w:r>
+    </w:p>
+    <w:p>
       <w:pPr>
         <w:pStyle w:val="Heading3"/>
       </w:pPr>
@@ -1446,8 +2437,26 @@
       </w:r>
     </w:p>
     <w:p>
-      <w:r>
-        <w:t>Trace the five-line count and saved program. Record both printed outputs, then predict the result of assigning saved = count after the change. Check with a run or label a paper trace.</w:t>
+      <w:pPr>
+        <w:spacing w:line="336" w:lineRule="auto" w:after="180"/>
+      </w:pPr>
+      <w:r>
+        <w:rPr>
+          <w:b w:val="0"/>
+        </w:rPr>
+        <w:t xml:space="preserve">Trace the five-line count and saved program. Record both printed </w:t>
+      </w:r>
+      <w:r>
+        <w:rPr>
+          <w:b/>
+        </w:rPr>
+        <w:t>output</w:t>
+      </w:r>
+      <w:r>
+        <w:rPr>
+          <w:b w:val="0"/>
+        </w:rPr>
+        <w:t>s, then predict the result of assigning saved = count after the change. Check with a run or label a paper trace.</w:t>
       </w:r>
     </w:p>
     <w:p>
@@ -1632,7 +2641,13 @@
       </w:tr>
     </w:tbl>
     <w:p>
-      <w:r>
+      <w:pPr>
+        <w:spacing w:line="336" w:lineRule="auto" w:after="180"/>
+      </w:pPr>
+      <w:r>
+        <w:rPr>
+          <w:b w:val="0"/>
+        </w:rPr>
         <w:t>On paper, trace the supplied procedure. If code is provided, predict before running it in a local practice file. Never write an expected answer as though it were an observed run.</w:t>
       </w:r>
     </w:p>
@@ -1645,7 +2660,13 @@
       </w:r>
     </w:p>
     <w:p>
-      <w:r>
+      <w:pPr>
+        <w:spacing w:line="336" w:lineRule="auto" w:after="180"/>
+      </w:pPr>
+      <w:r>
+        <w:rPr>
+          <w:b w:val="0"/>
+        </w:rPr>
         <w:t>Before trying: what do I expect, and why? While trying: which step could first go wrong? Afterwards: what did I actually observe, and what should change? Keep “not run” if you only traced the procedure.</w:t>
       </w:r>
     </w:p>
@@ -1658,6 +2679,11 @@
       </w:r>
     </w:p>
     <w:p>
+      <w:r>
+        <w:t>Move from recall to tracing, diagnosis and transfer in Values variables and types. Explain why each step is justified.</w:t>
+      </w:r>
+    </w:p>
+    <w:p>
       <w:pPr>
         <w:pStyle w:val="Heading3"/>
       </w:pPr>
@@ -1666,18 +2692,73 @@
       </w:r>
     </w:p>
     <w:p>
-      <w:r>
+      <w:pPr>
+        <w:spacing w:line="336" w:lineRule="auto" w:after="180"/>
+      </w:pPr>
+      <w:r>
+        <w:rPr>
+          <w:b w:val="0"/>
+        </w:rPr>
         <w:t>Classify 12, 1.5, "12", False and "False". Explain why the last two are different.</w:t>
       </w:r>
     </w:p>
     <w:p>
-      <w:r>
+      <w:pPr>
+        <w:spacing w:line="336" w:lineRule="auto" w:after="180"/>
+        <w:shd w:fill="F5F1FB"/>
+      </w:pPr>
+      <w:r>
+        <w:rPr>
+          <w:b w:val="0"/>
+        </w:rPr>
         <w:t>Predict 6 + 3, "6" + "3" and "6" * 3. Explain what happens for "6" + 3. Which expression counts six groups of three?</w:t>
       </w:r>
     </w:p>
     <w:p>
-      <w:r>
-        <w:t>Give a suitable type for a counter count, a length of 2.5 metres, a shelf ID with a leading zero, and a yes-or-no availability flag. Give a count value with the right type that should still be rejected.</w:t>
+      <w:pPr>
+        <w:spacing w:line="336" w:lineRule="auto" w:after="180"/>
+      </w:pPr>
+      <w:r>
+        <w:rPr>
+          <w:b w:val="0"/>
+        </w:rPr>
+        <w:t xml:space="preserve">Give a suitable </w:t>
+      </w:r>
+      <w:r>
+        <w:rPr>
+          <w:b/>
+        </w:rPr>
+        <w:t>type</w:t>
+      </w:r>
+      <w:r>
+        <w:rPr>
+          <w:b w:val="0"/>
+        </w:rPr>
+        <w:t xml:space="preserve"> for a counter count, a length of 2.5 metres, a shelf ID with a leading zero, and a yes-or-no availability flag. Give a count </w:t>
+      </w:r>
+      <w:r>
+        <w:rPr>
+          <w:b/>
+        </w:rPr>
+        <w:t>value</w:t>
+      </w:r>
+      <w:r>
+        <w:rPr>
+          <w:b w:val="0"/>
+        </w:rPr>
+        <w:t xml:space="preserve"> with the right </w:t>
+      </w:r>
+      <w:r>
+        <w:rPr>
+          <w:b/>
+        </w:rPr>
+        <w:t>type</w:t>
+      </w:r>
+      <w:r>
+        <w:rPr>
+          <w:b w:val="0"/>
+        </w:rPr>
+        <w:t xml:space="preserve"> that should still be rejected.</w:t>
       </w:r>
     </w:p>
     <w:p>
@@ -1723,7 +2804,113 @@
     </w:p>
     <w:p>
       <w:r>
-        <w:t>Add a labelled values variables and types evidence sheet to Python readiness portfolio. Show how you can distinguish integer, floating-point, text and boolean values. Use the supplied fictional case and keep its inputs, intermediate steps, calculation or prediction, and limitation. Connect this record to last week’s record; a matching answer without a trace is insufficient.</w:t>
+        <w:t>Apply this week’s idea to Python readiness portfolio. Keep an annotated decision and the evidence supporting it.</w:t>
+      </w:r>
+    </w:p>
+    <w:p>
+      <w:pPr>
+        <w:spacing w:line="336" w:lineRule="auto" w:after="180"/>
+      </w:pPr>
+      <w:r>
+        <w:rPr>
+          <w:b w:val="0"/>
+        </w:rPr>
+        <w:t xml:space="preserve">Add a labelled </w:t>
+      </w:r>
+      <w:r>
+        <w:rPr>
+          <w:b/>
+        </w:rPr>
+        <w:t>value</w:t>
+      </w:r>
+      <w:r>
+        <w:rPr>
+          <w:b w:val="0"/>
+        </w:rPr>
+        <w:t xml:space="preserve">s </w:t>
+      </w:r>
+      <w:r>
+        <w:rPr>
+          <w:b/>
+        </w:rPr>
+        <w:t>variable</w:t>
+      </w:r>
+      <w:r>
+        <w:rPr>
+          <w:b w:val="0"/>
+        </w:rPr>
+        <w:t xml:space="preserve">s and </w:t>
+      </w:r>
+      <w:r>
+        <w:rPr>
+          <w:b/>
+        </w:rPr>
+        <w:t>type</w:t>
+      </w:r>
+      <w:r>
+        <w:rPr>
+          <w:b w:val="0"/>
+        </w:rPr>
+        <w:t xml:space="preserve">s </w:t>
+      </w:r>
+      <w:r>
+        <w:rPr>
+          <w:b/>
+        </w:rPr>
+        <w:t>evidence</w:t>
+      </w:r>
+      <w:r>
+        <w:rPr>
+          <w:b w:val="0"/>
+        </w:rPr>
+        <w:t xml:space="preserve"> sheet to Python readiness portfolio. Show how you can distinguish integer, floating-point, text and boolean </w:t>
+      </w:r>
+      <w:r>
+        <w:rPr>
+          <w:b/>
+        </w:rPr>
+        <w:t>value</w:t>
+      </w:r>
+      <w:r>
+        <w:rPr>
+          <w:b w:val="0"/>
+        </w:rPr>
+        <w:t>s.</w:t>
+      </w:r>
+    </w:p>
+    <w:p>
+      <w:pPr>
+        <w:spacing w:line="336" w:lineRule="auto" w:after="180"/>
+      </w:pPr>
+      <w:r>
+        <w:rPr>
+          <w:b w:val="0"/>
+        </w:rPr>
+        <w:t xml:space="preserve">Use the supplied fictional case and keep its </w:t>
+      </w:r>
+      <w:r>
+        <w:rPr>
+          <w:b/>
+        </w:rPr>
+        <w:t>input</w:t>
+      </w:r>
+      <w:r>
+        <w:rPr>
+          <w:b w:val="0"/>
+        </w:rPr>
+        <w:t xml:space="preserve">s, intermediate steps, calculation or </w:t>
+      </w:r>
+      <w:r>
+        <w:rPr>
+          <w:b/>
+        </w:rPr>
+        <w:t>prediction</w:t>
+      </w:r>
+      <w:r>
+        <w:rPr>
+          <w:b w:val="0"/>
+        </w:rPr>
+        <w:t>, and limitation. Connect this record to last week’s record; a matching answer without a trace is insufficient.</w:t>
       </w:r>
     </w:p>
     <w:tbl>
@@ -1851,8 +3038,50 @@
       </w:r>
     </w:p>
     <w:p>
-      <w:r>
-        <w:t>For Python readiness before the Responsible Plant Classifier, retain a trace of the values, the predicted outputs and the changed-case explanation. Use actual Python 3 results to check the prediction after reasoning first.</w:t>
+      <w:pPr>
+        <w:spacing w:line="336" w:lineRule="auto" w:after="180"/>
+      </w:pPr>
+      <w:r>
+        <w:rPr>
+          <w:b w:val="0"/>
+        </w:rPr>
+        <w:t xml:space="preserve">For Python readiness before the Responsible Plant Classifier, retain a trace of the </w:t>
+      </w:r>
+      <w:r>
+        <w:rPr>
+          <w:b/>
+        </w:rPr>
+        <w:t>value</w:t>
+      </w:r>
+      <w:r>
+        <w:rPr>
+          <w:b w:val="0"/>
+        </w:rPr>
+        <w:t xml:space="preserve">s, the predicted </w:t>
+      </w:r>
+      <w:r>
+        <w:rPr>
+          <w:b/>
+        </w:rPr>
+        <w:t>output</w:t>
+      </w:r>
+      <w:r>
+        <w:rPr>
+          <w:b w:val="0"/>
+        </w:rPr>
+        <w:t xml:space="preserve">s and the changed-case explanation. Use actual Python 3 results to check the </w:t>
+      </w:r>
+      <w:r>
+        <w:rPr>
+          <w:b/>
+        </w:rPr>
+        <w:t>prediction</w:t>
+      </w:r>
+      <w:r>
+        <w:rPr>
+          <w:b w:val="0"/>
+        </w:rPr>
+        <w:t xml:space="preserve"> after reasoning first.</w:t>
       </w:r>
     </w:p>
     <w:p>
@@ -1865,7 +3094,77 @@
     </w:p>
     <w:p>
       <w:r>
-        <w:t>A negative int is still an integer, but it may be invalid as a count of objects. A correctly typed label can still name the wrong shelf. Keep the task’s meaning separate from the value’s Python type. Week 3 uses arithmetic expressions and grouping to calculate with known numeric values.</w:t>
+        <w:t>Use a genuinely new case for independent evidence. Previously discussed examples remain practice; use the separately named independent case before feedback.</w:t>
+      </w:r>
+    </w:p>
+    <w:p>
+      <w:pPr>
+        <w:spacing w:line="336" w:lineRule="auto" w:after="180"/>
+      </w:pPr>
+      <w:r>
+        <w:rPr>
+          <w:b w:val="0"/>
+        </w:rPr>
+        <w:t xml:space="preserve">A negative int is still an integer, but it may be invalid as a count of objects. A correctly </w:t>
+      </w:r>
+      <w:r>
+        <w:rPr>
+          <w:b/>
+        </w:rPr>
+        <w:t>type</w:t>
+      </w:r>
+      <w:r>
+        <w:rPr>
+          <w:b w:val="0"/>
+        </w:rPr>
+        <w:t xml:space="preserve">d label can still name the wrong shelf. Keep the task’s meaning separate from the </w:t>
+      </w:r>
+      <w:r>
+        <w:rPr>
+          <w:b/>
+        </w:rPr>
+        <w:t>value</w:t>
+      </w:r>
+      <w:r>
+        <w:rPr>
+          <w:b w:val="0"/>
+        </w:rPr>
+        <w:t xml:space="preserve">’s Python </w:t>
+      </w:r>
+      <w:r>
+        <w:rPr>
+          <w:b/>
+        </w:rPr>
+        <w:t>type</w:t>
+      </w:r>
+      <w:r>
+        <w:rPr>
+          <w:b w:val="0"/>
+        </w:rPr>
+        <w:t>.</w:t>
+      </w:r>
+    </w:p>
+    <w:p>
+      <w:pPr>
+        <w:spacing w:line="336" w:lineRule="auto" w:after="180"/>
+      </w:pPr>
+      <w:r>
+        <w:rPr>
+          <w:b w:val="0"/>
+        </w:rPr>
+        <w:t xml:space="preserve">Week 3 uses arithmetic expressions and grouping to calculate with known numeric </w:t>
+      </w:r>
+      <w:r>
+        <w:rPr>
+          <w:b/>
+        </w:rPr>
+        <w:t>value</w:t>
+      </w:r>
+      <w:r>
+        <w:rPr>
+          <w:b w:val="0"/>
+        </w:rPr>
+        <w:t>s.</w:t>
       </w:r>
     </w:p>
     <w:p>
@@ -1902,8 +3201,50 @@
       </w:r>
     </w:p>
     <w:p>
-      <w:r>
-        <w:t>Give a suitable type for a counter count, a length of 2.5 metres, a shelf ID with a leading zero, and a yes-or-no availability flag. Give a count value with the right type that should still be rejected.</w:t>
+      <w:pPr>
+        <w:spacing w:line="336" w:lineRule="auto" w:after="180"/>
+      </w:pPr>
+      <w:r>
+        <w:rPr>
+          <w:b w:val="0"/>
+        </w:rPr>
+        <w:t xml:space="preserve">Give a suitable </w:t>
+      </w:r>
+      <w:r>
+        <w:rPr>
+          <w:b/>
+        </w:rPr>
+        <w:t>type</w:t>
+      </w:r>
+      <w:r>
+        <w:rPr>
+          <w:b w:val="0"/>
+        </w:rPr>
+        <w:t xml:space="preserve"> for a counter count, a length of 2.5 metres, a shelf ID with a leading zero, and a yes-or-no availability flag. Give a count </w:t>
+      </w:r>
+      <w:r>
+        <w:rPr>
+          <w:b/>
+        </w:rPr>
+        <w:t>value</w:t>
+      </w:r>
+      <w:r>
+        <w:rPr>
+          <w:b w:val="0"/>
+        </w:rPr>
+        <w:t xml:space="preserve"> with the right </w:t>
+      </w:r>
+      <w:r>
+        <w:rPr>
+          <w:b/>
+        </w:rPr>
+        <w:t>type</w:t>
+      </w:r>
+      <w:r>
+        <w:rPr>
+          <w:b w:val="0"/>
+        </w:rPr>
+        <w:t xml:space="preserve"> that should still be rejected.</w:t>
       </w:r>
     </w:p>
     <w:p>
@@ -1940,6 +3281,11 @@
       </w:pPr>
       <w:r>
         <w:t>13. Study a complete case</w:t>
+      </w:r>
+    </w:p>
+    <w:p>
+      <w:r>
+        <w:t>Revisit the complete Values variables and types case for supported practice. Repeated examples do not become fresh assessments.</w:t>
       </w:r>
     </w:p>
     <w:p>
@@ -2107,8 +3453,26 @@
       </w:r>
     </w:p>
     <w:p>
-      <w:r>
-        <w:t>Follow the input through the stated procedure to its result. Cover the result first, predict it, then explain every intermediate step. The text/table accompanies the figure so the example can be read without colour.</w:t>
+      <w:pPr>
+        <w:spacing w:line="336" w:lineRule="auto" w:after="180"/>
+      </w:pPr>
+      <w:r>
+        <w:rPr>
+          <w:b w:val="0"/>
+        </w:rPr>
+        <w:t xml:space="preserve">Follow the </w:t>
+      </w:r>
+      <w:r>
+        <w:rPr>
+          <w:b/>
+        </w:rPr>
+        <w:t>input</w:t>
+      </w:r>
+      <w:r>
+        <w:rPr>
+          <w:b w:val="0"/>
+        </w:rPr>
+        <w:t xml:space="preserve"> through the stated procedure to its result. Cover the result first, predict it, then explain every intermediate step. The text/table accompanies the figure so the example can be read without colour.</w:t>
       </w:r>
     </w:p>
     <w:p>
@@ -2158,6 +3522,11 @@
       </w:r>
     </w:p>
     <w:p>
+      <w:r>
+        <w:t>Attempt the reserved new case before feedback. Record support; the earlier examples below remain additional practice.</w:t>
+      </w:r>
+    </w:p>
+    <w:p>
       <w:pPr>
         <w:pStyle w:val="Heading3"/>
       </w:pPr>
@@ -2166,8 +3535,26 @@
       </w:r>
     </w:p>
     <w:p>
-      <w:r>
-        <w:t>Predict both output lines and explain why estimate stays unchanged when count is reassigned. Repeat the trace with initial count=0. Explain why note is text even though its printed characters look like a number.</w:t>
+      <w:pPr>
+        <w:spacing w:line="336" w:lineRule="auto" w:after="180"/>
+      </w:pPr>
+      <w:r>
+        <w:rPr>
+          <w:b w:val="0"/>
+        </w:rPr>
+        <w:t xml:space="preserve">Predict both </w:t>
+      </w:r>
+      <w:r>
+        <w:rPr>
+          <w:b/>
+        </w:rPr>
+        <w:t>output</w:t>
+      </w:r>
+      <w:r>
+        <w:rPr>
+          <w:b w:val="0"/>
+        </w:rPr>
+        <w:t xml:space="preserve"> lines and explain why estimate stays unchanged when count is reassigned. Repeat the trace with initial count=0. Explain why note is text even though its printed characters look like a number.</w:t>
       </w:r>
     </w:p>
     <w:p>
@@ -2236,7 +3623,13 @@
       </w:r>
     </w:p>
     <w:p>
-      <w:r>
+      <w:pPr>
+        <w:spacing w:line="336" w:lineRule="auto" w:after="180"/>
+      </w:pPr>
+      <w:r>
+        <w:rPr>
+          <w:b w:val="0"/>
+        </w:rPr>
         <w:t>Attempt this case before feedback. Record any help. Earlier examples below are further practice; a case already practised with feedback cannot establish fresh transfer.</w:t>
       </w:r>
     </w:p>
@@ -2249,8 +3642,49 @@
       </w:r>
     </w:p>
     <w:p>
-      <w:r>
-        <w:t>A fresh script runs seats = 12; booked = seats; seats = seats - 5; print(seats); print(booked), with each statement on a separate line. Predict both outputs. Then add booked = seats + 1 and print(booked). Explain the evaluation order and choose a type for a seat label "07".</w:t>
+      <w:pPr>
+        <w:spacing w:line="336" w:lineRule="auto" w:after="180"/>
+      </w:pPr>
+      <w:r>
+        <w:rPr>
+          <w:b w:val="0"/>
+        </w:rPr>
+        <w:t xml:space="preserve">A fresh script runs seats = 12; booked = seats; seats = seats - 5; print(seats); print(booked), with each statement on a separate line. Predict both </w:t>
+      </w:r>
+      <w:r>
+        <w:rPr>
+          <w:b/>
+        </w:rPr>
+        <w:t>output</w:t>
+      </w:r>
+      <w:r>
+        <w:rPr>
+          <w:b w:val="0"/>
+        </w:rPr>
+        <w:t>s. Then add booked = seats + 1 and print(booked).</w:t>
+      </w:r>
+    </w:p>
+    <w:p>
+      <w:pPr>
+        <w:spacing w:line="336" w:lineRule="auto" w:after="180"/>
+      </w:pPr>
+      <w:r>
+        <w:rPr>
+          <w:b w:val="0"/>
+        </w:rPr>
+        <w:t xml:space="preserve">Explain the evaluation order and choose a </w:t>
+      </w:r>
+      <w:r>
+        <w:rPr>
+          <w:b/>
+        </w:rPr>
+        <w:t>type</w:t>
+      </w:r>
+      <w:r>
+        <w:rPr>
+          <w:b w:val="0"/>
+        </w:rPr>
+        <w:t xml:space="preserve"> for a seat label "07".</w:t>
       </w:r>
     </w:p>
     <w:p>
@@ -2302,7 +3736,13 @@
       </w:r>
     </w:p>
     <w:p>
-      <w:r>
+      <w:pPr>
+        <w:spacing w:line="336" w:lineRule="auto" w:after="180"/>
+      </w:pPr>
+      <w:r>
+        <w:rPr>
+          <w:b w:val="0"/>
+        </w:rPr>
         <w:t>Record support used: none, hint or teacher explanation. After feedback, a different case is needed to demonstrate independence.</w:t>
       </w:r>
     </w:p>
@@ -2315,8 +3755,25 @@
       </w:r>
     </w:p>
     <w:p>
-      <w:r>
-        <w:t>Attempt the independent case before hints. Record whether you worked alone, used a hint or followed a model. After feedback, fix the first unsupported step and explain why it changed. A later check uses a changed case, not a copied answer.</w:t>
+      <w:pPr>
+        <w:spacing w:line="336" w:lineRule="auto" w:after="180"/>
+      </w:pPr>
+      <w:r>
+        <w:rPr>
+          <w:b w:val="0"/>
+        </w:rPr>
+        <w:t>Attempt the independent case before hints. Record whether you worked alone, used a hint or followed a model. After feedback, fix the first unsupported step and explain why it changed.</w:t>
+      </w:r>
+    </w:p>
+    <w:p>
+      <w:pPr>
+        <w:spacing w:line="336" w:lineRule="auto" w:after="180"/>
+      </w:pPr>
+      <w:r>
+        <w:rPr>
+          <w:b w:val="0"/>
+        </w:rPr>
+        <w:t>A later check uses a changed case, not a copied answer.</w:t>
       </w:r>
     </w:p>
     <w:p>
@@ -2329,7 +3786,30 @@
     </w:p>
     <w:p>
       <w:r>
-        <w:t>Start with this question: A number and its printed-looking text. A program stores a numeric badge count and a string that looks like that count.</w:t>
+        <w:t>Use this map to navigate Values variables and types, connect the goals to tasks and keep one evidence record for each attempt.</w:t>
+      </w:r>
+    </w:p>
+    <w:p>
+      <w:pPr>
+        <w:spacing w:line="336" w:lineRule="auto" w:after="180"/>
+      </w:pPr>
+      <w:r>
+        <w:rPr>
+          <w:b w:val="0"/>
+        </w:rPr>
+        <w:t xml:space="preserve">Start with this question: A number and its printed-looking text. A program stores a numeric badge count and a </w:t>
+      </w:r>
+      <w:r>
+        <w:rPr>
+          <w:b/>
+        </w:rPr>
+        <w:t>string</w:t>
+      </w:r>
+      <w:r>
+        <w:rPr>
+          <w:b w:val="0"/>
+        </w:rPr>
+        <w:t xml:space="preserve"> that looks like that count.</w:t>
       </w:r>
     </w:p>
     <w:tbl>
@@ -2435,13 +3915,61 @@
       </w:tr>
     </w:tbl>
     <w:p>
-      <w:r>
-        <w:t>Remember → watch and explain → try with help → investigate → try independently → keep project evidence. Your teacher may spread this lesson across several classes.</w:t>
-      </w:r>
-    </w:p>
-    <w:p>
-      <w:r>
-        <w:t>Keep your first prediction. Compare it with what the evidence shows and explain any change.</w:t>
+      <w:pPr>
+        <w:spacing w:line="336" w:lineRule="auto" w:after="180"/>
+      </w:pPr>
+      <w:r>
+        <w:rPr>
+          <w:b w:val="0"/>
+        </w:rPr>
+        <w:t xml:space="preserve">Remember → watch and explain → try with help → investigate → try independently → keep project </w:t>
+      </w:r>
+      <w:r>
+        <w:rPr>
+          <w:b/>
+        </w:rPr>
+        <w:t>evidence</w:t>
+      </w:r>
+      <w:r>
+        <w:rPr>
+          <w:b w:val="0"/>
+        </w:rPr>
+        <w:t>. Your teacher may spread this lesson across several classes.</w:t>
+      </w:r>
+    </w:p>
+    <w:p>
+      <w:pPr>
+        <w:spacing w:line="336" w:lineRule="auto" w:after="180"/>
+      </w:pPr>
+      <w:r>
+        <w:rPr>
+          <w:b w:val="0"/>
+        </w:rPr>
+        <w:t xml:space="preserve">Keep your first </w:t>
+      </w:r>
+      <w:r>
+        <w:rPr>
+          <w:b/>
+        </w:rPr>
+        <w:t>prediction</w:t>
+      </w:r>
+      <w:r>
+        <w:rPr>
+          <w:b w:val="0"/>
+        </w:rPr>
+        <w:t xml:space="preserve">. Compare it with what the </w:t>
+      </w:r>
+      <w:r>
+        <w:rPr>
+          <w:b/>
+        </w:rPr>
+        <w:t>evidence</w:t>
+      </w:r>
+      <w:r>
+        <w:rPr>
+          <w:b w:val="0"/>
+        </w:rPr>
+        <w:t xml:space="preserve"> shows and explain any change.</w:t>
       </w:r>
     </w:p>
     <w:p>
@@ -2454,7 +3982,30 @@
     </w:p>
     <w:p>
       <w:r>
-        <w:t>Close your notes. Explain this goal in your own words: Distinguish integer, floating-point, text and Boolean values</w:t>
+        <w:t>Explain Values variables and types without notes, identify a remaining question and plan a later check with a changed case.</w:t>
+      </w:r>
+    </w:p>
+    <w:p>
+      <w:pPr>
+        <w:spacing w:line="336" w:lineRule="auto" w:after="180"/>
+      </w:pPr>
+      <w:r>
+        <w:rPr>
+          <w:b w:val="0"/>
+        </w:rPr>
+        <w:t xml:space="preserve">Close your notes. Explain this goal in your own words: Distinguish integer, floating-point, text and Boolean </w:t>
+      </w:r>
+      <w:r>
+        <w:rPr>
+          <w:b/>
+        </w:rPr>
+        <w:t>value</w:t>
+      </w:r>
+      <w:r>
+        <w:rPr>
+          <w:b w:val="0"/>
+        </w:rPr>
+        <w:t>s</w:t>
       </w:r>
     </w:p>
     <w:p>
@@ -2491,13 +4042,61 @@
       </w:r>
     </w:p>
     <w:p>
-      <w:r>
-        <w:t>If you are unsure, return to the worked picture and explain one arrow. If you are ready, change an input or assumption and justify your prediction.</w:t>
-      </w:r>
-    </w:p>
-    <w:p>
-      <w:r>
-        <w:t>Save your workbook evidence. At the next review, try a different case before opening your old answer.</w:t>
+      <w:pPr>
+        <w:spacing w:line="336" w:lineRule="auto" w:after="180"/>
+      </w:pPr>
+      <w:r>
+        <w:rPr>
+          <w:b w:val="0"/>
+        </w:rPr>
+        <w:t xml:space="preserve">If you are unsure, return to the worked picture and explain one arrow. If you are ready, change an </w:t>
+      </w:r>
+      <w:r>
+        <w:rPr>
+          <w:b/>
+        </w:rPr>
+        <w:t>input</w:t>
+      </w:r>
+      <w:r>
+        <w:rPr>
+          <w:b w:val="0"/>
+        </w:rPr>
+        <w:t xml:space="preserve"> or assumption and justify your </w:t>
+      </w:r>
+      <w:r>
+        <w:rPr>
+          <w:b/>
+        </w:rPr>
+        <w:t>prediction</w:t>
+      </w:r>
+      <w:r>
+        <w:rPr>
+          <w:b w:val="0"/>
+        </w:rPr>
+        <w:t>.</w:t>
+      </w:r>
+    </w:p>
+    <w:p>
+      <w:pPr>
+        <w:spacing w:line="336" w:lineRule="auto" w:after="180"/>
+      </w:pPr>
+      <w:r>
+        <w:rPr>
+          <w:b w:val="0"/>
+        </w:rPr>
+        <w:t xml:space="preserve">Save your workbook </w:t>
+      </w:r>
+      <w:r>
+        <w:rPr>
+          <w:b/>
+        </w:rPr>
+        <w:t>evidence</w:t>
+      </w:r>
+      <w:r>
+        <w:rPr>
+          <w:b w:val="0"/>
+        </w:rPr>
+        <w:t>. At the next review, try a different case before opening your old answer.</w:t>
       </w:r>
     </w:p>
     <w:p>
@@ -2510,12 +4109,41 @@
     </w:p>
     <w:p>
       <w:r>
+        <w:t>Attempt supported questions before using hints or feedback. Review a missing building block, then keep the completed work.</w:t>
+      </w:r>
+    </w:p>
+    <w:p>
+      <w:pPr>
+        <w:spacing w:line="336" w:lineRule="auto" w:after="180"/>
+      </w:pPr>
+      <w:r>
+        <w:rPr>
+          <w:b w:val="0"/>
+        </w:rPr>
         <w:t>Use this supported practice once, in the browser or on paper. Keep the reserved independent assessment for a separate first attempt before teacher feedback.</w:t>
       </w:r>
     </w:p>
     <w:p>
-      <w:r>
-        <w:t>A number and its printed-looking text. A program stores a numeric badge count and a string that looks like that count.</w:t>
+      <w:pPr>
+        <w:spacing w:line="336" w:lineRule="auto" w:after="180"/>
+      </w:pPr>
+      <w:r>
+        <w:rPr>
+          <w:b w:val="0"/>
+        </w:rPr>
+        <w:t xml:space="preserve">A number and its printed-looking text. A program stores a numeric badge count and a </w:t>
+      </w:r>
+      <w:r>
+        <w:rPr>
+          <w:b/>
+        </w:rPr>
+        <w:t>string</w:t>
+      </w:r>
+      <w:r>
+        <w:rPr>
+          <w:b w:val="0"/>
+        </w:rPr>
+        <w:t xml:space="preserve"> that looks like that count.</w:t>
       </w:r>
     </w:p>
     <w:p>
@@ -2527,22 +4155,73 @@
       </w:r>
     </w:p>
     <w:p>
-      <w:r>
-        <w:t>Which labelled step matches this detail? count+tag raises TypeError rather than silently converting tag.</w:t>
-      </w:r>
-    </w:p>
-    <w:p>
-      <w:r>
+      <w:pPr>
+        <w:spacing w:line="336" w:lineRule="auto" w:after="180"/>
+      </w:pPr>
+      <w:r>
+        <w:rPr>
+          <w:b w:val="0"/>
+        </w:rPr>
+        <w:t xml:space="preserve">Which labelled step matches this detail? count+tag raises </w:t>
+      </w:r>
+      <w:r>
+        <w:rPr>
+          <w:b/>
+        </w:rPr>
+        <w:t>Type</w:t>
+      </w:r>
+      <w:r>
+        <w:rPr>
+          <w:b w:val="0"/>
+        </w:rPr>
+        <w:t>Error rather than silently converting tag.</w:t>
+      </w:r>
+    </w:p>
+    <w:p>
+      <w:pPr>
+        <w:spacing w:line="336" w:lineRule="auto" w:after="180"/>
+        <w:shd w:fill="F4F9FC"/>
+      </w:pPr>
+      <w:r>
+        <w:rPr>
+          <w:b w:val="0"/>
+        </w:rPr>
         <w:t>1. Predict a mixed operation</w:t>
       </w:r>
     </w:p>
     <w:p>
-      <w:r>
-        <w:t>2. Inspect types</w:t>
-      </w:r>
-    </w:p>
-    <w:p>
-      <w:r>
+      <w:pPr>
+        <w:spacing w:line="336" w:lineRule="auto" w:after="180"/>
+        <w:shd w:fill="F4F9FC"/>
+      </w:pPr>
+      <w:r>
+        <w:rPr>
+          <w:b w:val="0"/>
+        </w:rPr>
+        <w:t xml:space="preserve">2. Inspect </w:t>
+      </w:r>
+      <w:r>
+        <w:rPr>
+          <w:b/>
+        </w:rPr>
+        <w:t>type</w:t>
+      </w:r>
+      <w:r>
+        <w:rPr>
+          <w:b w:val="0"/>
+        </w:rPr>
+        <w:t>s</w:t>
+      </w:r>
+    </w:p>
+    <w:p>
+      <w:pPr>
+        <w:spacing w:line="336" w:lineRule="auto" w:after="180"/>
+        <w:shd w:fill="F4F9FC"/>
+      </w:pPr>
+      <w:r>
+        <w:rPr>
+          <w:b w:val="0"/>
+        </w:rPr>
         <w:t>3. Apply addition</w:t>
       </w:r>
     </w:p>
@@ -2580,41 +4259,203 @@
       </w:r>
     </w:p>
     <w:p>
-      <w:r>
+      <w:pPr>
+        <w:pStyle w:val="Heading3"/>
+      </w:pPr>
+      <w:r>
+        <w:t>Hint · try first</w:t>
+      </w:r>
+    </w:p>
+    <w:p>
+      <w:pPr>
+        <w:spacing w:line="336" w:lineRule="auto" w:after="180"/>
+        <w:shd w:fill="F1F6F8"/>
+      </w:pPr>
+      <w:r>
+        <w:rPr>
+          <w:b w:val="0"/>
+        </w:rPr>
         <w:t>Hint if needed: Read the steps in the pictorial case. Match the supplied detail to the stage that performs or records it.</w:t>
       </w:r>
     </w:p>
     <w:p>
-      <w:r>
-        <w:t>After your attempt, compare with the supported explanation: Predict a mixed operation count+tag raises TypeError rather than silently converting tag. Values carry types, not merely appearances. The plus operator performs numeric addition for these integers and concatenation for these strings; the mixed operation is invalid here.</w:t>
-      </w:r>
-    </w:p>
-    <w:p>
       <w:pPr>
         <w:pStyle w:val="Heading3"/>
       </w:pPr>
       <w:r>
+        <w:t>Feedback · compare after trying</w:t>
+      </w:r>
+    </w:p>
+    <w:p>
+      <w:pPr>
+        <w:spacing w:line="336" w:lineRule="auto" w:after="180"/>
+        <w:shd w:fill="F1F6FC"/>
+      </w:pPr>
+      <w:r>
+        <w:rPr>
+          <w:b w:val="0"/>
+        </w:rPr>
+        <w:t xml:space="preserve">After your attempt, compare with the supported explanation: Predict a mixed operation count+tag raises </w:t>
+      </w:r>
+      <w:r>
+        <w:rPr>
+          <w:b/>
+        </w:rPr>
+        <w:t>Type</w:t>
+      </w:r>
+      <w:r>
+        <w:rPr>
+          <w:b w:val="0"/>
+        </w:rPr>
+        <w:t xml:space="preserve">Error rather than silently converting tag. </w:t>
+      </w:r>
+      <w:r>
+        <w:rPr>
+          <w:b/>
+        </w:rPr>
+        <w:t>Value</w:t>
+      </w:r>
+      <w:r>
+        <w:rPr>
+          <w:b w:val="0"/>
+        </w:rPr>
+        <w:t xml:space="preserve">s carry </w:t>
+      </w:r>
+      <w:r>
+        <w:rPr>
+          <w:b/>
+        </w:rPr>
+        <w:t>type</w:t>
+      </w:r>
+      <w:r>
+        <w:rPr>
+          <w:b w:val="0"/>
+        </w:rPr>
+        <w:t>s, not merely appearances.</w:t>
+      </w:r>
+    </w:p>
+    <w:p>
+      <w:pPr>
+        <w:spacing w:line="336" w:lineRule="auto" w:after="180"/>
+        <w:shd w:fill="F1F6FC"/>
+      </w:pPr>
+      <w:r>
+        <w:rPr>
+          <w:b w:val="0"/>
+        </w:rPr>
+        <w:t xml:space="preserve">The plus operator performs numeric addition for these integers and concatenation for these </w:t>
+      </w:r>
+      <w:r>
+        <w:rPr>
+          <w:b/>
+        </w:rPr>
+        <w:t>string</w:t>
+      </w:r>
+      <w:r>
+        <w:rPr>
+          <w:b w:val="0"/>
+        </w:rPr>
+        <w:t>s; the mixed operation is invalid here.</w:t>
+      </w:r>
+    </w:p>
+    <w:p>
+      <w:pPr>
+        <w:pStyle w:val="Heading3"/>
+      </w:pPr>
+      <w:r>
         <w:t>Practice 2: explain the deciding evidence</w:t>
       </w:r>
     </w:p>
     <w:p>
-      <w:r>
+      <w:pPr>
+        <w:pStyle w:val="Heading3"/>
+      </w:pPr>
+      <w:r>
+        <w:t>Changed case · predict first</w:t>
+      </w:r>
+    </w:p>
+    <w:p>
+      <w:pPr>
+        <w:spacing w:line="336" w:lineRule="auto" w:after="180"/>
+        <w:shd w:fill="F5F1FB"/>
+      </w:pPr>
+      <w:r>
+        <w:rPr>
+          <w:b w:val="0"/>
+        </w:rPr>
         <w:t>Changed-case practice: Change count to 10, leaving tag unchanged. Which conclusion is supported by the supplied facts?</w:t>
       </w:r>
     </w:p>
     <w:p>
-      <w:r>
-        <w:t>1. This one example guarantees correct results for every future input.</w:t>
-      </w:r>
-    </w:p>
-    <w:p>
-      <w:r>
-        <w:t>2. We can decide the result without examining the changed input or the procedure.</w:t>
-      </w:r>
-    </w:p>
-    <w:p>
-      <w:r>
-        <w:t>3. The two valid outputs become 12 and 82.</w:t>
+      <w:pPr>
+        <w:spacing w:line="336" w:lineRule="auto" w:after="180"/>
+        <w:shd w:fill="F4F9FC"/>
+      </w:pPr>
+      <w:r>
+        <w:rPr>
+          <w:b w:val="0"/>
+        </w:rPr>
+        <w:t xml:space="preserve">1. This one example guarantees correct results for every future </w:t>
+      </w:r>
+      <w:r>
+        <w:rPr>
+          <w:b/>
+        </w:rPr>
+        <w:t>input</w:t>
+      </w:r>
+      <w:r>
+        <w:rPr>
+          <w:b w:val="0"/>
+        </w:rPr>
+        <w:t>.</w:t>
+      </w:r>
+    </w:p>
+    <w:p>
+      <w:pPr>
+        <w:spacing w:line="336" w:lineRule="auto" w:after="180"/>
+        <w:shd w:fill="F4F9FC"/>
+      </w:pPr>
+      <w:r>
+        <w:rPr>
+          <w:b w:val="0"/>
+        </w:rPr>
+        <w:t xml:space="preserve">2. We can decide the result without examining the changed </w:t>
+      </w:r>
+      <w:r>
+        <w:rPr>
+          <w:b/>
+        </w:rPr>
+        <w:t>input</w:t>
+      </w:r>
+      <w:r>
+        <w:rPr>
+          <w:b w:val="0"/>
+        </w:rPr>
+        <w:t xml:space="preserve"> or the procedure.</w:t>
+      </w:r>
+    </w:p>
+    <w:p>
+      <w:pPr>
+        <w:spacing w:line="336" w:lineRule="auto" w:after="180"/>
+        <w:shd w:fill="F4F9FC"/>
+      </w:pPr>
+      <w:r>
+        <w:rPr>
+          <w:b w:val="0"/>
+        </w:rPr>
+        <w:t xml:space="preserve">3. The two valid </w:t>
+      </w:r>
+      <w:r>
+        <w:rPr>
+          <w:b/>
+        </w:rPr>
+        <w:t>output</w:t>
+      </w:r>
+      <w:r>
+        <w:rPr>
+          <w:b w:val="0"/>
+        </w:rPr>
+        <w:t>s become 12 and 82.</w:t>
       </w:r>
     </w:p>
     <w:p>
@@ -2651,26 +4492,109 @@
       </w:r>
     </w:p>
     <w:p>
-      <w:r>
+      <w:pPr>
+        <w:pStyle w:val="Heading3"/>
+      </w:pPr>
+      <w:r>
+        <w:t>Hint · try first</w:t>
+      </w:r>
+    </w:p>
+    <w:p>
+      <w:pPr>
+        <w:spacing w:line="336" w:lineRule="auto" w:after="180"/>
+        <w:shd w:fill="F1F6F8"/>
+      </w:pPr>
+      <w:r>
+        <w:rPr>
+          <w:b w:val="0"/>
+        </w:rPr>
         <w:t>Hint if needed: Use the changed condition and the deciding step in the pictorial trace. The answer must say what follows from those facts.</w:t>
       </w:r>
     </w:p>
     <w:p>
-      <w:r>
-        <w:t>After your attempt, compare with the supported explanation: The two valid outputs become 12 and 82. Only the integer variable changes; the string still contains the character 8.</w:t>
-      </w:r>
-    </w:p>
-    <w:p>
       <w:pPr>
         <w:pStyle w:val="Heading3"/>
       </w:pPr>
       <w:r>
+        <w:t>Feedback · compare after trying</w:t>
+      </w:r>
+    </w:p>
+    <w:p>
+      <w:pPr>
+        <w:spacing w:line="336" w:lineRule="auto" w:after="180"/>
+        <w:shd w:fill="F1F6FC"/>
+      </w:pPr>
+      <w:r>
+        <w:rPr>
+          <w:b w:val="0"/>
+        </w:rPr>
+        <w:t xml:space="preserve">After your attempt, compare with the supported explanation: The two valid </w:t>
+      </w:r>
+      <w:r>
+        <w:rPr>
+          <w:b/>
+        </w:rPr>
+        <w:t>output</w:t>
+      </w:r>
+      <w:r>
+        <w:rPr>
+          <w:b w:val="0"/>
+        </w:rPr>
+        <w:t xml:space="preserve">s become 12 and 82. Only the integer </w:t>
+      </w:r>
+      <w:r>
+        <w:rPr>
+          <w:b/>
+        </w:rPr>
+        <w:t>variable</w:t>
+      </w:r>
+      <w:r>
+        <w:rPr>
+          <w:b w:val="0"/>
+        </w:rPr>
+        <w:t xml:space="preserve"> changes; the </w:t>
+      </w:r>
+      <w:r>
+        <w:rPr>
+          <w:b/>
+        </w:rPr>
+        <w:t>string</w:t>
+      </w:r>
+      <w:r>
+        <w:rPr>
+          <w:b w:val="0"/>
+        </w:rPr>
+        <w:t xml:space="preserve"> still contains the character 8.</w:t>
+      </w:r>
+    </w:p>
+    <w:p>
+      <w:pPr>
+        <w:pStyle w:val="Heading3"/>
+      </w:pPr>
+      <w:r>
         <w:t>Repair a missing building block</w:t>
       </w:r>
     </w:p>
     <w:p>
-      <w:r>
-        <w:t>Review From a paper algorithm to Python (python-bridge/1). Goal: Translate a short paper calculation into a Python script. Short practice: Match each paper quantity to its Python name. Why does the spare count get added once, and what prints when spare is five?. Return to this week and explain what you changed.</w:t>
+      <w:pPr>
+        <w:spacing w:line="336" w:lineRule="auto" w:after="180"/>
+      </w:pPr>
+      <w:r>
+        <w:rPr>
+          <w:b w:val="0"/>
+        </w:rPr>
+        <w:t>Review From a paper algorithm to Python (python-bridge/1). Goal: Translate a short paper calculation into a Python script. Short practice: Match each paper quantity to its Python name.</w:t>
+      </w:r>
+    </w:p>
+    <w:p>
+      <w:pPr>
+        <w:spacing w:line="336" w:lineRule="auto" w:after="180"/>
+      </w:pPr>
+      <w:r>
+        <w:rPr>
+          <w:b w:val="0"/>
+        </w:rPr>
+        <w:t>Why does the spare count get added once, and what prints when spare is five?. Return to this week and explain what you changed.</w:t>
       </w:r>
     </w:p>
     <w:p>
@@ -2682,8 +4606,61 @@
       </w:r>
     </w:p>
     <w:p>
-      <w:r>
-        <w:t>The browser lab lets you edit the supported Python examples already included in this lesson. Predict first, run, inspect the actual output or error, change one input, then run again. Keep code, predictions, actual results and a reasoned revision together. On paper, label your result as a trace rather than an execution.</w:t>
+      <w:pPr>
+        <w:spacing w:line="336" w:lineRule="auto" w:after="180"/>
+      </w:pPr>
+      <w:r>
+        <w:rPr>
+          <w:b w:val="0"/>
+        </w:rPr>
+        <w:t xml:space="preserve">The browser lab lets you edit the supported Python examples already included in this lesson. Predict first, run, inspect the actual </w:t>
+      </w:r>
+      <w:r>
+        <w:rPr>
+          <w:b/>
+        </w:rPr>
+        <w:t>output</w:t>
+      </w:r>
+      <w:r>
+        <w:rPr>
+          <w:b w:val="0"/>
+        </w:rPr>
+        <w:t xml:space="preserve"> or error, change one </w:t>
+      </w:r>
+      <w:r>
+        <w:rPr>
+          <w:b/>
+        </w:rPr>
+        <w:t>input</w:t>
+      </w:r>
+      <w:r>
+        <w:rPr>
+          <w:b w:val="0"/>
+        </w:rPr>
+        <w:t>, then run again.</w:t>
+      </w:r>
+    </w:p>
+    <w:p>
+      <w:pPr>
+        <w:spacing w:line="336" w:lineRule="auto" w:after="180"/>
+      </w:pPr>
+      <w:r>
+        <w:rPr>
+          <w:b w:val="0"/>
+        </w:rPr>
+        <w:t xml:space="preserve">Keep code, </w:t>
+      </w:r>
+      <w:r>
+        <w:rPr>
+          <w:b/>
+        </w:rPr>
+        <w:t>prediction</w:t>
+      </w:r>
+      <w:r>
+        <w:rPr>
+          <w:b w:val="0"/>
+        </w:rPr>
+        <w:t>s, actual results and a reasoned revision together. On paper, label your result as a trace rather than an execution.</w:t>
       </w:r>
     </w:p>
     <w:p>
@@ -2695,8 +4672,767 @@
       </w:r>
     </w:p>
     <w:p>
-      <w:r>
-        <w:t>Use Download completed work in the hosted lesson to export your answers, reflections, practice feedback and code-run evidence. Open the HTML copy to read or print it. Drafts stay in this browser when storage is available; clear drafts on a shared device.</w:t>
+      <w:pPr>
+        <w:spacing w:line="336" w:lineRule="auto" w:after="180"/>
+      </w:pPr>
+      <w:r>
+        <w:rPr>
+          <w:b w:val="0"/>
+        </w:rPr>
+        <w:t xml:space="preserve">Use Download completed work in the hosted lesson to export your answers, reflections, practice feedback and code-run </w:t>
+      </w:r>
+      <w:r>
+        <w:rPr>
+          <w:b/>
+        </w:rPr>
+        <w:t>evidence</w:t>
+      </w:r>
+      <w:r>
+        <w:rPr>
+          <w:b w:val="0"/>
+        </w:rPr>
+        <w:t>. Open the HTML copy to read or print it.</w:t>
+      </w:r>
+    </w:p>
+    <w:p>
+      <w:pPr>
+        <w:spacing w:line="336" w:lineRule="auto" w:after="180"/>
+      </w:pPr>
+      <w:r>
+        <w:rPr>
+          <w:b w:val="0"/>
+        </w:rPr>
+        <w:t>Drafts stay in this browser when storage is available; clear drafts on a shared device.</w:t>
+      </w:r>
+    </w:p>
+    <w:p>
+      <w:pPr>
+        <w:pStyle w:val="Heading1"/>
+      </w:pPr>
+      <w:r>
+        <w:t>18. Visual concept journey</w:t>
+      </w:r>
+    </w:p>
+    <w:p>
+      <w:r>
+        <w:t>Explain each Values variables and types graphic using its labels, deciding evidence and relevant limitation.</w:t>
+      </w:r>
+    </w:p>
+    <w:p>
+      <w:pPr>
+        <w:pStyle w:val="Heading3"/>
+      </w:pPr>
+      <w:r>
+        <w:t>01. Values variables and types: the case</w:t>
+      </w:r>
+    </w:p>
+    <w:p>
+      <w:r>
+        <w:drawing>
+          <wp:inline xmlns:a="http://schemas.openxmlformats.org/drawingml/2006/main" xmlns:pic="http://schemas.openxmlformats.org/drawingml/2006/picture">
+            <wp:extent cx="5486400" cy="2834640"/>
+            <wp:docPr id="2" name="Picture 2" descr="A number and its printed-looking text. A program stores a numeric badge count and a string that looks like that count. Supplied facts: Python 3: count=8; tag=&quot;8&quot;; print(count+2); print(tag+&quot;2&quot;)."/>
+            <wp:cNvGraphicFramePr>
+              <a:graphicFrameLocks noChangeAspect="1"/>
+            </wp:cNvGraphicFramePr>
+            <a:graphic>
+              <a:graphicData uri="http://schemas.openxmlformats.org/drawingml/2006/picture">
+                <pic:pic>
+                  <pic:nvPicPr>
+                    <pic:cNvPr id="0" name="academy-story-python-bridge-2-01.png"/>
+                    <pic:cNvPicPr/>
+                  </pic:nvPicPr>
+                  <pic:blipFill>
+                    <a:blip r:embed="rId10"/>
+                    <a:stretch>
+                      <a:fillRect/>
+                    </a:stretch>
+                  </pic:blipFill>
+                  <pic:spPr>
+                    <a:xfrm>
+                      <a:off x="0" y="0"/>
+                      <a:ext cx="5486400" cy="2834640"/>
+                    </a:xfrm>
+                    <a:prstGeom prst="rect"/>
+                  </pic:spPr>
+                </pic:pic>
+              </a:graphicData>
+            </a:graphic>
+          </wp:inline>
+        </w:drawing>
+      </w:r>
+    </w:p>
+    <w:p>
+      <w:pPr>
+        <w:spacing w:line="336" w:lineRule="auto" w:after="180"/>
+      </w:pPr>
+      <w:r>
+        <w:rPr>
+          <w:b w:val="0"/>
+        </w:rPr>
+        <w:t xml:space="preserve">A number and its printed-looking text. A program stores a numeric badge count and a </w:t>
+      </w:r>
+      <w:r>
+        <w:rPr>
+          <w:b/>
+        </w:rPr>
+        <w:t>string</w:t>
+      </w:r>
+      <w:r>
+        <w:rPr>
+          <w:b w:val="0"/>
+        </w:rPr>
+        <w:t xml:space="preserve"> that looks like that count. Supplied facts: Python 3: count=8; tag="8"; print(count+2); print(tag+"2").</w:t>
+      </w:r>
+    </w:p>
+    <w:p>
+      <w:pPr>
+        <w:spacing w:line="336" w:lineRule="auto" w:after="180"/>
+        <w:shd w:fill="F5F1FB"/>
+      </w:pPr>
+      <w:r>
+        <w:rPr>
+          <w:b w:val="0"/>
+        </w:rPr>
+        <w:t>Point to the given fact that matters most. Explain why it matters.</w:t>
+      </w:r>
+    </w:p>
+    <w:p>
+      <w:pPr>
+        <w:pStyle w:val="Heading3"/>
+      </w:pPr>
+      <w:r>
+        <w:t>02. Follow the deciding steps</w:t>
+      </w:r>
+    </w:p>
+    <w:p>
+      <w:r>
+        <w:drawing>
+          <wp:inline xmlns:a="http://schemas.openxmlformats.org/drawingml/2006/main" xmlns:pic="http://schemas.openxmlformats.org/drawingml/2006/picture">
+            <wp:extent cx="5486400" cy="3182112"/>
+            <wp:docPr id="3" name="Picture 3" descr="Inspect types: count is an integer; tag is a string. → Apply addition: Integer addition gives 10; string concatenation gives the text 82. → Predict a mixed operation: count+tag raises TypeError rather than silently converting tag."/>
+            <wp:cNvGraphicFramePr>
+              <a:graphicFrameLocks noChangeAspect="1"/>
+            </wp:cNvGraphicFramePr>
+            <a:graphic>
+              <a:graphicData uri="http://schemas.openxmlformats.org/drawingml/2006/picture">
+                <pic:pic>
+                  <pic:nvPicPr>
+                    <pic:cNvPr id="0" name="academy-story-python-bridge-2-02.png"/>
+                    <pic:cNvPicPr/>
+                  </pic:nvPicPr>
+                  <pic:blipFill>
+                    <a:blip r:embed="rId11"/>
+                    <a:stretch>
+                      <a:fillRect/>
+                    </a:stretch>
+                  </pic:blipFill>
+                  <pic:spPr>
+                    <a:xfrm>
+                      <a:off x="0" y="0"/>
+                      <a:ext cx="5486400" cy="3182112"/>
+                    </a:xfrm>
+                    <a:prstGeom prst="rect"/>
+                  </pic:spPr>
+                </pic:pic>
+              </a:graphicData>
+            </a:graphic>
+          </wp:inline>
+        </w:drawing>
+      </w:r>
+    </w:p>
+    <w:p>
+      <w:pPr>
+        <w:spacing w:line="336" w:lineRule="auto" w:after="180"/>
+      </w:pPr>
+      <w:r>
+        <w:rPr>
+          <w:b w:val="0"/>
+        </w:rPr>
+        <w:t xml:space="preserve">Inspect </w:t>
+      </w:r>
+      <w:r>
+        <w:rPr>
+          <w:b/>
+        </w:rPr>
+        <w:t>type</w:t>
+      </w:r>
+      <w:r>
+        <w:rPr>
+          <w:b w:val="0"/>
+        </w:rPr>
+        <w:t xml:space="preserve">s: count is an integer; tag is a </w:t>
+      </w:r>
+      <w:r>
+        <w:rPr>
+          <w:b/>
+        </w:rPr>
+        <w:t>string</w:t>
+      </w:r>
+      <w:r>
+        <w:rPr>
+          <w:b w:val="0"/>
+        </w:rPr>
+        <w:t xml:space="preserve">. → Apply addition: Integer addition gives 10; </w:t>
+      </w:r>
+      <w:r>
+        <w:rPr>
+          <w:b/>
+        </w:rPr>
+        <w:t>string</w:t>
+      </w:r>
+      <w:r>
+        <w:rPr>
+          <w:b w:val="0"/>
+        </w:rPr>
+        <w:t xml:space="preserve"> concatenation gives the text 82. → Predict a mixed operation: count+tag raises </w:t>
+      </w:r>
+      <w:r>
+        <w:rPr>
+          <w:b/>
+        </w:rPr>
+        <w:t>Type</w:t>
+      </w:r>
+      <w:r>
+        <w:rPr>
+          <w:b w:val="0"/>
+        </w:rPr>
+        <w:t>Error rather than silently converting tag.</w:t>
+      </w:r>
+    </w:p>
+    <w:p>
+      <w:pPr>
+        <w:spacing w:line="336" w:lineRule="auto" w:after="180"/>
+        <w:shd w:fill="F5F1FB"/>
+      </w:pPr>
+      <w:r>
+        <w:rPr>
+          <w:b w:val="0"/>
+        </w:rPr>
+        <w:t xml:space="preserve">Point to each numbered stage and explain which recorded </w:t>
+      </w:r>
+      <w:r>
+        <w:rPr>
+          <w:b/>
+        </w:rPr>
+        <w:t>input</w:t>
+      </w:r>
+      <w:r>
+        <w:rPr>
+          <w:b w:val="0"/>
+        </w:rPr>
+        <w:t xml:space="preserve"> it uses.</w:t>
+      </w:r>
+    </w:p>
+    <w:p>
+      <w:pPr>
+        <w:pStyle w:val="Heading3"/>
+      </w:pPr>
+      <w:r>
+        <w:t>03. A saved value is not a live link</w:t>
+      </w:r>
+    </w:p>
+    <w:p>
+      <w:r>
+        <w:drawing>
+          <wp:inline xmlns:a="http://schemas.openxmlformats.org/drawingml/2006/main" xmlns:pic="http://schemas.openxmlformats.org/drawingml/2006/picture">
+            <wp:extent cx="5486400" cy="2834640"/>
+            <wp:docPr id="4" name="Picture 4" descr="A saved value is not a live link. count = 8 | 8 | Not assigned. saved = count | 8 | 8. count = count + 2 | 10 | 8"/>
+            <wp:cNvGraphicFramePr>
+              <a:graphicFrameLocks noChangeAspect="1"/>
+            </wp:cNvGraphicFramePr>
+            <a:graphic>
+              <a:graphicData uri="http://schemas.openxmlformats.org/drawingml/2006/picture">
+                <pic:pic>
+                  <pic:nvPicPr>
+                    <pic:cNvPr id="0" name="academy-story-python-bridge-2-03.png"/>
+                    <pic:cNvPicPr/>
+                  </pic:nvPicPr>
+                  <pic:blipFill>
+                    <a:blip r:embed="rId12"/>
+                    <a:stretch>
+                      <a:fillRect/>
+                    </a:stretch>
+                  </pic:blipFill>
+                  <pic:spPr>
+                    <a:xfrm>
+                      <a:off x="0" y="0"/>
+                      <a:ext cx="5486400" cy="2834640"/>
+                    </a:xfrm>
+                    <a:prstGeom prst="rect"/>
+                  </pic:spPr>
+                </pic:pic>
+              </a:graphicData>
+            </a:graphic>
+          </wp:inline>
+        </w:drawing>
+      </w:r>
+    </w:p>
+    <w:p>
+      <w:pPr>
+        <w:spacing w:line="336" w:lineRule="auto" w:after="180"/>
+      </w:pPr>
+      <w:r>
+        <w:rPr>
+          <w:b w:val="0"/>
+        </w:rPr>
+        <w:t xml:space="preserve">A saved </w:t>
+      </w:r>
+      <w:r>
+        <w:rPr>
+          <w:b/>
+        </w:rPr>
+        <w:t>value</w:t>
+      </w:r>
+      <w:r>
+        <w:rPr>
+          <w:b w:val="0"/>
+        </w:rPr>
+        <w:t xml:space="preserve"> is not a live link. count = 8 | 8 | Not assigned. saved = count | 8 | 8. count = count + 2 | 10 | 8</w:t>
+      </w:r>
+    </w:p>
+    <w:p>
+      <w:pPr>
+        <w:spacing w:line="336" w:lineRule="auto" w:after="180"/>
+        <w:shd w:fill="F5F1FB"/>
+      </w:pPr>
+      <w:r>
+        <w:rPr>
+          <w:b w:val="0"/>
+        </w:rPr>
+        <w:t xml:space="preserve">Read the labels and </w:t>
+      </w:r>
+      <w:r>
+        <w:rPr>
+          <w:b/>
+        </w:rPr>
+        <w:t>value</w:t>
+      </w:r>
+      <w:r>
+        <w:rPr>
+          <w:b w:val="0"/>
+        </w:rPr>
+        <w:t>s. Explain the relationship the model shows.</w:t>
+      </w:r>
+    </w:p>
+    <w:p>
+      <w:pPr>
+        <w:pStyle w:val="Heading3"/>
+      </w:pPr>
+      <w:r>
+        <w:t>04. Change one thing. Trace what follows.</w:t>
+      </w:r>
+    </w:p>
+    <w:p>
+      <w:r>
+        <w:drawing>
+          <wp:inline xmlns:a="http://schemas.openxmlformats.org/drawingml/2006/main" xmlns:pic="http://schemas.openxmlformats.org/drawingml/2006/picture">
+            <wp:extent cx="5486400" cy="3026664"/>
+            <wp:docPr id="5" name="Picture 5" descr="Original case: count+tag raises TypeError rather than silently converting tag. Changed condition: Change count to 10, leaving tag unchanged. Expected result: The two valid outputs become 12 and 82. Reason: Only the integer variable changes; the string still contains the character 8."/>
+            <wp:cNvGraphicFramePr>
+              <a:graphicFrameLocks noChangeAspect="1"/>
+            </wp:cNvGraphicFramePr>
+            <a:graphic>
+              <a:graphicData uri="http://schemas.openxmlformats.org/drawingml/2006/picture">
+                <pic:pic>
+                  <pic:nvPicPr>
+                    <pic:cNvPr id="0" name="academy-story-python-bridge-2-04.png"/>
+                    <pic:cNvPicPr/>
+                  </pic:nvPicPr>
+                  <pic:blipFill>
+                    <a:blip r:embed="rId13"/>
+                    <a:stretch>
+                      <a:fillRect/>
+                    </a:stretch>
+                  </pic:blipFill>
+                  <pic:spPr>
+                    <a:xfrm>
+                      <a:off x="0" y="0"/>
+                      <a:ext cx="5486400" cy="3026664"/>
+                    </a:xfrm>
+                    <a:prstGeom prst="rect"/>
+                  </pic:spPr>
+                </pic:pic>
+              </a:graphicData>
+            </a:graphic>
+          </wp:inline>
+        </w:drawing>
+      </w:r>
+    </w:p>
+    <w:p>
+      <w:pPr>
+        <w:spacing w:line="336" w:lineRule="auto" w:after="180"/>
+      </w:pPr>
+      <w:r>
+        <w:rPr>
+          <w:b w:val="0"/>
+        </w:rPr>
+        <w:t xml:space="preserve">Original case: count+tag raises </w:t>
+      </w:r>
+      <w:r>
+        <w:rPr>
+          <w:b/>
+        </w:rPr>
+        <w:t>Type</w:t>
+      </w:r>
+      <w:r>
+        <w:rPr>
+          <w:b w:val="0"/>
+        </w:rPr>
+        <w:t xml:space="preserve">Error rather than silently converting tag. Changed condition: Change count to 10, leaving tag unchanged. Expected result: The two valid </w:t>
+      </w:r>
+      <w:r>
+        <w:rPr>
+          <w:b/>
+        </w:rPr>
+        <w:t>output</w:t>
+      </w:r>
+      <w:r>
+        <w:rPr>
+          <w:b w:val="0"/>
+        </w:rPr>
+        <w:t>s become 12 and 82.</w:t>
+      </w:r>
+    </w:p>
+    <w:p>
+      <w:pPr>
+        <w:spacing w:line="336" w:lineRule="auto" w:after="180"/>
+      </w:pPr>
+      <w:r>
+        <w:rPr>
+          <w:b w:val="0"/>
+        </w:rPr>
+        <w:t xml:space="preserve">Reason: Only the integer </w:t>
+      </w:r>
+      <w:r>
+        <w:rPr>
+          <w:b/>
+        </w:rPr>
+        <w:t>variable</w:t>
+      </w:r>
+      <w:r>
+        <w:rPr>
+          <w:b w:val="0"/>
+        </w:rPr>
+        <w:t xml:space="preserve"> changes; the </w:t>
+      </w:r>
+      <w:r>
+        <w:rPr>
+          <w:b/>
+        </w:rPr>
+        <w:t>string</w:t>
+      </w:r>
+      <w:r>
+        <w:rPr>
+          <w:b w:val="0"/>
+        </w:rPr>
+        <w:t xml:space="preserve"> still contains the character 8.</w:t>
+      </w:r>
+    </w:p>
+    <w:p>
+      <w:pPr>
+        <w:spacing w:line="336" w:lineRule="auto" w:after="180"/>
+        <w:shd w:fill="F5F1FB"/>
+      </w:pPr>
+      <w:r>
+        <w:rPr>
+          <w:b w:val="0"/>
+        </w:rPr>
+        <w:t>Predict before checking the worked changed-case result. Name what changed and what the supplied facts allow you to conclude.</w:t>
+      </w:r>
+    </w:p>
+    <w:p>
+      <w:pPr>
+        <w:pStyle w:val="Heading3"/>
+      </w:pPr>
+      <w:r>
+        <w:t>05. Connect the explanation to its limit</w:t>
+      </w:r>
+    </w:p>
+    <w:p>
+      <w:r>
+        <w:drawing>
+          <wp:inline xmlns:a="http://schemas.openxmlformats.org/drawingml/2006/main" xmlns:pic="http://schemas.openxmlformats.org/drawingml/2006/picture">
+            <wp:extent cx="5486400" cy="2834640"/>
+            <wp:docPr id="6" name="Picture 6" descr="Values carry types, not merely appearances. The plus operator performs numeric addition for these integers and concatenation for these strings; the mixed operation is invalid here. Limit: These examples use built-in integers and strings; operator behaviour depends on types and is not proof of general model reasoning."/>
+            <wp:cNvGraphicFramePr>
+              <a:graphicFrameLocks noChangeAspect="1"/>
+            </wp:cNvGraphicFramePr>
+            <a:graphic>
+              <a:graphicData uri="http://schemas.openxmlformats.org/drawingml/2006/picture">
+                <pic:pic>
+                  <pic:nvPicPr>
+                    <pic:cNvPr id="0" name="academy-story-python-bridge-2-05.png"/>
+                    <pic:cNvPicPr/>
+                  </pic:nvPicPr>
+                  <pic:blipFill>
+                    <a:blip r:embed="rId14"/>
+                    <a:stretch>
+                      <a:fillRect/>
+                    </a:stretch>
+                  </pic:blipFill>
+                  <pic:spPr>
+                    <a:xfrm>
+                      <a:off x="0" y="0"/>
+                      <a:ext cx="5486400" cy="2834640"/>
+                    </a:xfrm>
+                    <a:prstGeom prst="rect"/>
+                  </pic:spPr>
+                </pic:pic>
+              </a:graphicData>
+            </a:graphic>
+          </wp:inline>
+        </w:drawing>
+      </w:r>
+    </w:p>
+    <w:p>
+      <w:pPr>
+        <w:spacing w:line="336" w:lineRule="auto" w:after="180"/>
+      </w:pPr>
+      <w:r>
+        <w:rPr>
+          <w:b/>
+        </w:rPr>
+        <w:t>Value</w:t>
+      </w:r>
+      <w:r>
+        <w:rPr>
+          <w:b w:val="0"/>
+        </w:rPr>
+        <w:t xml:space="preserve">s carry </w:t>
+      </w:r>
+      <w:r>
+        <w:rPr>
+          <w:b/>
+        </w:rPr>
+        <w:t>type</w:t>
+      </w:r>
+      <w:r>
+        <w:rPr>
+          <w:b w:val="0"/>
+        </w:rPr>
+        <w:t xml:space="preserve">s, not merely appearances. The plus operator performs numeric addition for these integers and concatenation for these </w:t>
+      </w:r>
+      <w:r>
+        <w:rPr>
+          <w:b/>
+        </w:rPr>
+        <w:t>string</w:t>
+      </w:r>
+      <w:r>
+        <w:rPr>
+          <w:b w:val="0"/>
+        </w:rPr>
+        <w:t>s; the mixed operation is invalid here.</w:t>
+      </w:r>
+    </w:p>
+    <w:p>
+      <w:pPr>
+        <w:spacing w:line="336" w:lineRule="auto" w:after="180"/>
+      </w:pPr>
+      <w:r>
+        <w:rPr>
+          <w:b w:val="0"/>
+        </w:rPr>
+        <w:t xml:space="preserve">Limit: These examples use built-in integers and </w:t>
+      </w:r>
+      <w:r>
+        <w:rPr>
+          <w:b/>
+        </w:rPr>
+        <w:t>string</w:t>
+      </w:r>
+      <w:r>
+        <w:rPr>
+          <w:b w:val="0"/>
+        </w:rPr>
+        <w:t xml:space="preserve">s; operator behaviour depends on </w:t>
+      </w:r>
+      <w:r>
+        <w:rPr>
+          <w:b/>
+        </w:rPr>
+        <w:t>type</w:t>
+      </w:r>
+      <w:r>
+        <w:rPr>
+          <w:b w:val="0"/>
+        </w:rPr>
+        <w:t>s and is not proof of general model reasoning.</w:t>
+      </w:r>
+    </w:p>
+    <w:p>
+      <w:pPr>
+        <w:spacing w:line="336" w:lineRule="auto" w:after="180"/>
+        <w:shd w:fill="F5F1FB"/>
+      </w:pPr>
+      <w:r>
+        <w:rPr>
+          <w:b w:val="0"/>
+        </w:rPr>
+        <w:t>Explain the case, then point to a limit on the claim.</w:t>
+      </w:r>
+    </w:p>
+    <w:p>
+      <w:pPr>
+        <w:pStyle w:val="Heading3"/>
+      </w:pPr>
+      <w:r>
+        <w:t>06. Make the idea visible in your project</w:t>
+      </w:r>
+    </w:p>
+    <w:p>
+      <w:r>
+        <w:drawing>
+          <wp:inline xmlns:a="http://schemas.openxmlformats.org/drawingml/2006/main" xmlns:pic="http://schemas.openxmlformats.org/drawingml/2006/picture">
+            <wp:extent cx="5486400" cy="3681984"/>
+            <wp:docPr id="7" name="Picture 7" descr="For Python readiness before the Responsible Plant Classifier, retain a trace of the values, the predicted outputs and the changed-case explanation. Use actual Python 3 results to check the prediction after reasoning first. Draw your input, deciding step, result and limit. Supported question: Predict both print outputs and explain why they differ. Does count+tag work, and what happens to each valid output after count becomes ten?"/>
+            <wp:cNvGraphicFramePr>
+              <a:graphicFrameLocks noChangeAspect="1"/>
+            </wp:cNvGraphicFramePr>
+            <a:graphic>
+              <a:graphicData uri="http://schemas.openxmlformats.org/drawingml/2006/picture">
+                <pic:pic>
+                  <pic:nvPicPr>
+                    <pic:cNvPr id="0" name="academy-story-python-bridge-2-06.png"/>
+                    <pic:cNvPicPr/>
+                  </pic:nvPicPr>
+                  <pic:blipFill>
+                    <a:blip r:embed="rId15"/>
+                    <a:stretch>
+                      <a:fillRect/>
+                    </a:stretch>
+                  </pic:blipFill>
+                  <pic:spPr>
+                    <a:xfrm>
+                      <a:off x="0" y="0"/>
+                      <a:ext cx="5486400" cy="3681984"/>
+                    </a:xfrm>
+                    <a:prstGeom prst="rect"/>
+                  </pic:spPr>
+                </pic:pic>
+              </a:graphicData>
+            </a:graphic>
+          </wp:inline>
+        </w:drawing>
+      </w:r>
+    </w:p>
+    <w:p>
+      <w:pPr>
+        <w:spacing w:line="336" w:lineRule="auto" w:after="180"/>
+      </w:pPr>
+      <w:r>
+        <w:rPr>
+          <w:b w:val="0"/>
+        </w:rPr>
+        <w:t xml:space="preserve">For Python readiness before the Responsible Plant Classifier, retain a trace of the </w:t>
+      </w:r>
+      <w:r>
+        <w:rPr>
+          <w:b/>
+        </w:rPr>
+        <w:t>value</w:t>
+      </w:r>
+      <w:r>
+        <w:rPr>
+          <w:b w:val="0"/>
+        </w:rPr>
+        <w:t xml:space="preserve">s, the predicted </w:t>
+      </w:r>
+      <w:r>
+        <w:rPr>
+          <w:b/>
+        </w:rPr>
+        <w:t>output</w:t>
+      </w:r>
+      <w:r>
+        <w:rPr>
+          <w:b w:val="0"/>
+        </w:rPr>
+        <w:t xml:space="preserve">s and the changed-case explanation. Use actual Python 3 results to check the </w:t>
+      </w:r>
+      <w:r>
+        <w:rPr>
+          <w:b/>
+        </w:rPr>
+        <w:t>prediction</w:t>
+      </w:r>
+      <w:r>
+        <w:rPr>
+          <w:b w:val="0"/>
+        </w:rPr>
+        <w:t xml:space="preserve"> after reasoning first.</w:t>
+      </w:r>
+    </w:p>
+    <w:p>
+      <w:pPr>
+        <w:spacing w:line="336" w:lineRule="auto" w:after="180"/>
+      </w:pPr>
+      <w:r>
+        <w:rPr>
+          <w:b w:val="0"/>
+        </w:rPr>
+        <w:t xml:space="preserve">Draw your </w:t>
+      </w:r>
+      <w:r>
+        <w:rPr>
+          <w:b/>
+        </w:rPr>
+        <w:t>input</w:t>
+      </w:r>
+      <w:r>
+        <w:rPr>
+          <w:b w:val="0"/>
+        </w:rPr>
+        <w:t xml:space="preserve">, deciding step, result and limit. Supported question: Predict both print </w:t>
+      </w:r>
+      <w:r>
+        <w:rPr>
+          <w:b/>
+        </w:rPr>
+        <w:t>output</w:t>
+      </w:r>
+      <w:r>
+        <w:rPr>
+          <w:b w:val="0"/>
+        </w:rPr>
+        <w:t xml:space="preserve">s and explain why they differ. Does count+tag work, and what happens to each valid </w:t>
+      </w:r>
+      <w:r>
+        <w:rPr>
+          <w:b/>
+        </w:rPr>
+        <w:t>output</w:t>
+      </w:r>
+      <w:r>
+        <w:rPr>
+          <w:b w:val="0"/>
+        </w:rPr>
+        <w:t xml:space="preserve"> after count becomes ten?</w:t>
+      </w:r>
+    </w:p>
+    <w:p>
+      <w:pPr>
+        <w:spacing w:line="336" w:lineRule="auto" w:after="180"/>
+        <w:shd w:fill="F5F1FB"/>
+      </w:pPr>
+      <w:r>
+        <w:rPr>
+          <w:b w:val="0"/>
+        </w:rPr>
+        <w:t xml:space="preserve">Draw your project trace and justify the deciding step using </w:t>
+      </w:r>
+      <w:r>
+        <w:rPr>
+          <w:b/>
+        </w:rPr>
+        <w:t>evidence</w:t>
+      </w:r>
+      <w:r>
+        <w:rPr>
+          <w:b w:val="0"/>
+        </w:rPr>
+        <w:t>.</w:t>
       </w:r>
     </w:p>
     <w:sectPr>

--- a/downloads/student/bridge-week-02.docx
+++ b/downloads/student/bridge-week-02.docx
@@ -25,12 +25,17 @@
         <w:pStyle w:val="Heading1"/>
       </w:pPr>
       <w:r>
-        <w:t>Before you start</w:t>
-      </w:r>
-    </w:p>
-    <w:p>
-      <w:r>
-        <w:t>What does print(total) do after total = 24?</w:t>
+        <w:t>Inspect the type. Trace the binding. Explain the task meaning.</w:t>
+      </w:r>
+    </w:p>
+    <w:p>
+      <w:r>
+        <w:t>Distinguish numbers, text and booleans without treating earlier assignments as live formulas.</w:t>
+      </w:r>
+    </w:p>
+    <w:p>
+      <w:r>
+        <w:t>Type table → count/tag operations → saved-value trace → five cases → selected independent script.</w:t>
       </w:r>
     </w:p>
     <w:p>
@@ -38,20 +43,20 @@
         <w:pStyle w:val="Heading1"/>
       </w:pPr>
       <w:r>
-        <w:t>01. Your mission</w:t>
-      </w:r>
-    </w:p>
-    <w:p>
-      <w:r>
-        <w:t>Start with the target: Distinguish integer, floating-point, text and Boolean values. Try the recall before opening notes.</w:t>
-      </w:r>
-    </w:p>
-    <w:p>
-      <w:pPr>
-        <w:pStyle w:val="Heading3"/>
-      </w:pPr>
-      <w:r>
-        <w:t>Your learning target</w:t>
+        <w:t>01. What value does this name hold right now?</w:t>
+      </w:r>
+    </w:p>
+    <w:p>
+      <w:r>
+        <w:t>Types guide operations, while the task determines whether the value makes sense.</w:t>
+      </w:r>
+    </w:p>
+    <w:p>
+      <w:pPr>
+        <w:pStyle w:val="Heading2"/>
+      </w:pPr>
+      <w:r>
+        <w:t>Your learning goals</w:t>
       </w:r>
     </w:p>
     <w:p>
@@ -113,10 +118,105 @@
     </w:p>
     <w:p>
       <w:pPr>
+        <w:pStyle w:val="Heading2"/>
+      </w:pPr>
+      <w:r>
+        <w:t>Recall before notes</w:t>
+      </w:r>
+    </w:p>
+    <w:p>
+      <w:pPr>
+        <w:pStyle w:val="ListBullet"/>
+      </w:pPr>
+      <w:r>
+        <w:t>Close your notes first. A rough first answer helps us choose the right starting point; it is not a score for your ability.</w:t>
+      </w:r>
+    </w:p>
+    <w:p>
+      <w:pPr>
+        <w:pStyle w:val="ListBullet"/>
+      </w:pPr>
+      <w:r>
+        <w:t>Without opening the old lesson, explain one key idea from From a paper algorithm to Python. Give an example and a mistake that the idea helps you avoid.</w:t>
+      </w:r>
+    </w:p>
+    <w:p>
+      <w:pPr>
+        <w:pStyle w:val="ListBullet"/>
+      </w:pPr>
+      <w:r>
+        <w:t>After trying, check the relevant lesson or ask your teacher. Change the part of your explanation that the evidence shows was wrong.</w:t>
+      </w:r>
+    </w:p>
+    <w:p>
+      <w:pPr>
+        <w:pStyle w:val="ListBullet"/>
+      </w:pPr>
+      <w:r>
+        <w:t>This week you will practise:</w:t>
+      </w:r>
+    </w:p>
+    <w:p>
+      <w:pPr>
+        <w:pStyle w:val="ListBullet"/>
+      </w:pPr>
+      <w:r>
+        <w:t>Distinguish integer, floating-point, text and Boolean values</w:t>
+      </w:r>
+    </w:p>
+    <w:p>
+      <w:pPr>
+        <w:pStyle w:val="ListBullet"/>
+      </w:pPr>
+      <w:r>
+        <w:t>Trace reassignment without treating a name as a live formula</w:t>
+      </w:r>
+    </w:p>
+    <w:p>
+      <w:pPr>
+        <w:pStyle w:val="ListBullet"/>
+      </w:pPr>
+      <w:r>
+        <w:t>Choose a suitable representation for a count and an identifier</w:t>
+      </w:r>
+    </w:p>
+    <w:p>
+      <w:pPr>
+        <w:pStyle w:val="ListBullet"/>
+      </w:pPr>
+      <w:r>
+        <w:t>What does print(total) do after total = 24?</w:t>
+      </w:r>
+    </w:p>
+    <w:p>
+      <w:pPr>
         <w:pStyle w:val="Heading3"/>
       </w:pPr>
       <w:r>
-        <w:t>Remember before reading</w:t>
+        <w:t>My starting explanation</w:t>
+      </w:r>
+    </w:p>
+    <w:p>
+      <w:r>
+        <w:t>________________________________________________________________</w:t>
+      </w:r>
+    </w:p>
+    <w:p>
+      <w:r>
+        <w:t>________________________________________________________________</w:t>
+      </w:r>
+    </w:p>
+    <w:p>
+      <w:r>
+        <w:t>________________________________________________________________</w:t>
+      </w:r>
+    </w:p>
+    <w:p>
+      <w:pPr>
+        <w:pStyle w:val="Heading2"/>
+      </w:pPr>
+      <w:r>
+        <w:t>Your end goal</w:t>
       </w:r>
     </w:p>
     <w:p>
@@ -127,63 +227,7 @@
         <w:rPr>
           <w:b w:val="0"/>
         </w:rPr>
-        <w:t>Close your notes first. A rough first answer helps us choose the right starting point; it is not a score for your ability.</w:t>
-      </w:r>
-    </w:p>
-    <w:p>
-      <w:pPr>
-        <w:spacing w:line="336" w:lineRule="auto" w:after="180"/>
-      </w:pPr>
-      <w:r>
-        <w:rPr>
-          <w:b w:val="0"/>
-        </w:rPr>
-        <w:t>Without opening the old lesson, explain one key idea from From a paper algorithm to Python. Give an example and a mistake that the idea helps you avoid.</w:t>
-      </w:r>
-    </w:p>
-    <w:p>
-      <w:pPr>
-        <w:spacing w:line="336" w:lineRule="auto" w:after="180"/>
-      </w:pPr>
-      <w:r>
-        <w:rPr>
-          <w:b w:val="0"/>
-        </w:rPr>
-        <w:t xml:space="preserve">After trying, check the relevant lesson or ask your teacher. Change the part of your explanation that the </w:t>
-      </w:r>
-      <w:r>
-        <w:rPr>
-          <w:b/>
-        </w:rPr>
-        <w:t>evidence</w:t>
-      </w:r>
-      <w:r>
-        <w:rPr>
-          <w:b w:val="0"/>
-        </w:rPr>
-        <w:t xml:space="preserve"> shows was wrong.</w:t>
-      </w:r>
-    </w:p>
-    <w:p>
-      <w:pPr>
-        <w:spacing w:line="336" w:lineRule="auto" w:after="180"/>
-      </w:pPr>
-      <w:r>
-        <w:rPr>
-          <w:b w:val="0"/>
-        </w:rPr>
-        <w:t>This week you will practise:</w:t>
-      </w:r>
-    </w:p>
-    <w:p>
-      <w:pPr>
-        <w:spacing w:line="336" w:lineRule="auto" w:after="180"/>
-      </w:pPr>
-      <w:r>
-        <w:rPr>
-          <w:b w:val="0"/>
-        </w:rPr>
-        <w:t xml:space="preserve">Distinguish integer, floating-point, text and Boolean </w:t>
+        <w:t xml:space="preserve">Trace </w:t>
       </w:r>
       <w:r>
         <w:rPr>
@@ -195,30 +239,92 @@
         <w:rPr>
           <w:b w:val="0"/>
         </w:rPr>
-        <w:t>s</w:t>
-      </w:r>
-    </w:p>
-    <w:p>
-      <w:pPr>
-        <w:spacing w:line="336" w:lineRule="auto" w:after="180"/>
-      </w:pPr>
+        <w:t xml:space="preserve">s </w:t>
+      </w:r>
+      <w:r>
+        <w:rPr>
+          <w:b/>
+        </w:rPr>
+        <w:t>variable</w:t>
+      </w:r>
       <w:r>
         <w:rPr>
           <w:b w:val="0"/>
         </w:rPr>
-        <w:t xml:space="preserve">Trace </w:t>
+        <w:t xml:space="preserve">s and </w:t>
       </w:r>
       <w:r>
         <w:rPr>
           <w:b/>
         </w:rPr>
-        <w:t>reassignment</w:t>
+        <w:t>type</w:t>
       </w:r>
       <w:r>
         <w:rPr>
           <w:b w:val="0"/>
         </w:rPr>
-        <w:t xml:space="preserve"> without treating a name as a live formula</w:t>
+        <w:t>s and explain the changed program before running it.</w:t>
+      </w:r>
+    </w:p>
+    <w:p>
+      <w:pPr>
+        <w:pStyle w:val="Heading2"/>
+      </w:pPr>
+      <w:r>
+        <w:t>Earlier wording, alternatives and picture transcripts · reference / check after trying</w:t>
+      </w:r>
+    </w:p>
+    <w:p>
+      <w:pPr>
+        <w:pStyle w:val="Heading3"/>
+      </w:pPr>
+      <w:r>
+        <w:t>Your learning target</w:t>
+      </w:r>
+    </w:p>
+    <w:p>
+      <w:pPr>
+        <w:pStyle w:val="Heading3"/>
+      </w:pPr>
+      <w:r>
+        <w:t>Remember before reading</w:t>
+      </w:r>
+    </w:p>
+    <w:p>
+      <w:pPr>
+        <w:pStyle w:val="Heading3"/>
+      </w:pPr>
+      <w:r>
+        <w:t>Retrieve what you already know</w:t>
+      </w:r>
+    </w:p>
+    <w:p>
+      <w:pPr>
+        <w:pStyle w:val="Heading3"/>
+      </w:pPr>
+      <w:r>
+        <w:t>This week’s end goal</w:t>
+      </w:r>
+    </w:p>
+    <w:p>
+      <w:pPr>
+        <w:pStyle w:val="Heading1"/>
+      </w:pPr>
+      <w:r>
+        <w:t>02. A count and an identifier can look similar</w:t>
+      </w:r>
+    </w:p>
+    <w:p>
+      <w:r>
+        <w:t>Quotes preserve the text identity of a shelf label such as 08.</w:t>
+      </w:r>
+    </w:p>
+    <w:p>
+      <w:pPr>
+        <w:pStyle w:val="Heading2"/>
+      </w:pPr>
+      <w:r>
+        <w:t>The count-versus-label task</w:t>
       </w:r>
     </w:p>
     <w:p>
@@ -229,69 +335,18 @@
         <w:rPr>
           <w:b w:val="0"/>
         </w:rPr>
-        <w:t>Choose a suitable representation for a count and an identifier</w:t>
-      </w:r>
-    </w:p>
-    <w:p>
-      <w:pPr>
-        <w:pStyle w:val="Heading3"/>
-      </w:pPr>
-      <w:r>
-        <w:t>Retrieve what you already know</w:t>
+        <w:t>A count and a shelf label can look similar while needing different operations. The integer 8 is a number; "08" is text that preserves a leading zero.</w:t>
       </w:r>
     </w:p>
     <w:p>
       <w:pPr>
         <w:spacing w:line="336" w:lineRule="auto" w:after="180"/>
-        <w:shd w:fill="F5F1FB"/>
       </w:pPr>
       <w:r>
         <w:rPr>
           <w:b w:val="0"/>
         </w:rPr>
-        <w:t>What does print(total) do after total = 24?</w:t>
-      </w:r>
-    </w:p>
-    <w:p>
-      <w:pPr>
-        <w:pStyle w:val="Heading3"/>
-      </w:pPr>
-      <w:r>
-        <w:t>My starting explanation</w:t>
-      </w:r>
-    </w:p>
-    <w:p>
-      <w:r>
-        <w:t>________________________________________________________________</w:t>
-      </w:r>
-    </w:p>
-    <w:p>
-      <w:r>
-        <w:t>________________________________________________________________</w:t>
-      </w:r>
-    </w:p>
-    <w:p>
-      <w:r>
-        <w:t>________________________________________________________________</w:t>
-      </w:r>
-    </w:p>
-    <w:p>
-      <w:pPr>
-        <w:pStyle w:val="Heading3"/>
-      </w:pPr>
-      <w:r>
-        <w:t>This week’s end goal</w:t>
-      </w:r>
-    </w:p>
-    <w:p>
-      <w:pPr>
-        <w:spacing w:line="336" w:lineRule="auto" w:after="180"/>
-      </w:pPr>
-      <w:r>
-        <w:rPr>
-          <w:b w:val="0"/>
-        </w:rPr>
-        <w:t xml:space="preserve">Trace </w:t>
+        <w:t xml:space="preserve">You can count eight objects, but adding two shelf labels is usually meaningless. This week you will examine </w:t>
       </w:r>
       <w:r>
         <w:rPr>
@@ -303,19 +358,61 @@
         <w:rPr>
           <w:b w:val="0"/>
         </w:rPr>
-        <w:t xml:space="preserve">s </w:t>
+        <w:t>s, trace changes to names and explain which representation a task needs.</w:t>
+      </w:r>
+    </w:p>
+    <w:p>
+      <w:pPr>
+        <w:pStyle w:val="Heading2"/>
+      </w:pPr>
+      <w:r>
+        <w:t>Use the saved script and inspect the value types</w:t>
+      </w:r>
+    </w:p>
+    <w:p>
+      <w:pPr>
+        <w:spacing w:line="336" w:lineRule="auto" w:after="180"/>
+      </w:pPr>
+      <w:r>
+        <w:rPr>
+          <w:b w:val="0"/>
+        </w:rPr>
+        <w:t xml:space="preserve">Use the saved Python 3 script workflow from Week 1. Make a new file </w:t>
       </w:r>
       <w:r>
         <w:rPr>
           <w:b/>
         </w:rPr>
-        <w:t>variable</w:t>
+        <w:t>value</w:t>
       </w:r>
       <w:r>
         <w:rPr>
           <w:b w:val="0"/>
         </w:rPr>
-        <w:t xml:space="preserve">s and </w:t>
+        <w:t xml:space="preserve">s.py, predict before running and keep actual </w:t>
+      </w:r>
+      <w:r>
+        <w:rPr>
+          <w:b/>
+        </w:rPr>
+        <w:t>output</w:t>
+      </w:r>
+      <w:r>
+        <w:rPr>
+          <w:b w:val="0"/>
+        </w:rPr>
+        <w:t xml:space="preserve"> separately. Use fictional labels only.</w:t>
+      </w:r>
+    </w:p>
+    <w:p>
+      <w:pPr>
+        <w:spacing w:line="336" w:lineRule="auto" w:after="180"/>
+      </w:pPr>
+      <w:r>
+        <w:rPr>
+          <w:b w:val="0"/>
+        </w:rPr>
+        <w:t xml:space="preserve">Four useful </w:t>
       </w:r>
       <w:r>
         <w:rPr>
@@ -327,42 +424,19 @@
         <w:rPr>
           <w:b w:val="0"/>
         </w:rPr>
-        <w:t>s and explain the changed program before running it.</w:t>
-      </w:r>
-    </w:p>
-    <w:p>
-      <w:pPr>
-        <w:pStyle w:val="Heading1"/>
-      </w:pPr>
-      <w:r>
-        <w:t>02. Notice the evidence</w:t>
-      </w:r>
-    </w:p>
-    <w:p>
-      <w:r>
-        <w:t>Investigate the supplied Values variables and types case. Separate observations, given facts and assumptions before choosing an explanation.</w:t>
-      </w:r>
-    </w:p>
-    <w:p>
-      <w:pPr>
-        <w:spacing w:line="336" w:lineRule="auto" w:after="180"/>
-      </w:pPr>
+        <w:t xml:space="preserve">s are int for whole numbers, float for floating-point numbers, str for text, and bool for True or False. A </w:t>
+      </w:r>
+      <w:r>
+        <w:rPr>
+          <w:b/>
+        </w:rPr>
+        <w:t>type</w:t>
+      </w:r>
       <w:r>
         <w:rPr>
           <w:b w:val="0"/>
         </w:rPr>
-        <w:t>A count and a shelf label can look similar while needing different operations. The integer 8 is a number; "08" is text that preserves a leading zero.</w:t>
-      </w:r>
-    </w:p>
-    <w:p>
-      <w:pPr>
-        <w:spacing w:line="336" w:lineRule="auto" w:after="180"/>
-      </w:pPr>
-      <w:r>
-        <w:rPr>
-          <w:b w:val="0"/>
-        </w:rPr>
-        <w:t xml:space="preserve">You can count eight objects, but adding two shelf labels is usually meaningless. This week you will examine </w:t>
+        <w:t xml:space="preserve"> describes a </w:t>
       </w:r>
       <w:r>
         <w:rPr>
@@ -374,93 +448,19 @@
         <w:rPr>
           <w:b w:val="0"/>
         </w:rPr>
-        <w:t>s, trace changes to names and explain which representation a task needs.</w:t>
-      </w:r>
-    </w:p>
-    <w:p>
-      <w:pPr>
-        <w:spacing w:line="336" w:lineRule="auto" w:after="180"/>
-      </w:pPr>
-      <w:r>
-        <w:rPr>
-          <w:b w:val="0"/>
-        </w:rPr>
-        <w:t xml:space="preserve">Use the saved Python 3 script workflow from Week 1. Make a new file </w:t>
-      </w:r>
-      <w:r>
-        <w:rPr>
-          <w:b/>
-        </w:rPr>
-        <w:t>value</w:t>
-      </w:r>
-      <w:r>
-        <w:rPr>
-          <w:b w:val="0"/>
-        </w:rPr>
-        <w:t xml:space="preserve">s.py, predict before running and keep actual </w:t>
-      </w:r>
-      <w:r>
-        <w:rPr>
-          <w:b/>
-        </w:rPr>
-        <w:t>output</w:t>
-      </w:r>
-      <w:r>
-        <w:rPr>
-          <w:b w:val="0"/>
-        </w:rPr>
-        <w:t xml:space="preserve"> separately. Use fictional labels only.</w:t>
-      </w:r>
-    </w:p>
-    <w:p>
-      <w:pPr>
-        <w:spacing w:line="336" w:lineRule="auto" w:after="180"/>
-      </w:pPr>
-      <w:r>
-        <w:rPr>
-          <w:b w:val="0"/>
-        </w:rPr>
-        <w:t xml:space="preserve">Four useful </w:t>
-      </w:r>
-      <w:r>
-        <w:rPr>
-          <w:b/>
-        </w:rPr>
-        <w:t>type</w:t>
-      </w:r>
-      <w:r>
-        <w:rPr>
-          <w:b w:val="0"/>
-        </w:rPr>
-        <w:t xml:space="preserve">s are int for whole numbers, float for floating-point numbers, str for text, and bool for True or False. A </w:t>
-      </w:r>
-      <w:r>
-        <w:rPr>
-          <w:b/>
-        </w:rPr>
-        <w:t>type</w:t>
-      </w:r>
-      <w:r>
-        <w:rPr>
-          <w:b w:val="0"/>
-        </w:rPr>
-        <w:t xml:space="preserve"> describes a </w:t>
-      </w:r>
-      <w:r>
-        <w:rPr>
-          <w:b/>
-        </w:rPr>
-        <w:t>value</w:t>
-      </w:r>
-      <w:r>
-        <w:rPr>
-          <w:b w:val="0"/>
-        </w:rPr>
         <w:t>, not whether its meaning is sensible for the task.</w:t>
       </w:r>
     </w:p>
     <w:p>
       <w:pPr>
+        <w:pStyle w:val="Heading2"/>
+      </w:pPr>
+      <w:r>
+        <w:t>Your explanation</w:t>
+      </w:r>
+    </w:p>
+    <w:p>
+      <w:pPr>
         <w:pStyle w:val="Heading3"/>
       </w:pPr>
       <w:r>
@@ -487,12 +487,20 @@
         <w:pStyle w:val="Heading1"/>
       </w:pPr>
       <w:r>
-        <w:t>03. See how it works</w:t>
-      </w:r>
-    </w:p>
-    <w:p>
-      <w:r>
-        <w:t>Follow the mechanism for Values variables and types. Connect each labelled input, deciding step and result.</w:t>
+        <w:t>03. Read the literal and its type before choosing an operation</w:t>
+      </w:r>
+    </w:p>
+    <w:p>
+      <w:r>
+        <w:t>The displayed characters alone do not identify the value’s type.</w:t>
+      </w:r>
+    </w:p>
+    <w:p>
+      <w:pPr>
+        <w:pStyle w:val="Heading2"/>
+      </w:pPr>
+      <w:r>
+        <w:t>Compare four built-in types</w:t>
       </w:r>
     </w:p>
     <w:tbl>
@@ -671,6 +679,14 @@
       </w:tr>
     </w:tbl>
     <w:p>
+      <w:pPr>
+        <w:pStyle w:val="Heading2"/>
+      </w:pPr>
+      <w:r>
+        <w:t>Complete type-inspection program</w:t>
+      </w:r>
+    </w:p>
+    <w:p>
       <w:r>
         <w:rPr>
           <w:rFonts w:ascii="Courier New" w:hAnsi="Courier New"/>
@@ -687,6 +703,14 @@
     </w:p>
     <w:p>
       <w:pPr>
+        <w:pStyle w:val="Heading2"/>
+      </w:pPr>
+      <w:r>
+        <w:t>Read quotes, booleans and printed type labels</w:t>
+      </w:r>
+    </w:p>
+    <w:p>
+      <w:pPr>
         <w:spacing w:line="336" w:lineRule="auto" w:after="180"/>
       </w:pPr>
       <w:r>
@@ -739,6 +763,30 @@
     </w:p>
     <w:p>
       <w:pPr>
+        <w:pStyle w:val="Heading2"/>
+      </w:pPr>
+      <w:r>
+        <w:t>Explain the deciding check</w:t>
+      </w:r>
+    </w:p>
+    <w:p>
+      <w:pPr>
+        <w:pStyle w:val="ListBullet"/>
+      </w:pPr>
+      <w:r>
+        <w:t>Point to the input, the deciding step and the result in this week’s visual. Explain the same step in ordinary words. A picture helps when you can say what each part represents.</w:t>
+      </w:r>
+    </w:p>
+    <w:p>
+      <w:pPr>
+        <w:pStyle w:val="Heading2"/>
+      </w:pPr>
+      <w:r>
+        <w:t>Earlier wording, alternatives and picture transcripts · reference / check after trying</w:t>
+      </w:r>
+    </w:p>
+    <w:p>
+      <w:pPr>
         <w:pStyle w:val="Heading3"/>
       </w:pPr>
       <w:r>
@@ -747,13 +795,1438 @@
     </w:p>
     <w:p>
       <w:pPr>
+        <w:pStyle w:val="Heading1"/>
+      </w:pPr>
+      <w:r>
+        <w:t>04. Compare saved values with later reassignment</w:t>
+      </w:r>
+    </w:p>
+    <w:p>
+      <w:r>
+        <w:t>An earlier computed value is not a live formula that follows another name.</w:t>
+      </w:r>
+    </w:p>
+    <w:p>
+      <w:pPr>
+        <w:pStyle w:val="Heading2"/>
+      </w:pPr>
+      <w:r>
+        <w:t>Predict the supported change</w:t>
+      </w:r>
+    </w:p>
+    <w:p>
+      <w:pPr>
+        <w:pStyle w:val="ListBullet"/>
+      </w:pPr>
+      <w:r>
+        <w:t>Trace the five-line count and saved program. Record both printed outputs, then predict the result of assigning saved = count after the change. Check with a run or label a paper trace.</w:t>
+      </w:r>
+    </w:p>
+    <w:p>
+      <w:pPr>
+        <w:pStyle w:val="Heading3"/>
+      </w:pPr>
+      <w:r>
+        <w:t>Keep the procedure fixed. Explain what changed in the inputs and result.</w:t>
+      </w:r>
+    </w:p>
+    <w:p>
+      <w:r>
+        <w:t>________________________________________________________________</w:t>
+      </w:r>
+    </w:p>
+    <w:p>
+      <w:r>
+        <w:t>________________________________________________________________</w:t>
+      </w:r>
+    </w:p>
+    <w:p>
+      <w:r>
+        <w:t>________________________________________________________________</w:t>
+      </w:r>
+    </w:p>
+    <w:p>
+      <w:r>
+        <w:t>________________________________________________________________</w:t>
+      </w:r>
+    </w:p>
+    <w:p>
+      <w:r>
+        <w:t>________________________________________________________________</w:t>
+      </w:r>
+    </w:p>
+    <w:p>
+      <w:pPr>
+        <w:pStyle w:val="Heading2"/>
+      </w:pPr>
+      <w:r>
+        <w:t>Predict the pictured variant</w:t>
+      </w:r>
+    </w:p>
+    <w:p>
+      <w:pPr>
+        <w:pStyle w:val="ListBullet"/>
+      </w:pPr>
+      <w:r>
+        <w:t>Change: Change count to 10, leaving tag unchanged.</w:t>
+      </w:r>
+    </w:p>
+    <w:p>
+      <w:pPr>
+        <w:pStyle w:val="Heading2"/>
+      </w:pPr>
+      <w:r>
+        <w:t>Check after predicting · reference / check after trying</w:t>
+      </w:r>
+    </w:p>
+    <w:p>
+      <w:pPr>
         <w:spacing w:line="336" w:lineRule="auto" w:after="180"/>
       </w:pPr>
+      <w:r>
+        <w:rPr>
+          <w:b/>
+        </w:rPr>
+        <w:t>Prediction</w:t>
+      </w:r>
       <w:r>
         <w:rPr>
           <w:b w:val="0"/>
         </w:rPr>
-        <w:t xml:space="preserve">Point to the </w:t>
+        <w:t xml:space="preserve">: The two valid </w:t>
+      </w:r>
+      <w:r>
+        <w:rPr>
+          <w:b/>
+        </w:rPr>
+        <w:t>output</w:t>
+      </w:r>
+      <w:r>
+        <w:rPr>
+          <w:b w:val="0"/>
+        </w:rPr>
+        <w:t>s become 12 and 82.</w:t>
+      </w:r>
+    </w:p>
+    <w:p>
+      <w:pPr>
+        <w:spacing w:line="336" w:lineRule="auto" w:after="180"/>
+      </w:pPr>
+      <w:r>
+        <w:rPr>
+          <w:b w:val="0"/>
+        </w:rPr>
+        <w:t xml:space="preserve">Reason: Only the integer </w:t>
+      </w:r>
+      <w:r>
+        <w:rPr>
+          <w:b/>
+        </w:rPr>
+        <w:t>variable</w:t>
+      </w:r>
+      <w:r>
+        <w:rPr>
+          <w:b w:val="0"/>
+        </w:rPr>
+        <w:t xml:space="preserve"> changes; the </w:t>
+      </w:r>
+      <w:r>
+        <w:rPr>
+          <w:b/>
+        </w:rPr>
+        <w:t>string</w:t>
+      </w:r>
+      <w:r>
+        <w:rPr>
+          <w:b w:val="0"/>
+        </w:rPr>
+        <w:t xml:space="preserve"> still contains the character 8.</w:t>
+      </w:r>
+    </w:p>
+    <w:p>
+      <w:pPr>
+        <w:pStyle w:val="Heading2"/>
+      </w:pPr>
+      <w:r>
+        <w:t>Earlier wording, alternatives and picture transcripts · reference / check after trying</w:t>
+      </w:r>
+    </w:p>
+    <w:p>
+      <w:pPr>
+        <w:pStyle w:val="Heading3"/>
+      </w:pPr>
+      <w:r>
+        <w:t>Compare a familiar case with a changed case</w:t>
+      </w:r>
+    </w:p>
+    <w:p>
+      <w:pPr>
+        <w:pStyle w:val="Heading3"/>
+      </w:pPr>
+      <w:r>
+        <w:t>Change one thing in the pictured case</w:t>
+      </w:r>
+    </w:p>
+    <w:p>
+      <w:pPr>
+        <w:pStyle w:val="Heading1"/>
+      </w:pPr>
+      <w:r>
+        <w:t>06. Trace numbers and text through the same-looking plus sign</w:t>
+      </w:r>
+    </w:p>
+    <w:p>
+      <w:r>
+        <w:t>The type changes what the operation means.</w:t>
+      </w:r>
+    </w:p>
+    <w:p>
+      <w:pPr>
+        <w:pStyle w:val="Heading2"/>
+      </w:pPr>
+      <w:r>
+        <w:t>Read the complete count/tag record</w:t>
+      </w:r>
+    </w:p>
+    <w:p>
+      <w:pPr>
+        <w:spacing w:line="336" w:lineRule="auto" w:after="180"/>
+      </w:pPr>
+      <w:r>
+        <w:rPr>
+          <w:b w:val="0"/>
+        </w:rPr>
+        <w:t xml:space="preserve">A number and its printed-looking text. A program stores a numeric badge count and a </w:t>
+      </w:r>
+      <w:r>
+        <w:rPr>
+          <w:b/>
+        </w:rPr>
+        <w:t>string</w:t>
+      </w:r>
+      <w:r>
+        <w:rPr>
+          <w:b w:val="0"/>
+        </w:rPr>
+        <w:t xml:space="preserve"> that looks like that count.</w:t>
+      </w:r>
+    </w:p>
+    <w:p>
+      <w:pPr>
+        <w:spacing w:line="336" w:lineRule="auto" w:after="180"/>
+      </w:pPr>
+      <w:r>
+        <w:rPr>
+          <w:b w:val="0"/>
+        </w:rPr>
+        <w:t>Python 3: count=8; tag="8"; print(count+2); print(tag+"2").</w:t>
+      </w:r>
+    </w:p>
+    <w:p>
+      <w:pPr>
+        <w:pStyle w:val="Heading2"/>
+      </w:pPr>
+      <w:r>
+        <w:t>Trace the picture and type rules</w:t>
+      </w:r>
+    </w:p>
+    <w:p>
+      <w:r>
+        <w:drawing>
+          <wp:inline xmlns:a="http://schemas.openxmlformats.org/drawingml/2006/main" xmlns:pic="http://schemas.openxmlformats.org/drawingml/2006/picture">
+            <wp:extent cx="5486400" cy="3182112"/>
+            <wp:docPr id="1" name="Picture 1" descr="Inspect types: count is an integer; tag is a string. → Apply addition: Integer addition gives 10; string concatenation gives the text 82. → Predict a mixed operation: count+tag raises TypeError rather than silently converting tag."/>
+            <wp:cNvGraphicFramePr>
+              <a:graphicFrameLocks noChangeAspect="1"/>
+            </wp:cNvGraphicFramePr>
+            <a:graphic>
+              <a:graphicData uri="http://schemas.openxmlformats.org/drawingml/2006/picture">
+                <pic:pic>
+                  <pic:nvPicPr>
+                    <pic:cNvPr id="0" name="academy-story-python-bridge-2-02.png"/>
+                    <pic:cNvPicPr/>
+                  </pic:nvPicPr>
+                  <pic:blipFill>
+                    <a:blip r:embed="rId9"/>
+                    <a:stretch>
+                      <a:fillRect/>
+                    </a:stretch>
+                  </pic:blipFill>
+                  <pic:spPr>
+                    <a:xfrm>
+                      <a:off x="0" y="0"/>
+                      <a:ext cx="5486400" cy="3182112"/>
+                    </a:xfrm>
+                    <a:prstGeom prst="rect"/>
+                  </pic:spPr>
+                </pic:pic>
+              </a:graphicData>
+            </a:graphic>
+          </wp:inline>
+        </w:drawing>
+      </w:r>
+    </w:p>
+    <w:p>
+      <w:pPr>
+        <w:pStyle w:val="Heading3"/>
+      </w:pPr>
+      <w:r>
+        <w:t>Read the picture one step at a time</w:t>
+      </w:r>
+    </w:p>
+    <w:tbl>
+      <w:tblPr>
+        <w:tblStyle w:val="LightShading-Accent1"/>
+        <w:tblW w:type="auto" w:w="0"/>
+        <w:tblLook w:firstColumn="1" w:firstRow="1" w:lastColumn="0" w:lastRow="0" w:noHBand="0" w:noVBand="1" w:val="04A0"/>
+      </w:tblPr>
+      <w:tblGrid>
+        <w:gridCol w:w="5112"/>
+        <w:gridCol w:w="5112"/>
+      </w:tblGrid>
+      <w:tr>
+        <w:trPr>
+          <w:tblHeader/>
+        </w:trPr>
+        <w:tc>
+          <w:tcPr>
+            <w:tcW w:type="dxa" w:w="5112"/>
+          </w:tcPr>
+          <w:p>
+            <w:r>
+              <w:t>Step</w:t>
+            </w:r>
+          </w:p>
+        </w:tc>
+        <w:tc>
+          <w:tcPr>
+            <w:tcW w:type="dxa" w:w="5112"/>
+          </w:tcPr>
+          <w:p>
+            <w:r>
+              <w:t>What happens and why</w:t>
+            </w:r>
+          </w:p>
+        </w:tc>
+      </w:tr>
+      <w:tr>
+        <w:tc>
+          <w:tcPr>
+            <w:tcW w:type="dxa" w:w="5112"/>
+          </w:tcPr>
+          <w:p>
+            <w:r>
+              <w:t>1. Inspect types</w:t>
+            </w:r>
+          </w:p>
+        </w:tc>
+        <w:tc>
+          <w:tcPr>
+            <w:tcW w:type="dxa" w:w="5112"/>
+          </w:tcPr>
+          <w:p>
+            <w:r>
+              <w:t>count is an integer; tag is a string.</w:t>
+            </w:r>
+          </w:p>
+        </w:tc>
+      </w:tr>
+      <w:tr>
+        <w:tc>
+          <w:tcPr>
+            <w:tcW w:type="dxa" w:w="5112"/>
+          </w:tcPr>
+          <w:p>
+            <w:r>
+              <w:t>2. Apply addition</w:t>
+            </w:r>
+          </w:p>
+        </w:tc>
+        <w:tc>
+          <w:tcPr>
+            <w:tcW w:type="dxa" w:w="5112"/>
+          </w:tcPr>
+          <w:p>
+            <w:r>
+              <w:t>Integer addition gives 10; string concatenation gives the text 82.</w:t>
+            </w:r>
+          </w:p>
+        </w:tc>
+      </w:tr>
+      <w:tr>
+        <w:tc>
+          <w:tcPr>
+            <w:tcW w:type="dxa" w:w="5112"/>
+          </w:tcPr>
+          <w:p>
+            <w:r>
+              <w:t>3. Predict a mixed operation</w:t>
+            </w:r>
+          </w:p>
+        </w:tc>
+        <w:tc>
+          <w:tcPr>
+            <w:tcW w:type="dxa" w:w="5112"/>
+          </w:tcPr>
+          <w:p>
+            <w:r>
+              <w:t>count+tag raises TypeError rather than silently converting tag.</w:t>
+            </w:r>
+          </w:p>
+        </w:tc>
+      </w:tr>
+    </w:tbl>
+    <w:p>
+      <w:r>
+        <w:t>Match each pictured step to the supplied facts. This is a worked teaching case, not an independent assessment.</w:t>
+      </w:r>
+    </w:p>
+    <w:p>
+      <w:pPr>
+        <w:spacing w:line="336" w:lineRule="auto" w:after="180"/>
+      </w:pPr>
+      <w:r>
+        <w:rPr>
+          <w:b/>
+        </w:rPr>
+        <w:t>Value</w:t>
+      </w:r>
+      <w:r>
+        <w:rPr>
+          <w:b w:val="0"/>
+        </w:rPr>
+        <w:t xml:space="preserve">s carry </w:t>
+      </w:r>
+      <w:r>
+        <w:rPr>
+          <w:b/>
+        </w:rPr>
+        <w:t>type</w:t>
+      </w:r>
+      <w:r>
+        <w:rPr>
+          <w:b w:val="0"/>
+        </w:rPr>
+        <w:t xml:space="preserve">s, not merely appearances. The plus operator performs numeric addition for these integers and concatenation for these </w:t>
+      </w:r>
+      <w:r>
+        <w:rPr>
+          <w:b/>
+        </w:rPr>
+        <w:t>string</w:t>
+      </w:r>
+      <w:r>
+        <w:rPr>
+          <w:b w:val="0"/>
+        </w:rPr>
+        <w:t>s; the mixed operation is invalid here.</w:t>
+      </w:r>
+    </w:p>
+    <w:p>
+      <w:pPr>
+        <w:pStyle w:val="Heading2"/>
+      </w:pPr>
+      <w:r>
+        <w:t>Read the complete runnable comparison</w:t>
+      </w:r>
+    </w:p>
+    <w:p>
+      <w:r>
+        <w:rPr>
+          <w:rFonts w:ascii="Courier New" w:hAnsi="Courier New"/>
+          <w:sz w:val="18"/>
+        </w:rPr>
+        <w:t>count = 8</w:t>
+        <w:br/>
+        <w:t>tag = "8"</w:t>
+        <w:br/>
+        <w:t>print(count + 2)</w:t>
+        <w:br/>
+        <w:t>print(tag + "2")</w:t>
+        <w:br/>
+      </w:r>
+    </w:p>
+    <w:p>
+      <w:pPr>
+        <w:pStyle w:val="Heading2"/>
+      </w:pPr>
+      <w:r>
+        <w:t>Inspect valid results and the mixed-type failure</w:t>
+      </w:r>
+    </w:p>
+    <w:tbl>
+      <w:tblPr>
+        <w:tblStyle w:val="LightShading-Accent1"/>
+        <w:tblW w:type="auto" w:w="0"/>
+        <w:tblLook w:firstColumn="1" w:firstRow="1" w:lastColumn="0" w:lastRow="0" w:noHBand="0" w:noVBand="1" w:val="04A0"/>
+      </w:tblPr>
+      <w:tblGrid>
+        <w:gridCol w:w="3408"/>
+        <w:gridCol w:w="3408"/>
+        <w:gridCol w:w="3408"/>
+      </w:tblGrid>
+      <w:tr>
+        <w:trPr>
+          <w:tblHeader/>
+        </w:trPr>
+        <w:tc>
+          <w:tcPr>
+            <w:tcW w:type="dxa" w:w="3408"/>
+          </w:tcPr>
+          <w:p>
+            <w:r>
+              <w:t>Expression</w:t>
+            </w:r>
+          </w:p>
+        </w:tc>
+        <w:tc>
+          <w:tcPr>
+            <w:tcW w:type="dxa" w:w="3408"/>
+          </w:tcPr>
+          <w:p>
+            <w:r>
+              <w:t>Operation under these supplied types</w:t>
+            </w:r>
+          </w:p>
+        </w:tc>
+        <w:tc>
+          <w:tcPr>
+            <w:tcW w:type="dxa" w:w="3408"/>
+          </w:tcPr>
+          <w:p>
+            <w:r>
+              <w:t>Result</w:t>
+            </w:r>
+          </w:p>
+        </w:tc>
+      </w:tr>
+      <w:tr>
+        <w:tc>
+          <w:tcPr>
+            <w:tcW w:type="dxa" w:w="3408"/>
+          </w:tcPr>
+          <w:p>
+            <w:r>
+              <w:t>count + 2</w:t>
+            </w:r>
+          </w:p>
+        </w:tc>
+        <w:tc>
+          <w:tcPr>
+            <w:tcW w:type="dxa" w:w="3408"/>
+          </w:tcPr>
+          <w:p>
+            <w:r>
+              <w:t>Integer addition</w:t>
+            </w:r>
+          </w:p>
+        </w:tc>
+        <w:tc>
+          <w:tcPr>
+            <w:tcW w:type="dxa" w:w="3408"/>
+          </w:tcPr>
+          <w:p>
+            <w:r>
+              <w:t>10</w:t>
+            </w:r>
+          </w:p>
+        </w:tc>
+      </w:tr>
+      <w:tr>
+        <w:tc>
+          <w:tcPr>
+            <w:tcW w:type="dxa" w:w="3408"/>
+          </w:tcPr>
+          <w:p>
+            <w:r>
+              <w:t>tag + "2"</w:t>
+            </w:r>
+          </w:p>
+        </w:tc>
+        <w:tc>
+          <w:tcPr>
+            <w:tcW w:type="dxa" w:w="3408"/>
+          </w:tcPr>
+          <w:p>
+            <w:r>
+              <w:t>String concatenation</w:t>
+            </w:r>
+          </w:p>
+        </w:tc>
+        <w:tc>
+          <w:tcPr>
+            <w:tcW w:type="dxa" w:w="3408"/>
+          </w:tcPr>
+          <w:p>
+            <w:r>
+              <w:t>Text 82</w:t>
+            </w:r>
+          </w:p>
+        </w:tc>
+      </w:tr>
+      <w:tr>
+        <w:tc>
+          <w:tcPr>
+            <w:tcW w:type="dxa" w:w="3408"/>
+          </w:tcPr>
+          <w:p>
+            <w:r>
+              <w:t>count + tag</w:t>
+            </w:r>
+          </w:p>
+        </w:tc>
+        <w:tc>
+          <w:tcPr>
+            <w:tcW w:type="dxa" w:w="3408"/>
+          </w:tcPr>
+          <w:p>
+            <w:r>
+              <w:t>Unsupported int+str addition</w:t>
+            </w:r>
+          </w:p>
+        </w:tc>
+        <w:tc>
+          <w:tcPr>
+            <w:tcW w:type="dxa" w:w="3408"/>
+          </w:tcPr>
+          <w:p>
+            <w:r>
+              <w:t>TypeError, no silent conversion</w:t>
+            </w:r>
+          </w:p>
+        </w:tc>
+      </w:tr>
+      <w:tr>
+        <w:tc>
+          <w:tcPr>
+            <w:tcW w:type="dxa" w:w="3408"/>
+          </w:tcPr>
+          <w:p>
+            <w:r>
+              <w:t>After count=10, tag unchanged</w:t>
+            </w:r>
+          </w:p>
+        </w:tc>
+        <w:tc>
+          <w:tcPr>
+            <w:tcW w:type="dxa" w:w="3408"/>
+          </w:tcPr>
+          <w:p>
+            <w:r>
+              <w:t>Only the integer input changes</w:t>
+            </w:r>
+          </w:p>
+        </w:tc>
+        <w:tc>
+          <w:tcPr>
+            <w:tcW w:type="dxa" w:w="3408"/>
+          </w:tcPr>
+          <w:p>
+            <w:r>
+              <w:t>12 and text 82; tag still "8"</w:t>
+            </w:r>
+          </w:p>
+        </w:tc>
+      </w:tr>
+    </w:tbl>
+    <w:p>
+      <w:pPr>
+        <w:pStyle w:val="Heading2"/>
+      </w:pPr>
+      <w:r>
+        <w:t>Predict changing only count</w:t>
+      </w:r>
+    </w:p>
+    <w:p>
+      <w:pPr>
+        <w:pStyle w:val="ListBullet"/>
+      </w:pPr>
+      <w:r>
+        <w:t>Change one thing: Change count to 10, leaving tag unchanged. Predict the result before checking the explanation. What remains the same?</w:t>
+      </w:r>
+    </w:p>
+    <w:p>
+      <w:pPr>
+        <w:pStyle w:val="Heading2"/>
+      </w:pPr>
+      <w:r>
+        <w:t>Check after predicting · reference / check after trying</w:t>
+      </w:r>
+    </w:p>
+    <w:p>
+      <w:r>
+        <w:drawing>
+          <wp:inline xmlns:a="http://schemas.openxmlformats.org/drawingml/2006/main" xmlns:pic="http://schemas.openxmlformats.org/drawingml/2006/picture">
+            <wp:extent cx="5486400" cy="3026664"/>
+            <wp:docPr id="2" name="Picture 2" descr="Original case: count+tag raises TypeError rather than silently converting tag. Changed condition: Change count to 10, leaving tag unchanged. Expected result: The two valid outputs become 12 and 82. Reason: Only the integer variable changes; the string still contains the character 8."/>
+            <wp:cNvGraphicFramePr>
+              <a:graphicFrameLocks noChangeAspect="1"/>
+            </wp:cNvGraphicFramePr>
+            <a:graphic>
+              <a:graphicData uri="http://schemas.openxmlformats.org/drawingml/2006/picture">
+                <pic:pic>
+                  <pic:nvPicPr>
+                    <pic:cNvPr id="0" name="academy-story-python-bridge-2-04.png"/>
+                    <pic:cNvPicPr/>
+                  </pic:nvPicPr>
+                  <pic:blipFill>
+                    <a:blip r:embed="rId10"/>
+                    <a:stretch>
+                      <a:fillRect/>
+                    </a:stretch>
+                  </pic:blipFill>
+                  <pic:spPr>
+                    <a:xfrm>
+                      <a:off x="0" y="0"/>
+                      <a:ext cx="5486400" cy="3026664"/>
+                    </a:xfrm>
+                    <a:prstGeom prst="rect"/>
+                  </pic:spPr>
+                </pic:pic>
+              </a:graphicData>
+            </a:graphic>
+          </wp:inline>
+        </w:drawing>
+      </w:r>
+    </w:p>
+    <w:p>
+      <w:pPr>
+        <w:pStyle w:val="Heading2"/>
+      </w:pPr>
+      <w:r>
+        <w:t>State built-in-type scope and explain</w:t>
+      </w:r>
+    </w:p>
+    <w:p>
+      <w:pPr>
+        <w:pStyle w:val="ListBullet"/>
+      </w:pPr>
+      <w:r>
+        <w:t>These examples use built-in integers and strings; operator behaviour depends on types and is not proof of general model reasoning.</w:t>
+      </w:r>
+    </w:p>
+    <w:p>
+      <w:pPr>
+        <w:pStyle w:val="ListBullet"/>
+      </w:pPr>
+      <w:r>
+        <w:t>Read the labelled picture: Predict both print outputs and explain why they differ. Does count+tag work, and what happens to each valid output after count becomes ten?</w:t>
+      </w:r>
+    </w:p>
+    <w:p>
+      <w:pPr>
+        <w:pStyle w:val="Heading2"/>
+      </w:pPr>
+      <w:r>
+        <w:t>Separate saved-value trace · reference / check after trying</w:t>
+      </w:r>
+    </w:p>
+    <w:p>
+      <w:pPr>
+        <w:pStyle w:val="Heading3"/>
+      </w:pPr>
+      <w:r>
+        <w:t>A saved value is not a live link</w:t>
+      </w:r>
+    </w:p>
+    <w:tbl>
+      <w:tblPr>
+        <w:tblStyle w:val="LightShading-Accent1"/>
+        <w:tblW w:type="auto" w:w="0"/>
+        <w:tblLook w:firstColumn="1" w:firstRow="1" w:lastColumn="0" w:lastRow="0" w:noHBand="0" w:noVBand="1" w:val="04A0"/>
+      </w:tblPr>
+      <w:tblGrid>
+        <w:gridCol w:w="3408"/>
+        <w:gridCol w:w="3408"/>
+        <w:gridCol w:w="3408"/>
+      </w:tblGrid>
+      <w:tr>
+        <w:trPr>
+          <w:tblHeader/>
+        </w:trPr>
+        <w:tc>
+          <w:tcPr>
+            <w:tcW w:type="dxa" w:w="3408"/>
+          </w:tcPr>
+          <w:p>
+            <w:r>
+              <w:t>Instruction</w:t>
+            </w:r>
+          </w:p>
+        </w:tc>
+        <w:tc>
+          <w:tcPr>
+            <w:tcW w:type="dxa" w:w="3408"/>
+          </w:tcPr>
+          <w:p>
+            <w:r>
+              <w:t>count now</w:t>
+            </w:r>
+          </w:p>
+        </w:tc>
+        <w:tc>
+          <w:tcPr>
+            <w:tcW w:type="dxa" w:w="3408"/>
+          </w:tcPr>
+          <w:p>
+            <w:r>
+              <w:t>saved now</w:t>
+            </w:r>
+          </w:p>
+        </w:tc>
+      </w:tr>
+      <w:tr>
+        <w:tc>
+          <w:tcPr>
+            <w:tcW w:type="dxa" w:w="3408"/>
+          </w:tcPr>
+          <w:p>
+            <w:r>
+              <w:t>count = 8</w:t>
+            </w:r>
+          </w:p>
+        </w:tc>
+        <w:tc>
+          <w:tcPr>
+            <w:tcW w:type="dxa" w:w="3408"/>
+          </w:tcPr>
+          <w:p>
+            <w:r>
+              <w:t>8</w:t>
+            </w:r>
+          </w:p>
+        </w:tc>
+        <w:tc>
+          <w:tcPr>
+            <w:tcW w:type="dxa" w:w="3408"/>
+          </w:tcPr>
+          <w:p>
+            <w:r>
+              <w:t>Not assigned</w:t>
+            </w:r>
+          </w:p>
+        </w:tc>
+      </w:tr>
+      <w:tr>
+        <w:tc>
+          <w:tcPr>
+            <w:tcW w:type="dxa" w:w="3408"/>
+          </w:tcPr>
+          <w:p>
+            <w:r>
+              <w:t>saved = count</w:t>
+            </w:r>
+          </w:p>
+        </w:tc>
+        <w:tc>
+          <w:tcPr>
+            <w:tcW w:type="dxa" w:w="3408"/>
+          </w:tcPr>
+          <w:p>
+            <w:r>
+              <w:t>8</w:t>
+            </w:r>
+          </w:p>
+        </w:tc>
+        <w:tc>
+          <w:tcPr>
+            <w:tcW w:type="dxa" w:w="3408"/>
+          </w:tcPr>
+          <w:p>
+            <w:r>
+              <w:t>8</w:t>
+            </w:r>
+          </w:p>
+        </w:tc>
+      </w:tr>
+      <w:tr>
+        <w:tc>
+          <w:tcPr>
+            <w:tcW w:type="dxa" w:w="3408"/>
+          </w:tcPr>
+          <w:p>
+            <w:r>
+              <w:t>count = count + 2</w:t>
+            </w:r>
+          </w:p>
+        </w:tc>
+        <w:tc>
+          <w:tcPr>
+            <w:tcW w:type="dxa" w:w="3408"/>
+          </w:tcPr>
+          <w:p>
+            <w:r>
+              <w:t>10</w:t>
+            </w:r>
+          </w:p>
+        </w:tc>
+        <w:tc>
+          <w:tcPr>
+            <w:tcW w:type="dxa" w:w="3408"/>
+          </w:tcPr>
+          <w:p>
+            <w:r>
+              <w:t>8</w:t>
+            </w:r>
+          </w:p>
+        </w:tc>
+      </w:tr>
+    </w:tbl>
+    <w:p>
+      <w:r>
+        <w:t>Evaluate the right side using the current value, then bind the left-hand name. The saved integer does not update when count is reassigned.</w:t>
+      </w:r>
+    </w:p>
+    <w:p>
+      <w:r>
+        <w:rPr>
+          <w:rFonts w:ascii="Courier New" w:hAnsi="Courier New"/>
+          <w:sz w:val="18"/>
+        </w:rPr>
+        <w:t>count = 8</w:t>
+        <w:br/>
+        <w:t>saved = count</w:t>
+        <w:br/>
+        <w:t>count = count + 2</w:t>
+        <w:br/>
+        <w:t>print(count)</w:t>
+        <w:br/>
+        <w:t>print(saved)</w:t>
+      </w:r>
+    </w:p>
+    <w:p>
+      <w:pPr>
+        <w:spacing w:line="336" w:lineRule="auto" w:after="180"/>
+      </w:pPr>
+      <w:r>
+        <w:rPr>
+          <w:b w:val="0"/>
+        </w:rPr>
+        <w:t xml:space="preserve">The </w:t>
+      </w:r>
+      <w:r>
+        <w:rPr>
+          <w:b/>
+        </w:rPr>
+        <w:t>output</w:t>
+      </w:r>
+      <w:r>
+        <w:rPr>
+          <w:b w:val="0"/>
+        </w:rPr>
+        <w:t xml:space="preserve">s are 10 and 8 on separate lines. saved = count uses the </w:t>
+      </w:r>
+      <w:r>
+        <w:rPr>
+          <w:b/>
+        </w:rPr>
+        <w:t>value</w:t>
+      </w:r>
+      <w:r>
+        <w:rPr>
+          <w:b w:val="0"/>
+        </w:rPr>
+        <w:t xml:space="preserve"> available at that moment.</w:t>
+      </w:r>
+    </w:p>
+    <w:p>
+      <w:pPr>
+        <w:spacing w:line="336" w:lineRule="auto" w:after="180"/>
+      </w:pPr>
+      <w:r>
+        <w:rPr>
+          <w:b w:val="0"/>
+        </w:rPr>
+        <w:t>It does not store a formula that keeps following count. count = count + 2 is valid assignment: read the old 8, calculate 10, then rebind count. It is not a claim that 8 equals 10.</w:t>
+      </w:r>
+    </w:p>
+    <w:p>
+      <w:pPr>
+        <w:pStyle w:val="Heading3"/>
+      </w:pPr>
+      <w:r>
+        <w:t>After count becomes 10, add saved = count and print(saved). Predict the new output and explain why this is different from expecting saved to change automatically.</w:t>
+      </w:r>
+    </w:p>
+    <w:p>
+      <w:r>
+        <w:t>________________________________________________________________</w:t>
+      </w:r>
+    </w:p>
+    <w:p>
+      <w:r>
+        <w:t>________________________________________________________________</w:t>
+      </w:r>
+    </w:p>
+    <w:p>
+      <w:r>
+        <w:t>________________________________________________________________</w:t>
+      </w:r>
+    </w:p>
+    <w:p>
+      <w:r>
+        <w:t>________________________________________________________________</w:t>
+      </w:r>
+    </w:p>
+    <w:p>
+      <w:r>
+        <w:t>________________________________________________________________</w:t>
+      </w:r>
+    </w:p>
+    <w:p>
+      <w:pPr>
+        <w:pStyle w:val="Heading2"/>
+      </w:pPr>
+      <w:r>
+        <w:t>Earlier wording, alternatives and picture transcripts · reference / check after trying</w:t>
+      </w:r>
+    </w:p>
+    <w:p>
+      <w:pPr>
+        <w:pStyle w:val="Heading3"/>
+      </w:pPr>
+      <w:r>
+        <w:t>Learn from the worked case</w:t>
+      </w:r>
+    </w:p>
+    <w:p>
+      <w:pPr>
+        <w:spacing w:line="336" w:lineRule="auto" w:after="180"/>
+      </w:pPr>
+      <w:r>
+        <w:rPr>
+          <w:b w:val="0"/>
+        </w:rPr>
+        <w:t>Cover the result before checking it. Say what is given, choose the procedure, and follow one step at a time. Then uncover the result and explain your first mismatch. Ask why a step is allowed, not only what number it produces.</w:t>
+      </w:r>
+    </w:p>
+    <w:p>
+      <w:pPr>
+        <w:pStyle w:val="Heading3"/>
+      </w:pPr>
+      <w:r>
+        <w:t>A pictorial worked case: Values variables and types</w:t>
+      </w:r>
+    </w:p>
+    <w:p>
+      <w:pPr>
+        <w:pStyle w:val="Heading3"/>
+      </w:pPr>
+      <w:r>
+        <w:t>The facts we will use</w:t>
+      </w:r>
+    </w:p>
+    <w:p>
+      <w:r>
+        <w:drawing>
+          <wp:inline xmlns:a="http://schemas.openxmlformats.org/drawingml/2006/main" xmlns:pic="http://schemas.openxmlformats.org/drawingml/2006/picture">
+            <wp:extent cx="5486400" cy="5225143"/>
+            <wp:docPr id="3" name="Picture 3" descr="Values variables and types. Inspect types: count is an integer; tag is a string.. Apply addition: Integer addition gives 10; string concatenation gives the text 82.. Predict a mixed operation: count+tag raises TypeError rather than silently converting tag."/>
+            <wp:cNvGraphicFramePr>
+              <a:graphicFrameLocks noChangeAspect="1"/>
+            </wp:cNvGraphicFramePr>
+            <a:graphic>
+              <a:graphicData uri="http://schemas.openxmlformats.org/drawingml/2006/picture">
+                <pic:pic>
+                  <pic:nvPicPr>
+                    <pic:cNvPr id="0" name="academy-visual-python-bridge-2.png"/>
+                    <pic:cNvPicPr/>
+                  </pic:nvPicPr>
+                  <pic:blipFill>
+                    <a:blip r:embed="rId11"/>
+                    <a:stretch>
+                      <a:fillRect/>
+                    </a:stretch>
+                  </pic:blipFill>
+                  <pic:spPr>
+                    <a:xfrm>
+                      <a:off x="0" y="0"/>
+                      <a:ext cx="5486400" cy="5225143"/>
+                    </a:xfrm>
+                    <a:prstGeom prst="rect"/>
+                  </pic:spPr>
+                </pic:pic>
+              </a:graphicData>
+            </a:graphic>
+          </wp:inline>
+        </w:drawing>
+      </w:r>
+    </w:p>
+    <w:p>
+      <w:pPr>
+        <w:pStyle w:val="Heading3"/>
+      </w:pPr>
+      <w:r>
+        <w:t>Why this result follows</w:t>
+      </w:r>
+    </w:p>
+    <w:p>
+      <w:pPr>
+        <w:pStyle w:val="Heading3"/>
+      </w:pPr>
+      <w:r>
+        <w:t>What this example does not establish</w:t>
+      </w:r>
+    </w:p>
+    <w:p>
+      <w:pPr>
+        <w:pStyle w:val="Heading1"/>
+      </w:pPr>
+      <w:r>
+        <w:t>07. Distinguish a changed value from a changed type</w:t>
+      </w:r>
+    </w:p>
+    <w:p>
+      <w:r>
+        <w:t>A valid type can still be wrong for the task.</w:t>
+      </w:r>
+    </w:p>
+    <w:p>
+      <w:pPr>
+        <w:pStyle w:val="Heading2"/>
+      </w:pPr>
+      <w:r>
+        <w:t>Trace addition, joining and repetition</w:t>
+      </w:r>
+    </w:p>
+    <w:p>
+      <w:r>
+        <w:rPr>
+          <w:rFonts w:ascii="Courier New" w:hAnsi="Courier New"/>
+          <w:sz w:val="18"/>
+        </w:rPr>
+        <w:t>print(8 + 2)</w:t>
+        <w:br/>
+        <w:t>print("8" + "2")</w:t>
+        <w:br/>
+        <w:t>print("8" * 2)</w:t>
+      </w:r>
+    </w:p>
+    <w:p>
+      <w:pPr>
+        <w:spacing w:line="336" w:lineRule="auto" w:after="180"/>
+      </w:pPr>
+      <w:r>
+        <w:rPr>
+          <w:b w:val="0"/>
+        </w:rPr>
+        <w:t xml:space="preserve">These lines display 10, 82 and 88. Number addition calculates a sum. </w:t>
+      </w:r>
+      <w:r>
+        <w:rPr>
+          <w:b/>
+        </w:rPr>
+        <w:t>String</w:t>
+      </w:r>
+      <w:r>
+        <w:rPr>
+          <w:b w:val="0"/>
+        </w:rPr>
+        <w:t xml:space="preserve"> addition joins text; </w:t>
+      </w:r>
+      <w:r>
+        <w:rPr>
+          <w:b/>
+        </w:rPr>
+        <w:t>string</w:t>
+      </w:r>
+      <w:r>
+        <w:rPr>
+          <w:b w:val="0"/>
+        </w:rPr>
+        <w:t xml:space="preserve"> multiplication by a whole number repeats it. Python does not infer from the digits that you wanted a number.</w:t>
+      </w:r>
+    </w:p>
+    <w:p>
+      <w:pPr>
+        <w:spacing w:line="336" w:lineRule="auto" w:after="180"/>
+      </w:pPr>
+      <w:r>
+        <w:rPr>
+          <w:b w:val="0"/>
+        </w:rPr>
+        <w:t xml:space="preserve">Trying "8" + 2 instead raises </w:t>
+      </w:r>
+      <w:r>
+        <w:rPr>
+          <w:b/>
+        </w:rPr>
+        <w:t>Type</w:t>
+      </w:r>
+      <w:r>
+        <w:rPr>
+          <w:b w:val="0"/>
+        </w:rPr>
+        <w:t>Error because this addition mixes text and an integer.</w:t>
+      </w:r>
+    </w:p>
+    <w:p>
+      <w:pPr>
+        <w:pStyle w:val="Heading2"/>
+      </w:pPr>
+      <w:r>
+        <w:t>Preserve identifiers and meaningful counts</w:t>
+      </w:r>
+    </w:p>
+    <w:p>
+      <w:pPr>
+        <w:spacing w:line="336" w:lineRule="auto" w:after="180"/>
+      </w:pPr>
+      <w:r>
+        <w:rPr>
+          <w:b w:val="0"/>
+        </w:rPr>
+        <w:t xml:space="preserve">For a supplied count, use a numeric literal such as 8. For a shelf ID, preserve text such as "08". Later weeks will parse and validate data read from files; changing a </w:t>
+      </w:r>
+      <w:r>
+        <w:rPr>
+          <w:b/>
+        </w:rPr>
+        <w:t>type</w:t>
+      </w:r>
+      <w:r>
+        <w:rPr>
+          <w:b w:val="0"/>
+        </w:rPr>
+        <w:t xml:space="preserve"> alone will not prove that a </w:t>
+      </w:r>
+      <w:r>
+        <w:rPr>
+          <w:b/>
+        </w:rPr>
+        <w:t>value</w:t>
+      </w:r>
+      <w:r>
+        <w:rPr>
+          <w:b w:val="0"/>
+        </w:rPr>
+        <w:t xml:space="preserve"> is valid.</w:t>
+      </w:r>
+    </w:p>
+    <w:p>
+      <w:pPr>
+        <w:spacing w:line="336" w:lineRule="auto" w:after="180"/>
+      </w:pPr>
+      <w:r>
+        <w:rPr>
+          <w:b w:val="0"/>
+        </w:rPr>
+        <w:t>Use descriptive names with underscores, such as shelf_id. Names are case-sensitive: count and Count are different names.</w:t>
+      </w:r>
+    </w:p>
+    <w:p>
+      <w:pPr>
+        <w:pStyle w:val="Heading2"/>
+      </w:pPr>
+      <w:r>
+        <w:t>Predict the 6 and 3 expressions</w:t>
+      </w:r>
+    </w:p>
+    <w:p>
+      <w:pPr>
+        <w:pStyle w:val="ListBullet"/>
+      </w:pPr>
+      <w:r>
+        <w:t>Predict 6 + 3, "6" + "3" and "6" * 3. Explain what happens for "6" + 3. Which expression counts six groups of three?</w:t>
+      </w:r>
+    </w:p>
+    <w:p>
+      <w:pPr>
+        <w:pStyle w:val="Heading3"/>
+      </w:pPr>
+      <w:r>
+        <w:t>State one repair and the checks you would rerun.</w:t>
+      </w:r>
+    </w:p>
+    <w:p>
+      <w:r>
+        <w:t>________________________________________________________________</w:t>
+      </w:r>
+    </w:p>
+    <w:p>
+      <w:r>
+        <w:t>________________________________________________________________</w:t>
+      </w:r>
+    </w:p>
+    <w:p>
+      <w:r>
+        <w:t>________________________________________________________________</w:t>
+      </w:r>
+    </w:p>
+    <w:p>
+      <w:r>
+        <w:t>________________________________________________________________</w:t>
+      </w:r>
+    </w:p>
+    <w:p>
+      <w:r>
+        <w:t>________________________________________________________________</w:t>
+      </w:r>
+    </w:p>
+    <w:p>
+      <w:r>
+        <w:t>________________________________________________________________</w:t>
+      </w:r>
+    </w:p>
+    <w:p>
+      <w:pPr>
+        <w:pStyle w:val="Heading2"/>
+      </w:pPr>
+      <w:r>
+        <w:t>Earlier wording, alternatives and picture transcripts · reference / check after trying</w:t>
+      </w:r>
+    </w:p>
+    <w:p>
+      <w:pPr>
+        <w:pStyle w:val="Heading3"/>
+      </w:pPr>
+      <w:r>
+        <w:t>Locate the earliest unsupported step</w:t>
+      </w:r>
+    </w:p>
+    <w:p>
+      <w:pPr>
+        <w:pStyle w:val="Heading1"/>
+      </w:pPr>
+      <w:r>
+        <w:t>08. Practise the saved-value trace with less help</w:t>
+      </w:r>
+    </w:p>
+    <w:p>
+      <w:r>
+        <w:t>Record each name after each assignment, then compare actual output.</w:t>
+      </w:r>
+    </w:p>
+    <w:p>
+      <w:pPr>
+        <w:pStyle w:val="Heading2"/>
+      </w:pPr>
+      <w:r>
+        <w:t>Explain the script in your own words</w:t>
+      </w:r>
+    </w:p>
+    <w:p>
+      <w:pPr>
+        <w:pStyle w:val="ListBullet"/>
+      </w:pPr>
+      <w:r>
+        <w:t>Classify 12, 1.5, "12", False and "False". Explain why the last two are different.</w:t>
+      </w:r>
+    </w:p>
+    <w:p>
+      <w:pPr>
+        <w:pStyle w:val="Heading3"/>
+      </w:pPr>
+      <w:r>
+        <w:t>After count becomes 10, add saved = count and print(saved). Predict the new output and explain why this is different from expecting saved to change automatically.</w:t>
+      </w:r>
+    </w:p>
+    <w:p>
+      <w:r>
+        <w:t>________________________________________________________________</w:t>
+      </w:r>
+    </w:p>
+    <w:p>
+      <w:r>
+        <w:t>________________________________________________________________</w:t>
+      </w:r>
+    </w:p>
+    <w:p>
+      <w:r>
+        <w:t>________________________________________________________________</w:t>
+      </w:r>
+    </w:p>
+    <w:p>
+      <w:r>
+        <w:t>________________________________________________________________</w:t>
+      </w:r>
+    </w:p>
+    <w:p>
+      <w:r>
+        <w:t>________________________________________________________________</w:t>
+      </w:r>
+    </w:p>
+    <w:p>
+      <w:pPr>
+        <w:pStyle w:val="Heading3"/>
+      </w:pPr>
+      <w:r>
+        <w:t>Explain your prediction to a partner before comparing results.</w:t>
+      </w:r>
+    </w:p>
+    <w:p>
+      <w:r>
+        <w:t>________________________________________________________________</w:t>
+      </w:r>
+    </w:p>
+    <w:p>
+      <w:r>
+        <w:t>________________________________________________________________</w:t>
+      </w:r>
+    </w:p>
+    <w:p>
+      <w:r>
+        <w:t>________________________________________________________________</w:t>
+      </w:r>
+    </w:p>
+    <w:p>
+      <w:r>
+        <w:t>________________________________________________________________</w:t>
+      </w:r>
+    </w:p>
+    <w:p>
+      <w:pPr>
+        <w:pStyle w:val="Heading2"/>
+      </w:pPr>
+      <w:r>
+        <w:t>Complete W2 prediction and trace</w:t>
+      </w:r>
+    </w:p>
+    <w:p>
+      <w:pPr>
+        <w:spacing w:line="336" w:lineRule="auto" w:after="180"/>
+      </w:pPr>
+      <w:r>
+        <w:rPr>
+          <w:b w:val="0"/>
+        </w:rPr>
+        <w:t>Use workbook W2 for the connected example “</w:t>
+      </w:r>
+      <w:r>
+        <w:rPr>
+          <w:b/>
+        </w:rPr>
+        <w:t>Value</w:t>
+      </w:r>
+      <w:r>
+        <w:rPr>
+          <w:b w:val="0"/>
+        </w:rPr>
+        <w:t xml:space="preserve">s </w:t>
+      </w:r>
+      <w:r>
+        <w:rPr>
+          <w:b/>
+        </w:rPr>
+        <w:t>variable</w:t>
+      </w:r>
+      <w:r>
+        <w:rPr>
+          <w:b w:val="0"/>
+        </w:rPr>
+        <w:t xml:space="preserve">s and </w:t>
+      </w:r>
+      <w:r>
+        <w:rPr>
+          <w:b/>
+        </w:rPr>
+        <w:t>type</w:t>
+      </w:r>
+      <w:r>
+        <w:rPr>
+          <w:b w:val="0"/>
+        </w:rPr>
+        <w:t xml:space="preserve">s”. First fill the </w:t>
       </w:r>
       <w:r>
         <w:rPr>
@@ -765,7 +2238,216 @@
         <w:rPr>
           <w:b w:val="0"/>
         </w:rPr>
-        <w:t>, the deciding step and the result in this week’s visual. Explain the same step in ordinary words. A picture helps when you can say what each part represents.</w:t>
+        <w:t xml:space="preserve"> and rule boxes. Try the middle steps before asking for a hint. After a hint, try the next step yourself.</w:t>
+      </w:r>
+    </w:p>
+    <w:tbl>
+      <w:tblPr>
+        <w:tblStyle w:val="LightShading-Accent1"/>
+        <w:tblW w:type="auto" w:w="0"/>
+        <w:tblLook w:firstColumn="1" w:firstRow="1" w:lastColumn="0" w:lastRow="0" w:noHBand="0" w:noVBand="1" w:val="04A0"/>
+      </w:tblPr>
+      <w:tblGrid>
+        <w:gridCol w:w="3408"/>
+        <w:gridCol w:w="3408"/>
+        <w:gridCol w:w="3408"/>
+      </w:tblGrid>
+      <w:tr>
+        <w:trPr>
+          <w:tblHeader/>
+        </w:trPr>
+        <w:tc>
+          <w:tcPr>
+            <w:tcW w:type="dxa" w:w="3408"/>
+          </w:tcPr>
+          <w:p>
+            <w:r>
+              <w:t>Plan</w:t>
+            </w:r>
+          </w:p>
+        </w:tc>
+        <w:tc>
+          <w:tcPr>
+            <w:tcW w:type="dxa" w:w="3408"/>
+          </w:tcPr>
+          <w:p>
+            <w:r>
+              <w:t>Do</w:t>
+            </w:r>
+          </w:p>
+        </w:tc>
+        <w:tc>
+          <w:tcPr>
+            <w:tcW w:type="dxa" w:w="3408"/>
+          </w:tcPr>
+          <w:p>
+            <w:r>
+              <w:t>Check</w:t>
+            </w:r>
+          </w:p>
+        </w:tc>
+      </w:tr>
+      <w:tr>
+        <w:tc>
+          <w:tcPr>
+            <w:tcW w:type="dxa" w:w="3408"/>
+          </w:tcPr>
+          <w:p>
+            <w:r>
+              <w:t>What is given? Which rule or procedure applies?</w:t>
+            </w:r>
+          </w:p>
+        </w:tc>
+        <w:tc>
+          <w:tcPr>
+            <w:tcW w:type="dxa" w:w="3408"/>
+          </w:tcPr>
+          <w:p>
+            <w:r>
+              <w:t>Record each intermediate step.</w:t>
+            </w:r>
+          </w:p>
+        </w:tc>
+        <w:tc>
+          <w:tcPr>
+            <w:tcW w:type="dxa" w:w="3408"/>
+          </w:tcPr>
+          <w:p>
+            <w:r>
+              <w:t>Does the result follow? What remains unknown?</w:t>
+            </w:r>
+          </w:p>
+        </w:tc>
+      </w:tr>
+    </w:tbl>
+    <w:p>
+      <w:pPr>
+        <w:pStyle w:val="Heading2"/>
+      </w:pPr>
+      <w:r>
+        <w:t>Check digits-versus-number reasoning</w:t>
+      </w:r>
+    </w:p>
+    <w:p>
+      <w:pPr>
+        <w:pStyle w:val="ListBullet"/>
+      </w:pPr>
+      <w:r>
+        <w:t>Use the worked case for Values variables and types. Proposed explanation: “Digits always mean a number”. Decide whether this explanation is supported. Point to the step or supplied fact that decides; explain your repair if needed.</w:t>
+      </w:r>
+    </w:p>
+    <w:p>
+      <w:pPr>
+        <w:pStyle w:val="ListBullet"/>
+      </w:pPr>
+      <w:r>
+        <w:t>Answer on your own before discussion. If you are unsure, say which step you need help with.</w:t>
+      </w:r>
+    </w:p>
+    <w:p>
+      <w:pPr>
+        <w:pStyle w:val="Heading2"/>
+      </w:pPr>
+      <w:r>
+        <w:t>Explain the pictured type change</w:t>
+      </w:r>
+    </w:p>
+    <w:p>
+      <w:pPr>
+        <w:pStyle w:val="ListBullet"/>
+      </w:pPr>
+      <w:r>
+        <w:t>Predict both print outputs and explain why they differ. Does count+tag work, and what happens to each valid output after count becomes ten?</w:t>
+      </w:r>
+    </w:p>
+    <w:p>
+      <w:pPr>
+        <w:pStyle w:val="Heading3"/>
+      </w:pPr>
+      <w:r>
+        <w:t>My explanation using a pictured step and the given facts</w:t>
+      </w:r>
+    </w:p>
+    <w:p>
+      <w:r>
+        <w:t>________________________________________________________________</w:t>
+      </w:r>
+    </w:p>
+    <w:p>
+      <w:r>
+        <w:t>________________________________________________________________</w:t>
+      </w:r>
+    </w:p>
+    <w:p>
+      <w:r>
+        <w:t>________________________________________________________________</w:t>
+      </w:r>
+    </w:p>
+    <w:p>
+      <w:r>
+        <w:t>________________________________________________________________</w:t>
+      </w:r>
+    </w:p>
+    <w:p>
+      <w:pPr>
+        <w:pStyle w:val="Heading2"/>
+      </w:pPr>
+      <w:r>
+        <w:t>Reserve independent work</w:t>
+      </w:r>
+    </w:p>
+    <w:p>
+      <w:pPr>
+        <w:spacing w:line="336" w:lineRule="auto" w:after="180"/>
+      </w:pPr>
+      <w:r>
+        <w:rPr>
+          <w:b w:val="0"/>
+        </w:rPr>
+        <w:t>This is supported practice. Keep the separately named independent case for an attempt before feedback.</w:t>
+      </w:r>
+    </w:p>
+    <w:p>
+      <w:pPr>
+        <w:pStyle w:val="Heading2"/>
+      </w:pPr>
+      <w:r>
+        <w:t>Earlier wording, alternatives and picture transcripts · reference / check after trying</w:t>
+      </w:r>
+    </w:p>
+    <w:p>
+      <w:pPr>
+        <w:pStyle w:val="Heading3"/>
+      </w:pPr>
+      <w:r>
+        <w:t>Practise with less help: Trace a saved value</w:t>
+      </w:r>
+    </w:p>
+    <w:p>
+      <w:pPr>
+        <w:spacing w:line="336" w:lineRule="auto" w:after="180"/>
+      </w:pPr>
+      <w:r>
+        <w:rPr>
+          <w:b w:val="0"/>
+        </w:rPr>
+        <w:t>Explain your trace to a partner. Your partner points to one step to check. Swap roles on the next case. Each person writes their own explanation.</w:t>
+      </w:r>
+    </w:p>
+    <w:p>
+      <w:pPr>
+        <w:pStyle w:val="Heading3"/>
+      </w:pPr>
+      <w:r>
+        <w:t>Check your reasoning</w:t>
+      </w:r>
+    </w:p>
+    <w:p>
+      <w:pPr>
+        <w:pStyle w:val="Heading3"/>
+      </w:pPr>
+      <w:r>
+        <w:t>Explain the picture</w:t>
       </w:r>
     </w:p>
     <w:p>
@@ -773,20 +2455,243 @@
         <w:pStyle w:val="Heading1"/>
       </w:pPr>
       <w:r>
-        <w:t>04. Compare the cases</w:t>
-      </w:r>
-    </w:p>
-    <w:p>
-      <w:r>
-        <w:t>Compare the supplied cases for Values variables and types. Identify the detail that changes the conclusion.</w:t>
-      </w:r>
-    </w:p>
-    <w:p>
-      <w:pPr>
-        <w:pStyle w:val="Heading3"/>
-      </w:pPr>
-      <w:r>
-        <w:t>Compare a familiar case with a changed case</w:t>
+        <w:t>09. Test five complete type and binding cases</w:t>
+      </w:r>
+    </w:p>
+    <w:p>
+      <w:r>
+        <w:t>Choose an operation based on supplied types, then check whether it fits the task.</w:t>
+      </w:r>
+    </w:p>
+    <w:p>
+      <w:pPr>
+        <w:pStyle w:val="Heading2"/>
+      </w:pPr>
+      <w:r>
+        <w:t>All supplied cases and expected boundaries</w:t>
+      </w:r>
+    </w:p>
+    <w:tbl>
+      <w:tblPr>
+        <w:tblStyle w:val="LightShading-Accent1"/>
+        <w:tblW w:type="auto" w:w="0"/>
+        <w:tblLook w:firstColumn="1" w:firstRow="1" w:lastColumn="0" w:lastRow="0" w:noHBand="0" w:noVBand="1" w:val="04A0"/>
+      </w:tblPr>
+      <w:tblGrid>
+        <w:gridCol w:w="5112"/>
+        <w:gridCol w:w="5112"/>
+      </w:tblGrid>
+      <w:tr>
+        <w:trPr>
+          <w:tblHeader/>
+        </w:trPr>
+        <w:tc>
+          <w:tcPr>
+            <w:tcW w:type="dxa" w:w="5112"/>
+          </w:tcPr>
+          <w:p>
+            <w:r>
+              <w:t>Complete supplied case</w:t>
+            </w:r>
+          </w:p>
+        </w:tc>
+        <w:tc>
+          <w:tcPr>
+            <w:tcW w:type="dxa" w:w="5112"/>
+          </w:tcPr>
+          <w:p>
+            <w:r>
+              <w:t>Prediction and meaning</w:t>
+            </w:r>
+          </w:p>
+        </w:tc>
+      </w:tr>
+      <w:tr>
+        <w:tc>
+          <w:tcPr>
+            <w:tcW w:type="dxa" w:w="5112"/>
+          </w:tcPr>
+          <w:p>
+            <w:r>
+              <w:t>A · count 8; saved=count; count=count+2; print both</w:t>
+            </w:r>
+          </w:p>
+        </w:tc>
+        <w:tc>
+          <w:tcPr>
+            <w:tcW w:type="dxa" w:w="5112"/>
+          </w:tcPr>
+          <w:p>
+            <w:r>
+              <w:t>10 then 8. saved captured the earlier integer.</w:t>
+            </w:r>
+          </w:p>
+        </w:tc>
+      </w:tr>
+      <w:tr>
+        <w:tc>
+          <w:tcPr>
+            <w:tcW w:type="dxa" w:w="5112"/>
+          </w:tcPr>
+          <w:p>
+            <w:r>
+              <w:t>B · After A, assign saved=count, then print saved</w:t>
+            </w:r>
+          </w:p>
+        </w:tc>
+        <w:tc>
+          <w:tcPr>
+            <w:tcW w:type="dxa" w:w="5112"/>
+          </w:tcPr>
+          <w:p>
+            <w:r>
+              <w:t>10; the new assignment captures the current count.</w:t>
+            </w:r>
+          </w:p>
+        </w:tc>
+      </w:tr>
+      <w:tr>
+        <w:tc>
+          <w:tcPr>
+            <w:tcW w:type="dxa" w:w="5112"/>
+          </w:tcPr>
+          <w:p>
+            <w:r>
+              <w:t>C · Integers 6+3, strings "6"+"3", string "6"*3</w:t>
+            </w:r>
+          </w:p>
+        </w:tc>
+        <w:tc>
+          <w:tcPr>
+            <w:tcW w:type="dxa" w:w="5112"/>
+          </w:tcPr>
+          <w:p>
+            <w:r>
+              <w:t>9, text 63, text 666; count six groups of three with 6*3=18.</w:t>
+            </w:r>
+          </w:p>
+        </w:tc>
+      </w:tr>
+      <w:tr>
+        <w:tc>
+          <w:tcPr>
+            <w:tcW w:type="dxa" w:w="5112"/>
+          </w:tcPr>
+          <w:p>
+            <w:r>
+              <w:t>D · Evaluate "6"+3 in a separate fresh script</w:t>
+            </w:r>
+          </w:p>
+        </w:tc>
+        <w:tc>
+          <w:tcPr>
+            <w:tcW w:type="dxa" w:w="5112"/>
+          </w:tcPr>
+          <w:p>
+            <w:r>
+              <w:t>TypeError; neither silent conversion nor a displayed sum.</w:t>
+            </w:r>
+          </w:p>
+        </w:tc>
+      </w:tr>
+      <w:tr>
+        <w:tc>
+          <w:tcPr>
+            <w:tcW w:type="dxa" w:w="5112"/>
+          </w:tcPr>
+          <w:p>
+            <w:r>
+              <w:t>E · Count-meaning question for numeric -3 and text "08"</w:t>
+            </w:r>
+          </w:p>
+        </w:tc>
+        <w:tc>
+          <w:tcPr>
+            <w:tcW w:type="dxa" w:w="5112"/>
+          </w:tcPr>
+          <w:p>
+            <w:r>
+              <w:t>-3 is int but violates nonnegative-count meaning; "08" keeps identifier spelling.</w:t>
+            </w:r>
+          </w:p>
+        </w:tc>
+      </w:tr>
+    </w:tbl>
+    <w:p>
+      <w:pPr>
+        <w:pStyle w:val="Heading2"/>
+      </w:pPr>
+      <w:r>
+        <w:t>Predict, run or trace and preserve errors</w:t>
+      </w:r>
+    </w:p>
+    <w:p>
+      <w:pPr>
+        <w:pStyle w:val="ListNumber"/>
+      </w:pPr>
+      <w:r>
+        <w:t>Run or trace the supplied type-inspection, saved-value and string-operation scripts separately. Predict A/B before editing and use the table for complete extra cases C/D/E. A type-inspection line prints type names, not the original data value; add print(shelf) only as a recorded proposed change if you want the visible 08. Keep D separate because its expected error stops later statements. Trace reassignments as new bindings, not permanent links. Preserve actual errors and note the task meaning separately from Python type. Keep the selected count/note/estimate/fits script unused until the individual attempt.</w:t>
+      </w:r>
+    </w:p>
+    <w:p>
+      <w:pPr>
+        <w:pStyle w:val="Heading2"/>
+      </w:pPr>
+      <w:r>
+        <w:t>Original complete practice scripts</w:t>
+      </w:r>
+    </w:p>
+    <w:p>
+      <w:r>
+        <w:rPr>
+          <w:rFonts w:ascii="Courier New" w:hAnsi="Courier New"/>
+          <w:sz w:val="18"/>
+        </w:rPr>
+        <w:t>count = 8</w:t>
+        <w:br/>
+        <w:t>shelf = "08"</w:t>
+        <w:br/>
+        <w:t>print(type(count))</w:t>
+        <w:br/>
+        <w:t>print(type(shelf))</w:t>
+      </w:r>
+    </w:p>
+    <w:p>
+      <w:r>
+        <w:rPr>
+          <w:rFonts w:ascii="Courier New" w:hAnsi="Courier New"/>
+          <w:sz w:val="18"/>
+        </w:rPr>
+        <w:t>count = 8</w:t>
+        <w:br/>
+        <w:t>saved = count</w:t>
+        <w:br/>
+        <w:t>count = count + 2</w:t>
+        <w:br/>
+        <w:t>print(count)</w:t>
+        <w:br/>
+        <w:t>print(saved)</w:t>
+      </w:r>
+    </w:p>
+    <w:p>
+      <w:r>
+        <w:rPr>
+          <w:rFonts w:ascii="Courier New" w:hAnsi="Courier New"/>
+          <w:sz w:val="18"/>
+        </w:rPr>
+        <w:t>print(8 + 2)</w:t>
+        <w:br/>
+        <w:t>print("8" + "2")</w:t>
+        <w:br/>
+        <w:t>print("8" * 2)</w:t>
+      </w:r>
+    </w:p>
+    <w:p>
+      <w:pPr>
+        <w:pStyle w:val="Heading2"/>
+      </w:pPr>
+      <w:r>
+        <w:t>Keep the evidence record</w:t>
       </w:r>
     </w:p>
     <w:p>
@@ -812,91 +2717,218 @@
         <w:t>s, then predict the result of assigning saved = count after the change. Check with a run or label a paper trace.</w:t>
       </w:r>
     </w:p>
-    <w:p>
-      <w:pPr>
-        <w:pStyle w:val="Heading3"/>
-      </w:pPr>
-      <w:r>
-        <w:t>Keep the procedure fixed. Explain what changed in the inputs and result.</w:t>
-      </w:r>
-    </w:p>
-    <w:p>
-      <w:r>
-        <w:t>________________________________________________________________</w:t>
-      </w:r>
-    </w:p>
-    <w:p>
-      <w:r>
-        <w:t>________________________________________________________________</w:t>
-      </w:r>
-    </w:p>
-    <w:p>
-      <w:r>
-        <w:t>________________________________________________________________</w:t>
-      </w:r>
-    </w:p>
-    <w:p>
-      <w:r>
-        <w:t>________________________________________________________________</w:t>
-      </w:r>
-    </w:p>
-    <w:p>
-      <w:r>
-        <w:t>________________________________________________________________</w:t>
-      </w:r>
-    </w:p>
-    <w:p>
-      <w:pPr>
-        <w:pStyle w:val="Heading3"/>
-      </w:pPr>
-      <w:r>
-        <w:t>Change one thing in the pictured case</w:t>
-      </w:r>
-    </w:p>
-    <w:p>
-      <w:pPr>
-        <w:pStyle w:val="Heading3"/>
-      </w:pPr>
-      <w:r>
-        <w:t>Change one thing</w:t>
-      </w:r>
-    </w:p>
+    <w:tbl>
+      <w:tblPr>
+        <w:tblStyle w:val="LightShading-Accent1"/>
+        <w:tblW w:type="auto" w:w="0"/>
+        <w:tblLook w:firstColumn="1" w:firstRow="1" w:lastColumn="0" w:lastRow="0" w:noHBand="0" w:noVBand="1" w:val="04A0"/>
+      </w:tblPr>
+      <w:tblGrid>
+        <w:gridCol w:w="5112"/>
+        <w:gridCol w:w="5112"/>
+      </w:tblGrid>
+      <w:tr>
+        <w:trPr>
+          <w:tblHeader/>
+        </w:trPr>
+        <w:tc>
+          <w:tcPr>
+            <w:tcW w:type="dxa" w:w="5112"/>
+          </w:tcPr>
+          <w:p>
+            <w:r>
+              <w:t>Record</w:t>
+            </w:r>
+          </w:p>
+        </w:tc>
+        <w:tc>
+          <w:tcPr>
+            <w:tcW w:type="dxa" w:w="5112"/>
+          </w:tcPr>
+          <w:p>
+            <w:r>
+              <w:t>Your evidence</w:t>
+            </w:r>
+          </w:p>
+        </w:tc>
+      </w:tr>
+      <w:tr>
+        <w:tc>
+          <w:tcPr>
+            <w:tcW w:type="dxa" w:w="5112"/>
+          </w:tcPr>
+          <w:p>
+            <w:r>
+              <w:t>Given input and fixed rule</w:t>
+            </w:r>
+          </w:p>
+        </w:tc>
+        <w:tc>
+          <w:tcPr>
+            <w:tcW w:type="dxa" w:w="5112"/>
+          </w:tcPr>
+          <w:p>
+            <w:r/>
+          </w:p>
+        </w:tc>
+      </w:tr>
+      <w:tr>
+        <w:tc>
+          <w:tcPr>
+            <w:tcW w:type="dxa" w:w="5112"/>
+          </w:tcPr>
+          <w:p>
+            <w:r>
+              <w:t>Prediction before checking</w:t>
+            </w:r>
+          </w:p>
+        </w:tc>
+        <w:tc>
+          <w:tcPr>
+            <w:tcW w:type="dxa" w:w="5112"/>
+          </w:tcPr>
+          <w:p>
+            <w:r/>
+          </w:p>
+        </w:tc>
+      </w:tr>
+      <w:tr>
+        <w:tc>
+          <w:tcPr>
+            <w:tcW w:type="dxa" w:w="5112"/>
+          </w:tcPr>
+          <w:p>
+            <w:r>
+              <w:t>Actual result, or “not run”</w:t>
+            </w:r>
+          </w:p>
+        </w:tc>
+        <w:tc>
+          <w:tcPr>
+            <w:tcW w:type="dxa" w:w="5112"/>
+          </w:tcPr>
+          <w:p>
+            <w:r/>
+          </w:p>
+        </w:tc>
+      </w:tr>
+      <w:tr>
+        <w:tc>
+          <w:tcPr>
+            <w:tcW w:type="dxa" w:w="5112"/>
+          </w:tcPr>
+          <w:p>
+            <w:r>
+              <w:t>First mismatch and one explanation</w:t>
+            </w:r>
+          </w:p>
+        </w:tc>
+        <w:tc>
+          <w:tcPr>
+            <w:tcW w:type="dxa" w:w="5112"/>
+          </w:tcPr>
+          <w:p>
+            <w:r/>
+          </w:p>
+        </w:tc>
+      </w:tr>
+      <w:tr>
+        <w:tc>
+          <w:tcPr>
+            <w:tcW w:type="dxa" w:w="5112"/>
+          </w:tcPr>
+          <w:p>
+            <w:r>
+              <w:t>Boundary or missing input and expected response</w:t>
+            </w:r>
+          </w:p>
+        </w:tc>
+        <w:tc>
+          <w:tcPr>
+            <w:tcW w:type="dxa" w:w="5112"/>
+          </w:tcPr>
+          <w:p>
+            <w:r/>
+          </w:p>
+        </w:tc>
+      </w:tr>
+    </w:tbl>
     <w:p>
       <w:pPr>
         <w:spacing w:line="336" w:lineRule="auto" w:after="180"/>
-        <w:shd w:fill="F5F1FB"/>
       </w:pPr>
       <w:r>
         <w:rPr>
           <w:b w:val="0"/>
         </w:rPr>
-        <w:t>Change: Change count to 10, leaving tag unchanged.</w:t>
-      </w:r>
-    </w:p>
-    <w:p>
-      <w:pPr>
-        <w:pStyle w:val="Heading3"/>
-      </w:pPr>
-      <w:r>
-        <w:t>Predicted result</w:t>
+        <w:t>On paper, trace the supplied procedure. If code is provided, predict before running it in a local practice file. Never write an expected answer as though it were an observed run.</w:t>
       </w:r>
     </w:p>
     <w:p>
       <w:pPr>
         <w:spacing w:line="336" w:lineRule="auto" w:after="180"/>
-        <w:shd w:fill="F1F6FC"/>
-      </w:pPr>
-      <w:r>
-        <w:rPr>
-          <w:b/>
-        </w:rPr>
-        <w:t>Prediction</w:t>
-      </w:r>
+      </w:pPr>
       <w:r>
         <w:rPr>
           <w:b w:val="0"/>
         </w:rPr>
-        <w:t xml:space="preserve">: The two valid </w:t>
+        <w:t>Before trying: what do I expect, and why? While trying: which step could first go wrong? Afterwards: what did I actually observe, and what should change? Keep “not run” if you only traced the procedure.</w:t>
+      </w:r>
+    </w:p>
+    <w:p>
+      <w:pPr>
+        <w:pStyle w:val="Heading2"/>
+      </w:pPr>
+      <w:r>
+        <w:t>Earlier wording, alternatives and picture transcripts · reference / check after trying</w:t>
+      </w:r>
+    </w:p>
+    <w:p>
+      <w:pPr>
+        <w:pStyle w:val="Heading3"/>
+      </w:pPr>
+      <w:r>
+        <w:t>Predict, investigate and preserve the evidence</w:t>
+      </w:r>
+    </w:p>
+    <w:p>
+      <w:pPr>
+        <w:pStyle w:val="Heading3"/>
+      </w:pPr>
+      <w:r>
+        <w:t>Plan → try → check</w:t>
+      </w:r>
+    </w:p>
+    <w:p>
+      <w:pPr>
+        <w:pStyle w:val="Heading1"/>
+      </w:pPr>
+      <w:r>
+        <w:t>14. Try alone: trace the fresh selected values and reassignments</w:t>
+      </w:r>
+    </w:p>
+    <w:p>
+      <w:r>
+        <w:t>Each statement uses the values bound when that line executes.</w:t>
+      </w:r>
+    </w:p>
+    <w:p>
+      <w:pPr>
+        <w:pStyle w:val="Heading2"/>
+      </w:pPr>
+      <w:r>
+        <w:t>Selected complete task and scope</w:t>
+      </w:r>
+    </w:p>
+    <w:p>
+      <w:pPr>
+        <w:spacing w:line="336" w:lineRule="auto" w:after="180"/>
+      </w:pPr>
+      <w:r>
+        <w:rPr>
+          <w:b w:val="0"/>
+        </w:rPr>
+        <w:t xml:space="preserve">Predict both </w:t>
       </w:r>
       <w:r>
         <w:rPr>
@@ -908,27 +2940,321 @@
         <w:rPr>
           <w:b w:val="0"/>
         </w:rPr>
-        <w:t>s become 12 and 82.</w:t>
-      </w:r>
-    </w:p>
-    <w:p>
-      <w:pPr>
-        <w:pStyle w:val="Heading3"/>
-      </w:pPr>
-      <w:r>
-        <w:t>Why the result follows</w:t>
+        <w:t xml:space="preserve"> lines and explain why estimate stays unchanged when count is reassigned. Repeat the trace with initial count=0. Explain why note is text even though its printed characters look like a number.</w:t>
+      </w:r>
+    </w:p>
+    <w:p>
+      <w:r>
+        <w:rPr>
+          <w:rFonts w:ascii="Courier New" w:hAnsi="Courier New"/>
+          <w:sz w:val="18"/>
+        </w:rPr>
+        <w:t>count = 4</w:t>
+        <w:br/>
+        <w:t>note = "4"</w:t>
+        <w:br/>
+        <w:t>estimate = count / 2</w:t>
+        <w:br/>
+        <w:t>fits = count &lt;= 5</w:t>
+        <w:br/>
+        <w:t>count = count + 3</w:t>
+        <w:br/>
+        <w:t>print(count, note, estimate, fits)</w:t>
+        <w:br/>
+        <w:t>print(type(count).__name__, type(note).__name__, type(estimate).__name__, type(fits).__name__)</w:t>
+        <w:br/>
       </w:r>
     </w:p>
     <w:p>
       <w:pPr>
         <w:spacing w:line="336" w:lineRule="auto" w:after="180"/>
-        <w:shd w:fill="F1F6FC"/>
       </w:pPr>
       <w:r>
         <w:rPr>
           <w:b w:val="0"/>
         </w:rPr>
-        <w:t xml:space="preserve">Reason: Only the integer </w:t>
+        <w:t>Trace this exact selected script from the first line each time. When changing the initial count, leave the quoted note unchanged. Keep value/type predictions separate from an actual run and explain which earlier computations would need to run again to change.</w:t>
+      </w:r>
+    </w:p>
+    <w:p>
+      <w:pPr>
+        <w:pStyle w:val="Heading2"/>
+      </w:pPr>
+      <w:r>
+        <w:t>Your response and help record</w:t>
+      </w:r>
+    </w:p>
+    <w:p>
+      <w:pPr>
+        <w:pStyle w:val="Heading3"/>
+      </w:pPr>
+      <w:r>
+        <w:t>My independent explanation, trace and limits</w:t>
+      </w:r>
+    </w:p>
+    <w:p>
+      <w:r>
+        <w:t>________________________________________________________________</w:t>
+      </w:r>
+    </w:p>
+    <w:p>
+      <w:r>
+        <w:t>________________________________________________________________</w:t>
+      </w:r>
+    </w:p>
+    <w:p>
+      <w:r>
+        <w:t>________________________________________________________________</w:t>
+      </w:r>
+    </w:p>
+    <w:p>
+      <w:r>
+        <w:t>________________________________________________________________</w:t>
+      </w:r>
+    </w:p>
+    <w:p>
+      <w:r>
+        <w:t>________________________________________________________________</w:t>
+      </w:r>
+    </w:p>
+    <w:p>
+      <w:r>
+        <w:t>________________________________________________________________</w:t>
+      </w:r>
+    </w:p>
+    <w:p>
+      <w:r>
+        <w:t>________________________________________________________________</w:t>
+      </w:r>
+    </w:p>
+    <w:p>
+      <w:pPr>
+        <w:spacing w:line="336" w:lineRule="auto" w:after="180"/>
+      </w:pPr>
+      <w:r>
+        <w:rPr>
+          <w:b w:val="0"/>
+        </w:rPr>
+        <w:t>Attempt this case before feedback. Record any help. Earlier examples below are further practice; a case already practised with feedback cannot establish fresh transfer.</w:t>
+      </w:r>
+    </w:p>
+    <w:p>
+      <w:pPr>
+        <w:pStyle w:val="Heading2"/>
+      </w:pPr>
+      <w:r>
+        <w:t>Use feedback afterwards</w:t>
+      </w:r>
+    </w:p>
+    <w:p>
+      <w:pPr>
+        <w:spacing w:line="336" w:lineRule="auto" w:after="180"/>
+      </w:pPr>
+      <w:r>
+        <w:rPr>
+          <w:b w:val="0"/>
+        </w:rPr>
+        <w:t>Attempt the independent case before hints. Record whether you worked alone, used a hint or followed a model. After feedback, fix the first unsupported step and explain why it changed.</w:t>
+      </w:r>
+    </w:p>
+    <w:p>
+      <w:pPr>
+        <w:spacing w:line="336" w:lineRule="auto" w:after="180"/>
+      </w:pPr>
+      <w:r>
+        <w:rPr>
+          <w:b w:val="0"/>
+        </w:rPr>
+        <w:t>A later check uses a changed case, not a copied answer.</w:t>
+      </w:r>
+    </w:p>
+    <w:p>
+      <w:pPr>
+        <w:pStyle w:val="Heading2"/>
+      </w:pPr>
+      <w:r>
+        <w:t>Additional practice · Earlier type task · reference / check after trying</w:t>
+      </w:r>
+    </w:p>
+    <w:p>
+      <w:pPr>
+        <w:spacing w:line="336" w:lineRule="auto" w:after="180"/>
+      </w:pPr>
+      <w:r>
+        <w:rPr>
+          <w:b w:val="0"/>
+        </w:rPr>
+        <w:t xml:space="preserve">A fresh script runs seats = 12; booked = seats; seats = seats - 5; print(seats); print(booked), with each statement on a separate line. Predict both </w:t>
+      </w:r>
+      <w:r>
+        <w:rPr>
+          <w:b/>
+        </w:rPr>
+        <w:t>output</w:t>
+      </w:r>
+      <w:r>
+        <w:rPr>
+          <w:b w:val="0"/>
+        </w:rPr>
+        <w:t>s. Then add booked = seats + 1 and print(booked).</w:t>
+      </w:r>
+    </w:p>
+    <w:p>
+      <w:pPr>
+        <w:spacing w:line="336" w:lineRule="auto" w:after="180"/>
+      </w:pPr>
+      <w:r>
+        <w:rPr>
+          <w:b w:val="0"/>
+        </w:rPr>
+        <w:t xml:space="preserve">Explain the evaluation order and choose a </w:t>
+      </w:r>
+      <w:r>
+        <w:rPr>
+          <w:b/>
+        </w:rPr>
+        <w:t>type</w:t>
+      </w:r>
+      <w:r>
+        <w:rPr>
+          <w:b w:val="0"/>
+        </w:rPr>
+        <w:t xml:space="preserve"> for a seat label "07".</w:t>
+      </w:r>
+    </w:p>
+    <w:p>
+      <w:pPr>
+        <w:pStyle w:val="Heading3"/>
+      </w:pPr>
+      <w:r>
+        <w:t>My independent procedure, result and limitation</w:t>
+      </w:r>
+    </w:p>
+    <w:p>
+      <w:r>
+        <w:t>________________________________________________________________</w:t>
+      </w:r>
+    </w:p>
+    <w:p>
+      <w:r>
+        <w:t>________________________________________________________________</w:t>
+      </w:r>
+    </w:p>
+    <w:p>
+      <w:r>
+        <w:t>________________________________________________________________</w:t>
+      </w:r>
+    </w:p>
+    <w:p>
+      <w:r>
+        <w:t>________________________________________________________________</w:t>
+      </w:r>
+    </w:p>
+    <w:p>
+      <w:r>
+        <w:t>________________________________________________________________</w:t>
+      </w:r>
+    </w:p>
+    <w:p>
+      <w:r>
+        <w:t>________________________________________________________________</w:t>
+      </w:r>
+    </w:p>
+    <w:p>
+      <w:r>
+        <w:t>________________________________________________________________</w:t>
+      </w:r>
+    </w:p>
+    <w:p>
+      <w:r>
+        <w:t>________________________________________________________________</w:t>
+      </w:r>
+    </w:p>
+    <w:p>
+      <w:pPr>
+        <w:spacing w:line="336" w:lineRule="auto" w:after="180"/>
+      </w:pPr>
+      <w:r>
+        <w:rPr>
+          <w:b w:val="0"/>
+        </w:rPr>
+        <w:t>Record support used: none, hint or teacher explanation. After feedback, a different case is needed to demonstrate independence.</w:t>
+      </w:r>
+    </w:p>
+    <w:p>
+      <w:pPr>
+        <w:pStyle w:val="Heading2"/>
+      </w:pPr>
+      <w:r>
+        <w:t>Earlier wording, alternatives and picture transcripts · reference / check after trying</w:t>
+      </w:r>
+    </w:p>
+    <w:p>
+      <w:pPr>
+        <w:pStyle w:val="Heading3"/>
+      </w:pPr>
+      <w:r>
+        <w:t>Independent case: Trace values, types and reassignment</w:t>
+      </w:r>
+    </w:p>
+    <w:p>
+      <w:pPr>
+        <w:pStyle w:val="Heading3"/>
+      </w:pPr>
+      <w:r>
+        <w:t>Attempt this without hints</w:t>
+      </w:r>
+    </w:p>
+    <w:p>
+      <w:pPr>
+        <w:pStyle w:val="Heading3"/>
+      </w:pPr>
+      <w:r>
+        <w:t>Use feedback to improve</w:t>
+      </w:r>
+    </w:p>
+    <w:p>
+      <w:pPr>
+        <w:pStyle w:val="Heading1"/>
+      </w:pPr>
+      <w:r>
+        <w:t>11. Keep value, type and meaning on the same evidence sheet</w:t>
+      </w:r>
+    </w:p>
+    <w:p>
+      <w:r>
+        <w:t>An identifier and a measurement have different task roles.</w:t>
+      </w:r>
+    </w:p>
+    <w:p>
+      <w:pPr>
+        <w:pStyle w:val="Heading2"/>
+      </w:pPr>
+      <w:r>
+        <w:t>This week’s contribution</w:t>
+      </w:r>
+    </w:p>
+    <w:p>
+      <w:pPr>
+        <w:spacing w:line="336" w:lineRule="auto" w:after="180"/>
+      </w:pPr>
+      <w:r>
+        <w:rPr>
+          <w:b w:val="0"/>
+        </w:rPr>
+        <w:t xml:space="preserve">Add a labelled </w:t>
+      </w:r>
+      <w:r>
+        <w:rPr>
+          <w:b/>
+        </w:rPr>
+        <w:t>value</w:t>
+      </w:r>
+      <w:r>
+        <w:rPr>
+          <w:b w:val="0"/>
+        </w:rPr>
+        <w:t xml:space="preserve">s </w:t>
       </w:r>
       <w:r>
         <w:rPr>
@@ -940,19 +3266,265 @@
         <w:rPr>
           <w:b w:val="0"/>
         </w:rPr>
-        <w:t xml:space="preserve"> changes; the </w:t>
+        <w:t xml:space="preserve">s and </w:t>
       </w:r>
       <w:r>
         <w:rPr>
           <w:b/>
         </w:rPr>
-        <w:t>string</w:t>
+        <w:t>type</w:t>
       </w:r>
       <w:r>
         <w:rPr>
           <w:b w:val="0"/>
         </w:rPr>
-        <w:t xml:space="preserve"> still contains the character 8.</w:t>
+        <w:t xml:space="preserve">s </w:t>
+      </w:r>
+      <w:r>
+        <w:rPr>
+          <w:b/>
+        </w:rPr>
+        <w:t>evidence</w:t>
+      </w:r>
+      <w:r>
+        <w:rPr>
+          <w:b w:val="0"/>
+        </w:rPr>
+        <w:t xml:space="preserve"> sheet to Python readiness portfolio. Show how you can distinguish integer, floating-point, text and boolean </w:t>
+      </w:r>
+      <w:r>
+        <w:rPr>
+          <w:b/>
+        </w:rPr>
+        <w:t>value</w:t>
+      </w:r>
+      <w:r>
+        <w:rPr>
+          <w:b w:val="0"/>
+        </w:rPr>
+        <w:t>s.</w:t>
+      </w:r>
+    </w:p>
+    <w:p>
+      <w:pPr>
+        <w:spacing w:line="336" w:lineRule="auto" w:after="180"/>
+      </w:pPr>
+      <w:r>
+        <w:rPr>
+          <w:b w:val="0"/>
+        </w:rPr>
+        <w:t xml:space="preserve">Use the supplied fictional case and keep its </w:t>
+      </w:r>
+      <w:r>
+        <w:rPr>
+          <w:b/>
+        </w:rPr>
+        <w:t>input</w:t>
+      </w:r>
+      <w:r>
+        <w:rPr>
+          <w:b w:val="0"/>
+        </w:rPr>
+        <w:t xml:space="preserve">s, intermediate steps, calculation or </w:t>
+      </w:r>
+      <w:r>
+        <w:rPr>
+          <w:b/>
+        </w:rPr>
+        <w:t>prediction</w:t>
+      </w:r>
+      <w:r>
+        <w:rPr>
+          <w:b w:val="0"/>
+        </w:rPr>
+        <w:t>, and limitation. Connect this record to last week’s record; a matching answer without a trace is insufficient.</w:t>
+      </w:r>
+    </w:p>
+    <w:p>
+      <w:pPr>
+        <w:pStyle w:val="Heading2"/>
+      </w:pPr>
+      <w:r>
+        <w:t>Project checkpoint and evidence</w:t>
+      </w:r>
+    </w:p>
+    <w:tbl>
+      <w:tblPr>
+        <w:tblStyle w:val="LightShading-Accent1"/>
+        <w:tblW w:type="auto" w:w="0"/>
+        <w:tblLook w:firstColumn="1" w:firstRow="1" w:lastColumn="0" w:lastRow="0" w:noHBand="0" w:noVBand="1" w:val="04A0"/>
+      </w:tblPr>
+      <w:tblGrid>
+        <w:gridCol w:w="5112"/>
+        <w:gridCol w:w="5112"/>
+      </w:tblGrid>
+      <w:tr>
+        <w:trPr>
+          <w:tblHeader/>
+        </w:trPr>
+        <w:tc>
+          <w:tcPr>
+            <w:tcW w:type="dxa" w:w="5112"/>
+          </w:tcPr>
+          <w:p>
+            <w:r>
+              <w:t>Project evidence</w:t>
+            </w:r>
+          </w:p>
+        </w:tc>
+        <w:tc>
+          <w:tcPr>
+            <w:tcW w:type="dxa" w:w="5112"/>
+          </w:tcPr>
+          <w:p>
+            <w:r>
+              <w:t>Record</w:t>
+            </w:r>
+          </w:p>
+        </w:tc>
+      </w:tr>
+      <w:tr>
+        <w:tc>
+          <w:tcPr>
+            <w:tcW w:type="dxa" w:w="5112"/>
+          </w:tcPr>
+          <w:p>
+            <w:r>
+              <w:t>Component and version</w:t>
+            </w:r>
+          </w:p>
+        </w:tc>
+        <w:tc>
+          <w:tcPr>
+            <w:tcW w:type="dxa" w:w="5112"/>
+          </w:tcPr>
+          <w:p>
+            <w:r/>
+          </w:p>
+        </w:tc>
+      </w:tr>
+      <w:tr>
+        <w:tc>
+          <w:tcPr>
+            <w:tcW w:type="dxa" w:w="5112"/>
+          </w:tcPr>
+          <w:p>
+            <w:r>
+              <w:t>Inputs permitted at prediction time</w:t>
+            </w:r>
+          </w:p>
+        </w:tc>
+        <w:tc>
+          <w:tcPr>
+            <w:tcW w:type="dxa" w:w="5112"/>
+          </w:tcPr>
+          <w:p>
+            <w:r/>
+          </w:p>
+        </w:tc>
+      </w:tr>
+      <w:tr>
+        <w:tc>
+          <w:tcPr>
+            <w:tcW w:type="dxa" w:w="5112"/>
+          </w:tcPr>
+          <w:p>
+            <w:r>
+              <w:t>Trace and comparison with earlier work</w:t>
+            </w:r>
+          </w:p>
+        </w:tc>
+        <w:tc>
+          <w:tcPr>
+            <w:tcW w:type="dxa" w:w="5112"/>
+          </w:tcPr>
+          <w:p>
+            <w:r/>
+          </w:p>
+        </w:tc>
+      </w:tr>
+      <w:tr>
+        <w:tc>
+          <w:tcPr>
+            <w:tcW w:type="dxa" w:w="5112"/>
+          </w:tcPr>
+          <w:p>
+            <w:r>
+              <w:t>Failure, limit and human review</w:t>
+            </w:r>
+          </w:p>
+        </w:tc>
+        <w:tc>
+          <w:tcPr>
+            <w:tcW w:type="dxa" w:w="5112"/>
+          </w:tcPr>
+          <w:p>
+            <w:r/>
+          </w:p>
+        </w:tc>
+      </w:tr>
+    </w:tbl>
+    <w:p>
+      <w:pPr>
+        <w:spacing w:line="336" w:lineRule="auto" w:after="180"/>
+      </w:pPr>
+      <w:r>
+        <w:rPr>
+          <w:b w:val="0"/>
+        </w:rPr>
+        <w:t xml:space="preserve">For Python readiness before the Responsible Plant Classifier, retain a trace of the </w:t>
+      </w:r>
+      <w:r>
+        <w:rPr>
+          <w:b/>
+        </w:rPr>
+        <w:t>value</w:t>
+      </w:r>
+      <w:r>
+        <w:rPr>
+          <w:b w:val="0"/>
+        </w:rPr>
+        <w:t xml:space="preserve">s, the predicted </w:t>
+      </w:r>
+      <w:r>
+        <w:rPr>
+          <w:b/>
+        </w:rPr>
+        <w:t>output</w:t>
+      </w:r>
+      <w:r>
+        <w:rPr>
+          <w:b w:val="0"/>
+        </w:rPr>
+        <w:t xml:space="preserve">s and the changed-case explanation. Use actual Python 3 results to check the </w:t>
+      </w:r>
+      <w:r>
+        <w:rPr>
+          <w:b/>
+        </w:rPr>
+        <w:t>prediction</w:t>
+      </w:r>
+      <w:r>
+        <w:rPr>
+          <w:b w:val="0"/>
+        </w:rPr>
+        <w:t xml:space="preserve"> after reasoning first.</w:t>
+      </w:r>
+    </w:p>
+    <w:p>
+      <w:pPr>
+        <w:pStyle w:val="Heading2"/>
+      </w:pPr>
+      <w:r>
+        <w:t>Earlier wording, alternatives and picture transcripts · reference / check after trying</w:t>
+      </w:r>
+    </w:p>
+    <w:p>
+      <w:pPr>
+        <w:pStyle w:val="Heading3"/>
+      </w:pPr>
+      <w:r>
+        <w:t>Evidence for your project</w:t>
       </w:r>
     </w:p>
     <w:p>
@@ -960,12 +3532,156 @@
         <w:pStyle w:val="Heading1"/>
       </w:pPr>
       <w:r>
-        <w:t>05. Words that unlock the idea</w:t>
-      </w:r>
-    </w:p>
-    <w:p>
-      <w:r>
-        <w:t>Use the vocabulary of Values variables and types to explain a concrete decision, rather than only memorising definitions.</w:t>
+        <w:t>16. Finish: explain the value, its type and when it was computed</w:t>
+      </w:r>
+    </w:p>
+    <w:p>
+      <w:r>
+        <w:t>Reassigning one name does not rerun earlier expressions.</w:t>
+      </w:r>
+    </w:p>
+    <w:p>
+      <w:pPr>
+        <w:pStyle w:val="Heading2"/>
+      </w:pPr>
+      <w:r>
+        <w:t>Explain without notes</w:t>
+      </w:r>
+    </w:p>
+    <w:p>
+      <w:pPr>
+        <w:pStyle w:val="ListBullet"/>
+      </w:pPr>
+      <w:r>
+        <w:t>Close your notes. Explain this goal in your own words: Distinguish integer, floating-point, text and Boolean values</w:t>
+      </w:r>
+    </w:p>
+    <w:p>
+      <w:pPr>
+        <w:pStyle w:val="Heading3"/>
+      </w:pPr>
+      <w:r>
+        <w:t>My deciding step, evidence and one remaining question</w:t>
+      </w:r>
+    </w:p>
+    <w:p>
+      <w:r>
+        <w:t>________________________________________________________________</w:t>
+      </w:r>
+    </w:p>
+    <w:p>
+      <w:r>
+        <w:t>________________________________________________________________</w:t>
+      </w:r>
+    </w:p>
+    <w:p>
+      <w:r>
+        <w:t>________________________________________________________________</w:t>
+      </w:r>
+    </w:p>
+    <w:p>
+      <w:r>
+        <w:t>________________________________________________________________</w:t>
+      </w:r>
+    </w:p>
+    <w:p>
+      <w:r>
+        <w:t>________________________________________________________________</w:t>
+      </w:r>
+    </w:p>
+    <w:p>
+      <w:pPr>
+        <w:pStyle w:val="Heading2"/>
+      </w:pPr>
+      <w:r>
+        <w:t>Plan a changed-case return</w:t>
+      </w:r>
+    </w:p>
+    <w:p>
+      <w:pPr>
+        <w:spacing w:line="336" w:lineRule="auto" w:after="180"/>
+      </w:pPr>
+      <w:r>
+        <w:rPr>
+          <w:b w:val="0"/>
+        </w:rPr>
+        <w:t xml:space="preserve">If you are unsure, return to the worked picture and explain one arrow. If you are ready, change an </w:t>
+      </w:r>
+      <w:r>
+        <w:rPr>
+          <w:b/>
+        </w:rPr>
+        <w:t>input</w:t>
+      </w:r>
+      <w:r>
+        <w:rPr>
+          <w:b w:val="0"/>
+        </w:rPr>
+        <w:t xml:space="preserve"> or assumption and justify your </w:t>
+      </w:r>
+      <w:r>
+        <w:rPr>
+          <w:b/>
+        </w:rPr>
+        <w:t>prediction</w:t>
+      </w:r>
+      <w:r>
+        <w:rPr>
+          <w:b w:val="0"/>
+        </w:rPr>
+        <w:t>.</w:t>
+      </w:r>
+    </w:p>
+    <w:p>
+      <w:pPr>
+        <w:spacing w:line="336" w:lineRule="auto" w:after="180"/>
+      </w:pPr>
+      <w:r>
+        <w:rPr>
+          <w:b w:val="0"/>
+        </w:rPr>
+        <w:t xml:space="preserve">Save your workbook </w:t>
+      </w:r>
+      <w:r>
+        <w:rPr>
+          <w:b/>
+        </w:rPr>
+        <w:t>evidence</w:t>
+      </w:r>
+      <w:r>
+        <w:rPr>
+          <w:b w:val="0"/>
+        </w:rPr>
+        <w:t>. At the next review, try a different case before opening your old answer.</w:t>
+      </w:r>
+    </w:p>
+    <w:p>
+      <w:pPr>
+        <w:pStyle w:val="Heading1"/>
+      </w:pPr>
+      <w:r>
+        <w:t>Reference bank and extra practice</w:t>
+      </w:r>
+    </w:p>
+    <w:p>
+      <w:pPr>
+        <w:pStyle w:val="Heading1"/>
+      </w:pPr>
+      <w:r>
+        <w:t>05. Reference · The words used in this procedure</w:t>
+      </w:r>
+    </w:p>
+    <w:p>
+      <w:r>
+        <w:t>Explain each term using a particular code line.</w:t>
+      </w:r>
+    </w:p>
+    <w:p>
+      <w:pPr>
+        <w:pStyle w:val="Heading2"/>
+      </w:pPr>
+      <w:r>
+        <w:t>Vocabulary and response</w:t>
       </w:r>
     </w:p>
     <w:tbl>
@@ -1142,12 +3858,266 @@
         <w:pStyle w:val="Heading1"/>
       </w:pPr>
       <w:r>
-        <w:t>06. Follow a worked example</w:t>
-      </w:r>
-    </w:p>
-    <w:p>
-      <w:r>
-        <w:t>Follow the worked trace for Values variables and types, predict a step, then compare with its explanation.</w:t>
+        <w:t>10. Extra challenge · Explain, apply and challenge</w:t>
+      </w:r>
+    </w:p>
+    <w:p>
+      <w:r>
+        <w:t>Choose the next useful task after supported practice.</w:t>
+      </w:r>
+    </w:p>
+    <w:p>
+      <w:pPr>
+        <w:pStyle w:val="Heading2"/>
+      </w:pPr>
+      <w:r>
+        <w:t>Choose a challenge</w:t>
+      </w:r>
+    </w:p>
+    <w:p>
+      <w:pPr>
+        <w:pStyle w:val="ListBullet"/>
+      </w:pPr>
+      <w:r>
+        <w:t>Classify 12, 1.5, "12", False and "False". Explain why the last two are different.</w:t>
+      </w:r>
+    </w:p>
+    <w:p>
+      <w:pPr>
+        <w:pStyle w:val="ListBullet"/>
+      </w:pPr>
+      <w:r>
+        <w:t>Predict 6 + 3, "6" + "3" and "6" * 3. Explain what happens for "6" + 3. Which expression counts six groups of three?</w:t>
+      </w:r>
+    </w:p>
+    <w:p>
+      <w:pPr>
+        <w:pStyle w:val="ListBullet"/>
+      </w:pPr>
+      <w:r>
+        <w:t>Give a suitable type for a counter count, a length of 2.5 metres, a shelf ID with a leading zero, and a yes-or-no availability flag. Give a count value with the right type that should still be rejected.</w:t>
+      </w:r>
+    </w:p>
+    <w:p>
+      <w:pPr>
+        <w:pStyle w:val="Heading3"/>
+      </w:pPr>
+      <w:r>
+        <w:t>Explain which evidence supports your conclusion and which claim remains unproved.</w:t>
+      </w:r>
+    </w:p>
+    <w:p>
+      <w:r>
+        <w:t>________________________________________________________________</w:t>
+      </w:r>
+    </w:p>
+    <w:p>
+      <w:r>
+        <w:t>________________________________________________________________</w:t>
+      </w:r>
+    </w:p>
+    <w:p>
+      <w:r>
+        <w:t>________________________________________________________________</w:t>
+      </w:r>
+    </w:p>
+    <w:p>
+      <w:r>
+        <w:t>________________________________________________________________</w:t>
+      </w:r>
+    </w:p>
+    <w:p>
+      <w:r>
+        <w:t>________________________________________________________________</w:t>
+      </w:r>
+    </w:p>
+    <w:p>
+      <w:pPr>
+        <w:pStyle w:val="Heading2"/>
+      </w:pPr>
+      <w:r>
+        <w:t>Earlier wording, alternatives and picture transcripts · reference / check after trying</w:t>
+      </w:r>
+    </w:p>
+    <w:p>
+      <w:pPr>
+        <w:pStyle w:val="Heading3"/>
+      </w:pPr>
+      <w:r>
+        <w:t>Explain → apply → challenge</w:t>
+      </w:r>
+    </w:p>
+    <w:p>
+      <w:pPr>
+        <w:pStyle w:val="Heading1"/>
+      </w:pPr>
+      <w:r>
+        <w:t>12. Reference · Inspect your evidence</w:t>
+      </w:r>
+    </w:p>
+    <w:p>
+      <w:r>
+        <w:t>Use the record after practice rather than revealing the independent answer.</w:t>
+      </w:r>
+    </w:p>
+    <w:p>
+      <w:pPr>
+        <w:pStyle w:val="Heading2"/>
+      </w:pPr>
+      <w:r>
+        <w:t>Self-check and explanation</w:t>
+      </w:r>
+    </w:p>
+    <w:p>
+      <w:pPr>
+        <w:pStyle w:val="ListBullet"/>
+      </w:pPr>
+      <w:r>
+        <w:t>A negative int is still an integer, but it may be invalid as a count of objects. A correctly typed label can still name the wrong shelf. Keep the task’s meaning separate from the value’s Python type. Week 3 uses arithmetic expressions and grouping to calculate with known numeric values.</w:t>
+      </w:r>
+    </w:p>
+    <w:p>
+      <w:pPr>
+        <w:pStyle w:val="Heading3"/>
+      </w:pPr>
+      <w:r>
+        <w:t>A shelf identifier "08" is changed to the number 8 so that it can be added to another identifier. Explain what information is lost and why numeric addition does not solve an identifier task. Give one example of a value with the right type but the wrong meaning.</w:t>
+      </w:r>
+    </w:p>
+    <w:p>
+      <w:r>
+        <w:t>________________________________________________________________</w:t>
+      </w:r>
+    </w:p>
+    <w:p>
+      <w:r>
+        <w:t>________________________________________________________________</w:t>
+      </w:r>
+    </w:p>
+    <w:p>
+      <w:r>
+        <w:t>________________________________________________________________</w:t>
+      </w:r>
+    </w:p>
+    <w:p>
+      <w:r>
+        <w:t>________________________________________________________________</w:t>
+      </w:r>
+    </w:p>
+    <w:p>
+      <w:r>
+        <w:t>________________________________________________________________</w:t>
+      </w:r>
+    </w:p>
+    <w:p>
+      <w:pPr>
+        <w:pStyle w:val="ListBullet"/>
+      </w:pPr>
+      <w:r>
+        <w:t>Give a suitable type for a counter count, a length of 2.5 metres, a shelf ID with a leading zero, and a yes-or-no availability flag. Give a count value with the right type that should still be rejected.</w:t>
+      </w:r>
+    </w:p>
+    <w:p>
+      <w:pPr>
+        <w:pStyle w:val="Heading3"/>
+      </w:pPr>
+      <w:r>
+        <w:t>My limited claim and a useful next check</w:t>
+      </w:r>
+    </w:p>
+    <w:p>
+      <w:r>
+        <w:t>________________________________________________________________</w:t>
+      </w:r>
+    </w:p>
+    <w:p>
+      <w:r>
+        <w:t>________________________________________________________________</w:t>
+      </w:r>
+    </w:p>
+    <w:p>
+      <w:r>
+        <w:t>________________________________________________________________</w:t>
+      </w:r>
+    </w:p>
+    <w:p>
+      <w:r>
+        <w:t>________________________________________________________________</w:t>
+      </w:r>
+    </w:p>
+    <w:p>
+      <w:pPr>
+        <w:pStyle w:val="Heading1"/>
+      </w:pPr>
+      <w:r>
+        <w:t>13. Extra practice · A complete trace</w:t>
+      </w:r>
+    </w:p>
+    <w:p>
+      <w:r>
+        <w:t>Predict before opening the supplied trace.</w:t>
+      </w:r>
+    </w:p>
+    <w:p>
+      <w:pPr>
+        <w:pStyle w:val="Heading2"/>
+      </w:pPr>
+      <w:r>
+        <w:t>Explain the input and procedure</w:t>
+      </w:r>
+    </w:p>
+    <w:p>
+      <w:pPr>
+        <w:pStyle w:val="ListBullet"/>
+      </w:pPr>
+      <w:r>
+        <w:t>Follow the input through the stated procedure to its result. Cover the result first, predict it, then explain every intermediate step. The text/table accompanies the figure so the example can be read without colour.</w:t>
+      </w:r>
+    </w:p>
+    <w:p>
+      <w:pPr>
+        <w:pStyle w:val="Heading3"/>
+      </w:pPr>
+      <w:r>
+        <w:t>My complete trace of the worked case</w:t>
+      </w:r>
+    </w:p>
+    <w:p>
+      <w:r>
+        <w:t>________________________________________________________________</w:t>
+      </w:r>
+    </w:p>
+    <w:p>
+      <w:r>
+        <w:t>________________________________________________________________</w:t>
+      </w:r>
+    </w:p>
+    <w:p>
+      <w:r>
+        <w:t>________________________________________________________________</w:t>
+      </w:r>
+    </w:p>
+    <w:p>
+      <w:r>
+        <w:t>________________________________________________________________</w:t>
+      </w:r>
+    </w:p>
+    <w:p>
+      <w:r>
+        <w:t>________________________________________________________________</w:t>
+      </w:r>
+    </w:p>
+    <w:p>
+      <w:r>
+        <w:t>________________________________________________________________</w:t>
+      </w:r>
+    </w:p>
+    <w:p>
+      <w:pPr>
+        <w:pStyle w:val="Heading2"/>
+      </w:pPr>
+      <w:r>
+        <w:t>Check the complete trace · reference / check after trying</w:t>
       </w:r>
     </w:p>
     <w:p>
@@ -1307,66 +4277,11 @@
       </w:r>
     </w:p>
     <w:p>
-      <w:r>
-        <w:rPr>
-          <w:rFonts w:ascii="Courier New" w:hAnsi="Courier New"/>
-          <w:sz w:val="18"/>
-        </w:rPr>
-        <w:t>count = 8</w:t>
-        <w:br/>
-        <w:t>saved = count</w:t>
-        <w:br/>
-        <w:t>count = count + 2</w:t>
-        <w:br/>
-        <w:t>print(count)</w:t>
-        <w:br/>
-        <w:t>print(saved)</w:t>
-      </w:r>
-    </w:p>
-    <w:p>
-      <w:pPr>
-        <w:spacing w:line="336" w:lineRule="auto" w:after="180"/>
-      </w:pPr>
-      <w:r>
-        <w:rPr>
-          <w:b w:val="0"/>
-        </w:rPr>
-        <w:t xml:space="preserve">The </w:t>
-      </w:r>
-      <w:r>
-        <w:rPr>
-          <w:b/>
-        </w:rPr>
-        <w:t>output</w:t>
-      </w:r>
-      <w:r>
-        <w:rPr>
-          <w:b w:val="0"/>
-        </w:rPr>
-        <w:t xml:space="preserve">s are 10 and 8 on separate lines. saved = count uses the </w:t>
-      </w:r>
-      <w:r>
-        <w:rPr>
-          <w:b/>
-        </w:rPr>
-        <w:t>value</w:t>
-      </w:r>
-      <w:r>
-        <w:rPr>
-          <w:b w:val="0"/>
-        </w:rPr>
-        <w:t xml:space="preserve"> available at that moment.</w:t>
-      </w:r>
-    </w:p>
-    <w:p>
-      <w:pPr>
-        <w:spacing w:line="336" w:lineRule="auto" w:after="180"/>
-      </w:pPr>
-      <w:r>
-        <w:rPr>
-          <w:b w:val="0"/>
-        </w:rPr>
-        <w:t>It does not store a formula that keeps following count. count = count + 2 is valid assignment: read the old 8, calculate 10, then rebind count. It is not a claim that 8 equals 10.</w:t>
+      <w:pPr>
+        <w:pStyle w:val="Heading2"/>
+      </w:pPr>
+      <w:r>
+        <w:t>Earlier wording, alternatives and picture transcripts · reference / check after trying</w:t>
       </w:r>
     </w:p>
     <w:p>
@@ -1374,435 +4289,7 @@
         <w:pStyle w:val="Heading3"/>
       </w:pPr>
       <w:r>
-        <w:t>After count becomes 10, add saved = count and print(saved). Predict the new output and explain why this is different from expecting saved to change automatically.</w:t>
-      </w:r>
-    </w:p>
-    <w:p>
-      <w:r>
-        <w:t>________________________________________________________________</w:t>
-      </w:r>
-    </w:p>
-    <w:p>
-      <w:r>
-        <w:t>________________________________________________________________</w:t>
-      </w:r>
-    </w:p>
-    <w:p>
-      <w:r>
-        <w:t>________________________________________________________________</w:t>
-      </w:r>
-    </w:p>
-    <w:p>
-      <w:r>
-        <w:t>________________________________________________________________</w:t>
-      </w:r>
-    </w:p>
-    <w:p>
-      <w:r>
-        <w:t>________________________________________________________________</w:t>
-      </w:r>
-    </w:p>
-    <w:p>
-      <w:pPr>
-        <w:pStyle w:val="Heading3"/>
-      </w:pPr>
-      <w:r>
-        <w:t>Learn from the worked case</w:t>
-      </w:r>
-    </w:p>
-    <w:p>
-      <w:pPr>
-        <w:spacing w:line="336" w:lineRule="auto" w:after="180"/>
-      </w:pPr>
-      <w:r>
-        <w:rPr>
-          <w:b w:val="0"/>
-        </w:rPr>
-        <w:t>Cover the result before checking it. Say what is given, choose the procedure, and follow one step at a time. Then uncover the result and explain your first mismatch. Ask why a step is allowed, not only what number it produces.</w:t>
-      </w:r>
-    </w:p>
-    <w:p>
-      <w:pPr>
-        <w:pStyle w:val="Heading3"/>
-      </w:pPr>
-      <w:r>
-        <w:t>A pictorial worked case: Values variables and types</w:t>
-      </w:r>
-    </w:p>
-    <w:p>
-      <w:pPr>
-        <w:spacing w:line="336" w:lineRule="auto" w:after="180"/>
-      </w:pPr>
-      <w:r>
-        <w:rPr>
-          <w:b w:val="0"/>
-        </w:rPr>
-        <w:t xml:space="preserve">A number and its printed-looking text. A program stores a numeric badge count and a </w:t>
-      </w:r>
-      <w:r>
-        <w:rPr>
-          <w:b/>
-        </w:rPr>
-        <w:t>string</w:t>
-      </w:r>
-      <w:r>
-        <w:rPr>
-          <w:b w:val="0"/>
-        </w:rPr>
-        <w:t xml:space="preserve"> that looks like that count.</w:t>
-      </w:r>
-    </w:p>
-    <w:p>
-      <w:pPr>
-        <w:pStyle w:val="Heading3"/>
-      </w:pPr>
-      <w:r>
-        <w:t>The facts we will use</w:t>
-      </w:r>
-    </w:p>
-    <w:p>
-      <w:pPr>
-        <w:pStyle w:val="Heading3"/>
-      </w:pPr>
-      <w:r>
-        <w:t>Supplied facts</w:t>
-      </w:r>
-    </w:p>
-    <w:p>
-      <w:pPr>
-        <w:spacing w:line="336" w:lineRule="auto" w:after="180"/>
-        <w:shd w:fill="F1F6FC"/>
-      </w:pPr>
-      <w:r>
-        <w:rPr>
-          <w:b w:val="0"/>
-        </w:rPr>
-        <w:t>Python 3: count=8; tag="8"; print(count+2); print(tag+"2").</w:t>
-      </w:r>
-    </w:p>
-    <w:p>
-      <w:r>
-        <w:drawing>
-          <wp:inline xmlns:a="http://schemas.openxmlformats.org/drawingml/2006/main" xmlns:pic="http://schemas.openxmlformats.org/drawingml/2006/picture">
-            <wp:extent cx="5486400" cy="5225143"/>
-            <wp:docPr id="1" name="Picture 1" descr="Values variables and types. Inspect types: count is an integer; tag is a string.. Apply addition: Integer addition gives 10; string concatenation gives the text 82.. Predict a mixed operation: count+tag raises TypeError rather than silently converting tag."/>
-            <wp:cNvGraphicFramePr>
-              <a:graphicFrameLocks noChangeAspect="1"/>
-            </wp:cNvGraphicFramePr>
-            <a:graphic>
-              <a:graphicData uri="http://schemas.openxmlformats.org/drawingml/2006/picture">
-                <pic:pic>
-                  <pic:nvPicPr>
-                    <pic:cNvPr id="0" name="academy-visual-python-bridge-2.png"/>
-                    <pic:cNvPicPr/>
-                  </pic:nvPicPr>
-                  <pic:blipFill>
-                    <a:blip r:embed="rId9"/>
-                    <a:stretch>
-                      <a:fillRect/>
-                    </a:stretch>
-                  </pic:blipFill>
-                  <pic:spPr>
-                    <a:xfrm>
-                      <a:off x="0" y="0"/>
-                      <a:ext cx="5486400" cy="5225143"/>
-                    </a:xfrm>
-                    <a:prstGeom prst="rect"/>
-                  </pic:spPr>
-                </pic:pic>
-              </a:graphicData>
-            </a:graphic>
-          </wp:inline>
-        </w:drawing>
-      </w:r>
-    </w:p>
-    <w:p>
-      <w:pPr>
-        <w:pStyle w:val="Heading3"/>
-      </w:pPr>
-      <w:r>
-        <w:t>Read the picture one step at a time</w:t>
-      </w:r>
-    </w:p>
-    <w:tbl>
-      <w:tblPr>
-        <w:tblStyle w:val="LightShading-Accent1"/>
-        <w:tblW w:type="auto" w:w="0"/>
-        <w:tblLook w:firstColumn="1" w:firstRow="1" w:lastColumn="0" w:lastRow="0" w:noHBand="0" w:noVBand="1" w:val="04A0"/>
-      </w:tblPr>
-      <w:tblGrid>
-        <w:gridCol w:w="5112"/>
-        <w:gridCol w:w="5112"/>
-      </w:tblGrid>
-      <w:tr>
-        <w:trPr>
-          <w:tblHeader/>
-        </w:trPr>
-        <w:tc>
-          <w:tcPr>
-            <w:tcW w:type="dxa" w:w="5112"/>
-          </w:tcPr>
-          <w:p>
-            <w:r>
-              <w:t>Step</w:t>
-            </w:r>
-          </w:p>
-        </w:tc>
-        <w:tc>
-          <w:tcPr>
-            <w:tcW w:type="dxa" w:w="5112"/>
-          </w:tcPr>
-          <w:p>
-            <w:r>
-              <w:t>What happens and why</w:t>
-            </w:r>
-          </w:p>
-        </w:tc>
-      </w:tr>
-      <w:tr>
-        <w:tc>
-          <w:tcPr>
-            <w:tcW w:type="dxa" w:w="5112"/>
-          </w:tcPr>
-          <w:p>
-            <w:r>
-              <w:t>1. Inspect types</w:t>
-            </w:r>
-          </w:p>
-        </w:tc>
-        <w:tc>
-          <w:tcPr>
-            <w:tcW w:type="dxa" w:w="5112"/>
-          </w:tcPr>
-          <w:p>
-            <w:r>
-              <w:t>count is an integer; tag is a string.</w:t>
-            </w:r>
-          </w:p>
-        </w:tc>
-      </w:tr>
-      <w:tr>
-        <w:tc>
-          <w:tcPr>
-            <w:tcW w:type="dxa" w:w="5112"/>
-          </w:tcPr>
-          <w:p>
-            <w:r>
-              <w:t>2. Apply addition</w:t>
-            </w:r>
-          </w:p>
-        </w:tc>
-        <w:tc>
-          <w:tcPr>
-            <w:tcW w:type="dxa" w:w="5112"/>
-          </w:tcPr>
-          <w:p>
-            <w:r>
-              <w:t>Integer addition gives 10; string concatenation gives the text 82.</w:t>
-            </w:r>
-          </w:p>
-        </w:tc>
-      </w:tr>
-      <w:tr>
-        <w:tc>
-          <w:tcPr>
-            <w:tcW w:type="dxa" w:w="5112"/>
-          </w:tcPr>
-          <w:p>
-            <w:r>
-              <w:t>3. Predict a mixed operation</w:t>
-            </w:r>
-          </w:p>
-        </w:tc>
-        <w:tc>
-          <w:tcPr>
-            <w:tcW w:type="dxa" w:w="5112"/>
-          </w:tcPr>
-          <w:p>
-            <w:r>
-              <w:t>count+tag raises TypeError rather than silently converting tag.</w:t>
-            </w:r>
-          </w:p>
-        </w:tc>
-      </w:tr>
-    </w:tbl>
-    <w:p>
-      <w:r>
-        <w:t>Match each pictured step to the supplied facts. This is a worked teaching case, not an independent assessment.</w:t>
-      </w:r>
-    </w:p>
-    <w:p>
-      <w:pPr>
-        <w:pStyle w:val="Heading3"/>
-      </w:pPr>
-      <w:r>
-        <w:t>Why this result follows</w:t>
-      </w:r>
-    </w:p>
-    <w:p>
-      <w:pPr>
-        <w:pStyle w:val="Heading3"/>
-      </w:pPr>
-      <w:r>
-        <w:t>Why the result follows</w:t>
-      </w:r>
-    </w:p>
-    <w:p>
-      <w:pPr>
-        <w:spacing w:line="336" w:lineRule="auto" w:after="180"/>
-        <w:shd w:fill="F1F6FC"/>
-      </w:pPr>
-      <w:r>
-        <w:rPr>
-          <w:b/>
-        </w:rPr>
-        <w:t>Value</w:t>
-      </w:r>
-      <w:r>
-        <w:rPr>
-          <w:b w:val="0"/>
-        </w:rPr>
-        <w:t xml:space="preserve">s carry </w:t>
-      </w:r>
-      <w:r>
-        <w:rPr>
-          <w:b/>
-        </w:rPr>
-        <w:t>type</w:t>
-      </w:r>
-      <w:r>
-        <w:rPr>
-          <w:b w:val="0"/>
-        </w:rPr>
-        <w:t xml:space="preserve">s, not merely appearances. The plus operator performs numeric addition for these integers and concatenation for these </w:t>
-      </w:r>
-      <w:r>
-        <w:rPr>
-          <w:b/>
-        </w:rPr>
-        <w:t>string</w:t>
-      </w:r>
-      <w:r>
-        <w:rPr>
-          <w:b w:val="0"/>
-        </w:rPr>
-        <w:t>s; the mixed operation is invalid here.</w:t>
-      </w:r>
-    </w:p>
-    <w:p>
-      <w:pPr>
-        <w:pStyle w:val="Heading3"/>
-      </w:pPr>
-      <w:r>
-        <w:t>What this example does not establish</w:t>
-      </w:r>
-    </w:p>
-    <w:p>
-      <w:pPr>
-        <w:pStyle w:val="Heading3"/>
-      </w:pPr>
-      <w:r>
-        <w:t>Keep the stated limit</w:t>
-      </w:r>
-    </w:p>
-    <w:p>
-      <w:pPr>
-        <w:spacing w:line="336" w:lineRule="auto" w:after="180"/>
-        <w:shd w:fill="FFF5E6"/>
-      </w:pPr>
-      <w:r>
-        <w:rPr>
-          <w:b w:val="0"/>
-        </w:rPr>
-        <w:t xml:space="preserve">These examples use built-in integers and </w:t>
-      </w:r>
-      <w:r>
-        <w:rPr>
-          <w:b/>
-        </w:rPr>
-        <w:t>string</w:t>
-      </w:r>
-      <w:r>
-        <w:rPr>
-          <w:b w:val="0"/>
-        </w:rPr>
-        <w:t xml:space="preserve">s; operator behaviour depends on </w:t>
-      </w:r>
-      <w:r>
-        <w:rPr>
-          <w:b/>
-        </w:rPr>
-        <w:t>type</w:t>
-      </w:r>
-      <w:r>
-        <w:rPr>
-          <w:b w:val="0"/>
-        </w:rPr>
-        <w:t>s and is not proof of general model reasoning.</w:t>
-      </w:r>
-    </w:p>
-    <w:p>
-      <w:pPr>
-        <w:pStyle w:val="Heading3"/>
-      </w:pPr>
-      <w:r>
-        <w:t>Keep the stated limit</w:t>
-      </w:r>
-    </w:p>
-    <w:p>
-      <w:pPr>
-        <w:spacing w:line="336" w:lineRule="auto" w:after="180"/>
-        <w:shd w:fill="FFF5E6"/>
-      </w:pPr>
-      <w:r>
-        <w:rPr>
-          <w:b w:val="0"/>
-        </w:rPr>
-        <w:t xml:space="preserve">Read the labelled picture: Predict both print </w:t>
-      </w:r>
-      <w:r>
-        <w:rPr>
-          <w:b/>
-        </w:rPr>
-        <w:t>output</w:t>
-      </w:r>
-      <w:r>
-        <w:rPr>
-          <w:b w:val="0"/>
-        </w:rPr>
-        <w:t xml:space="preserve">s and explain why they differ. Does count+tag work, and what happens to each valid </w:t>
-      </w:r>
-      <w:r>
-        <w:rPr>
-          <w:b/>
-        </w:rPr>
-        <w:t>output</w:t>
-      </w:r>
-      <w:r>
-        <w:rPr>
-          <w:b w:val="0"/>
-        </w:rPr>
-        <w:t xml:space="preserve"> after count becomes ten?</w:t>
-      </w:r>
-    </w:p>
-    <w:p>
-      <w:pPr>
-        <w:pStyle w:val="Heading3"/>
-      </w:pPr>
-      <w:r>
-        <w:t>Keep the stated limit</w:t>
-      </w:r>
-    </w:p>
-    <w:p>
-      <w:pPr>
-        <w:spacing w:line="336" w:lineRule="auto" w:after="180"/>
-        <w:shd w:fill="FFF5E6"/>
-      </w:pPr>
-      <w:r>
-        <w:rPr>
-          <w:b w:val="0"/>
-        </w:rPr>
-        <w:t>Change one thing: Change count to 10, leaving tag unchanged. Predict the result before checking the explanation. What remains the same?</w:t>
+        <w:t>Complete evidence record</w:t>
       </w:r>
     </w:p>
     <w:p>
@@ -1810,2006 +4297,20 @@
         <w:pStyle w:val="Heading1"/>
       </w:pPr>
       <w:r>
-        <w:t>07. Find and repair a mistake</w:t>
-      </w:r>
-    </w:p>
-    <w:p>
-      <w:r>
-        <w:t>Find the unsupported step in the Values variables and types claim and explain a repair using the supplied evidence.</w:t>
-      </w:r>
-    </w:p>
-    <w:p>
-      <w:r>
-        <w:rPr>
-          <w:rFonts w:ascii="Courier New" w:hAnsi="Courier New"/>
-          <w:sz w:val="18"/>
-        </w:rPr>
-        <w:t>print(8 + 2)</w:t>
-        <w:br/>
-        <w:t>print("8" + "2")</w:t>
-        <w:br/>
-        <w:t>print("8" * 2)</w:t>
-      </w:r>
-    </w:p>
-    <w:p>
-      <w:pPr>
-        <w:pStyle w:val="Heading3"/>
-      </w:pPr>
-      <w:r>
-        <w:t>Check the claim against the facts</w:t>
-      </w:r>
-    </w:p>
-    <w:p>
-      <w:pPr>
-        <w:spacing w:line="336" w:lineRule="auto" w:after="180"/>
-        <w:shd w:fill="FFF5E6"/>
-      </w:pPr>
-      <w:r>
-        <w:rPr>
-          <w:b w:val="0"/>
-        </w:rPr>
-        <w:t xml:space="preserve">These lines display 10, 82 and 88. Number addition calculates a sum. </w:t>
-      </w:r>
-      <w:r>
-        <w:rPr>
-          <w:b/>
-        </w:rPr>
-        <w:t>String</w:t>
-      </w:r>
-      <w:r>
-        <w:rPr>
-          <w:b w:val="0"/>
-        </w:rPr>
-        <w:t xml:space="preserve"> addition joins text; </w:t>
-      </w:r>
-      <w:r>
-        <w:rPr>
-          <w:b/>
-        </w:rPr>
-        <w:t>string</w:t>
-      </w:r>
-      <w:r>
-        <w:rPr>
-          <w:b w:val="0"/>
-        </w:rPr>
-        <w:t xml:space="preserve"> multiplication by a whole number repeats it. Python does not infer from the digits that you wanted a number.</w:t>
-      </w:r>
-    </w:p>
-    <w:p>
-      <w:pPr>
-        <w:spacing w:line="336" w:lineRule="auto" w:after="180"/>
-        <w:shd w:fill="FFF5E6"/>
-      </w:pPr>
-      <w:r>
-        <w:rPr>
-          <w:b w:val="0"/>
-        </w:rPr>
-        <w:t xml:space="preserve">Trying "8" + 2 instead raises </w:t>
-      </w:r>
-      <w:r>
-        <w:rPr>
-          <w:b/>
-        </w:rPr>
-        <w:t>Type</w:t>
-      </w:r>
-      <w:r>
-        <w:rPr>
-          <w:b w:val="0"/>
-        </w:rPr>
-        <w:t>Error because this addition mixes text and an integer.</w:t>
-      </w:r>
-    </w:p>
-    <w:p>
-      <w:pPr>
-        <w:pStyle w:val="Heading3"/>
-      </w:pPr>
-      <w:r>
-        <w:t>Check the claim against the facts</w:t>
-      </w:r>
-    </w:p>
-    <w:p>
-      <w:pPr>
-        <w:spacing w:line="336" w:lineRule="auto" w:after="180"/>
-        <w:shd w:fill="FFF5E6"/>
-      </w:pPr>
-      <w:r>
-        <w:rPr>
-          <w:b w:val="0"/>
-        </w:rPr>
-        <w:t xml:space="preserve">For a supplied count, use a numeric literal such as 8. For a shelf ID, preserve text such as "08". Later weeks will parse and validate data read from files; changing a </w:t>
-      </w:r>
-      <w:r>
-        <w:rPr>
-          <w:b/>
-        </w:rPr>
-        <w:t>type</w:t>
-      </w:r>
-      <w:r>
-        <w:rPr>
-          <w:b w:val="0"/>
-        </w:rPr>
-        <w:t xml:space="preserve"> alone will not prove that a </w:t>
-      </w:r>
-      <w:r>
-        <w:rPr>
-          <w:b/>
-        </w:rPr>
-        <w:t>value</w:t>
-      </w:r>
-      <w:r>
-        <w:rPr>
-          <w:b w:val="0"/>
-        </w:rPr>
-        <w:t xml:space="preserve"> is valid.</w:t>
-      </w:r>
-    </w:p>
-    <w:p>
-      <w:pPr>
-        <w:spacing w:line="336" w:lineRule="auto" w:after="180"/>
-        <w:shd w:fill="FFF5E6"/>
-      </w:pPr>
-      <w:r>
-        <w:rPr>
-          <w:b w:val="0"/>
-        </w:rPr>
-        <w:t>Use descriptive names with underscores, such as shelf_id. Names are case-sensitive: count and Count are different names.</w:t>
-      </w:r>
-    </w:p>
-    <w:p>
-      <w:pPr>
-        <w:pStyle w:val="Heading3"/>
-      </w:pPr>
-      <w:r>
-        <w:t>Locate the earliest unsupported step</w:t>
-      </w:r>
-    </w:p>
-    <w:p>
-      <w:pPr>
-        <w:spacing w:line="336" w:lineRule="auto" w:after="180"/>
-        <w:shd w:fill="F5F1FB"/>
-      </w:pPr>
-      <w:r>
-        <w:rPr>
-          <w:b w:val="0"/>
-        </w:rPr>
-        <w:t>Predict 6 + 3, "6" + "3" and "6" * 3. Explain what happens for "6" + 3. Which expression counts six groups of three?</w:t>
-      </w:r>
-    </w:p>
-    <w:p>
-      <w:pPr>
-        <w:pStyle w:val="Heading3"/>
-      </w:pPr>
-      <w:r>
-        <w:t>State one repair and the checks you would rerun.</w:t>
-      </w:r>
-    </w:p>
-    <w:p>
-      <w:r>
-        <w:t>________________________________________________________________</w:t>
-      </w:r>
-    </w:p>
-    <w:p>
-      <w:r>
-        <w:t>________________________________________________________________</w:t>
-      </w:r>
-    </w:p>
-    <w:p>
-      <w:r>
-        <w:t>________________________________________________________________</w:t>
-      </w:r>
-    </w:p>
-    <w:p>
-      <w:r>
-        <w:t>________________________________________________________________</w:t>
-      </w:r>
-    </w:p>
-    <w:p>
-      <w:r>
-        <w:t>________________________________________________________________</w:t>
-      </w:r>
-    </w:p>
-    <w:p>
-      <w:r>
-        <w:t>________________________________________________________________</w:t>
-      </w:r>
-    </w:p>
-    <w:p>
-      <w:pPr>
-        <w:pStyle w:val="Heading1"/>
-      </w:pPr>
-      <w:r>
-        <w:t>08. Practise together</w:t>
-      </w:r>
-    </w:p>
-    <w:p>
-      <w:r>
-        <w:t>Practise Values variables and types with support, then explain the deciding step in your own words.</w:t>
-      </w:r>
-    </w:p>
-    <w:p>
-      <w:pPr>
-        <w:spacing w:line="336" w:lineRule="auto" w:after="180"/>
-      </w:pPr>
-      <w:r>
-        <w:rPr>
-          <w:b w:val="0"/>
-        </w:rPr>
-        <w:t>Classify 12, 1.5, "12", False and "False". Explain why the last two are different.</w:t>
-      </w:r>
-    </w:p>
-    <w:p>
-      <w:pPr>
-        <w:pStyle w:val="Heading3"/>
-      </w:pPr>
-      <w:r>
-        <w:t>After count becomes 10, add saved = count and print(saved). Predict the new output and explain why this is different from expecting saved to change automatically.</w:t>
-      </w:r>
-    </w:p>
-    <w:p>
-      <w:r>
-        <w:t>________________________________________________________________</w:t>
-      </w:r>
-    </w:p>
-    <w:p>
-      <w:r>
-        <w:t>________________________________________________________________</w:t>
-      </w:r>
-    </w:p>
-    <w:p>
-      <w:r>
-        <w:t>________________________________________________________________</w:t>
-      </w:r>
-    </w:p>
-    <w:p>
-      <w:r>
-        <w:t>________________________________________________________________</w:t>
-      </w:r>
-    </w:p>
-    <w:p>
-      <w:r>
-        <w:t>________________________________________________________________</w:t>
-      </w:r>
-    </w:p>
-    <w:p>
-      <w:pPr>
-        <w:pStyle w:val="Heading3"/>
-      </w:pPr>
-      <w:r>
-        <w:t>Explain your prediction to a partner before comparing results.</w:t>
-      </w:r>
-    </w:p>
-    <w:p>
-      <w:r>
-        <w:t>________________________________________________________________</w:t>
-      </w:r>
-    </w:p>
-    <w:p>
-      <w:r>
-        <w:t>________________________________________________________________</w:t>
-      </w:r>
-    </w:p>
-    <w:p>
-      <w:r>
-        <w:t>________________________________________________________________</w:t>
-      </w:r>
-    </w:p>
-    <w:p>
-      <w:r>
-        <w:t>________________________________________________________________</w:t>
-      </w:r>
-    </w:p>
-    <w:p>
-      <w:pPr>
-        <w:pStyle w:val="Heading3"/>
-      </w:pPr>
-      <w:r>
-        <w:t>Practise with less help: Trace a saved value</w:t>
-      </w:r>
-    </w:p>
-    <w:p>
-      <w:pPr>
-        <w:spacing w:line="336" w:lineRule="auto" w:after="180"/>
-      </w:pPr>
-      <w:r>
-        <w:rPr>
-          <w:b w:val="0"/>
-        </w:rPr>
-        <w:t>Use workbook W2 for the connected example “</w:t>
-      </w:r>
-      <w:r>
-        <w:rPr>
-          <w:b/>
-        </w:rPr>
-        <w:t>Value</w:t>
-      </w:r>
-      <w:r>
-        <w:rPr>
-          <w:b w:val="0"/>
-        </w:rPr>
-        <w:t xml:space="preserve">s </w:t>
-      </w:r>
-      <w:r>
-        <w:rPr>
-          <w:b/>
-        </w:rPr>
-        <w:t>variable</w:t>
-      </w:r>
-      <w:r>
-        <w:rPr>
-          <w:b w:val="0"/>
-        </w:rPr>
-        <w:t xml:space="preserve">s and </w:t>
-      </w:r>
-      <w:r>
-        <w:rPr>
-          <w:b/>
-        </w:rPr>
-        <w:t>type</w:t>
-      </w:r>
-      <w:r>
-        <w:rPr>
-          <w:b w:val="0"/>
-        </w:rPr>
-        <w:t xml:space="preserve">s”. First fill the </w:t>
-      </w:r>
-      <w:r>
-        <w:rPr>
-          <w:b/>
-        </w:rPr>
-        <w:t>input</w:t>
-      </w:r>
-      <w:r>
-        <w:rPr>
-          <w:b w:val="0"/>
-        </w:rPr>
-        <w:t xml:space="preserve"> and rule boxes. Try the middle steps before asking for a hint. After a hint, try the next step yourself.</w:t>
-      </w:r>
-    </w:p>
-    <w:tbl>
-      <w:tblPr>
-        <w:tblStyle w:val="LightShading-Accent1"/>
-        <w:tblW w:type="auto" w:w="0"/>
-        <w:tblLook w:firstColumn="1" w:firstRow="1" w:lastColumn="0" w:lastRow="0" w:noHBand="0" w:noVBand="1" w:val="04A0"/>
-      </w:tblPr>
-      <w:tblGrid>
-        <w:gridCol w:w="3408"/>
-        <w:gridCol w:w="3408"/>
-        <w:gridCol w:w="3408"/>
-      </w:tblGrid>
-      <w:tr>
-        <w:trPr>
-          <w:tblHeader/>
-        </w:trPr>
-        <w:tc>
-          <w:tcPr>
-            <w:tcW w:type="dxa" w:w="3408"/>
-          </w:tcPr>
-          <w:p>
-            <w:r>
-              <w:t>Plan</w:t>
-            </w:r>
-          </w:p>
-        </w:tc>
-        <w:tc>
-          <w:tcPr>
-            <w:tcW w:type="dxa" w:w="3408"/>
-          </w:tcPr>
-          <w:p>
-            <w:r>
-              <w:t>Do</w:t>
-            </w:r>
-          </w:p>
-        </w:tc>
-        <w:tc>
-          <w:tcPr>
-            <w:tcW w:type="dxa" w:w="3408"/>
-          </w:tcPr>
-          <w:p>
-            <w:r>
-              <w:t>Check</w:t>
-            </w:r>
-          </w:p>
-        </w:tc>
-      </w:tr>
-      <w:tr>
-        <w:tc>
-          <w:tcPr>
-            <w:tcW w:type="dxa" w:w="3408"/>
-          </w:tcPr>
-          <w:p>
-            <w:r>
-              <w:t>What is given? Which rule or procedure applies?</w:t>
-            </w:r>
-          </w:p>
-        </w:tc>
-        <w:tc>
-          <w:tcPr>
-            <w:tcW w:type="dxa" w:w="3408"/>
-          </w:tcPr>
-          <w:p>
-            <w:r>
-              <w:t>Record each intermediate step.</w:t>
-            </w:r>
-          </w:p>
-        </w:tc>
-        <w:tc>
-          <w:tcPr>
-            <w:tcW w:type="dxa" w:w="3408"/>
-          </w:tcPr>
-          <w:p>
-            <w:r>
-              <w:t>Does the result follow? What remains unknown?</w:t>
-            </w:r>
-          </w:p>
-        </w:tc>
-      </w:tr>
-    </w:tbl>
-    <w:p>
-      <w:pPr>
-        <w:spacing w:line="336" w:lineRule="auto" w:after="180"/>
-      </w:pPr>
-      <w:r>
-        <w:rPr>
-          <w:b w:val="0"/>
-        </w:rPr>
-        <w:t>Explain your trace to a partner. Your partner points to one step to check. Swap roles on the next case. Each person writes their own explanation.</w:t>
-      </w:r>
-    </w:p>
-    <w:p>
-      <w:pPr>
-        <w:pStyle w:val="Heading3"/>
-      </w:pPr>
-      <w:r>
-        <w:t>Check your reasoning</w:t>
-      </w:r>
-    </w:p>
-    <w:p>
-      <w:pPr>
-        <w:spacing w:line="336" w:lineRule="auto" w:after="180"/>
-      </w:pPr>
-      <w:r>
-        <w:rPr>
-          <w:b w:val="0"/>
-        </w:rPr>
-        <w:t xml:space="preserve">Use the worked case for </w:t>
-      </w:r>
-      <w:r>
-        <w:rPr>
-          <w:b/>
-        </w:rPr>
-        <w:t>Value</w:t>
-      </w:r>
-      <w:r>
-        <w:rPr>
-          <w:b w:val="0"/>
-        </w:rPr>
-        <w:t xml:space="preserve">s </w:t>
-      </w:r>
-      <w:r>
-        <w:rPr>
-          <w:b/>
-        </w:rPr>
-        <w:t>variable</w:t>
-      </w:r>
-      <w:r>
-        <w:rPr>
-          <w:b w:val="0"/>
-        </w:rPr>
-        <w:t xml:space="preserve">s and </w:t>
-      </w:r>
-      <w:r>
-        <w:rPr>
-          <w:b/>
-        </w:rPr>
-        <w:t>type</w:t>
-      </w:r>
-      <w:r>
-        <w:rPr>
-          <w:b w:val="0"/>
-        </w:rPr>
-        <w:t>s. Proposed explanation: “Digits always mean a number”. Decide whether this explanation is supported.</w:t>
-      </w:r>
-    </w:p>
-    <w:p>
-      <w:pPr>
-        <w:spacing w:line="336" w:lineRule="auto" w:after="180"/>
-      </w:pPr>
-      <w:r>
-        <w:rPr>
-          <w:b w:val="0"/>
-        </w:rPr>
-        <w:t>Point to the step or supplied fact that decides; explain your repair if needed.</w:t>
-      </w:r>
-    </w:p>
-    <w:p>
-      <w:pPr>
-        <w:spacing w:line="336" w:lineRule="auto" w:after="180"/>
-      </w:pPr>
-      <w:r>
-        <w:rPr>
-          <w:b w:val="0"/>
-        </w:rPr>
-        <w:t>Answer on your own before discussion. If you are unsure, say which step you need help with.</w:t>
-      </w:r>
-    </w:p>
-    <w:p>
-      <w:pPr>
-        <w:pStyle w:val="Heading3"/>
-      </w:pPr>
-      <w:r>
-        <w:t>Explain the picture</w:t>
-      </w:r>
-    </w:p>
-    <w:p>
-      <w:pPr>
-        <w:spacing w:line="336" w:lineRule="auto" w:after="180"/>
-        <w:shd w:fill="F5F1FB"/>
-      </w:pPr>
-      <w:r>
-        <w:rPr>
-          <w:b w:val="0"/>
-        </w:rPr>
-        <w:t xml:space="preserve">Predict both print </w:t>
-      </w:r>
-      <w:r>
-        <w:rPr>
-          <w:b/>
-        </w:rPr>
-        <w:t>output</w:t>
-      </w:r>
-      <w:r>
-        <w:rPr>
-          <w:b w:val="0"/>
-        </w:rPr>
-        <w:t xml:space="preserve">s and explain why they differ. Does count+tag work, and what happens to each valid </w:t>
-      </w:r>
-      <w:r>
-        <w:rPr>
-          <w:b/>
-        </w:rPr>
-        <w:t>output</w:t>
-      </w:r>
-      <w:r>
-        <w:rPr>
-          <w:b w:val="0"/>
-        </w:rPr>
-        <w:t xml:space="preserve"> after count becomes ten?</w:t>
-      </w:r>
-    </w:p>
-    <w:p>
-      <w:pPr>
-        <w:pStyle w:val="Heading3"/>
-      </w:pPr>
-      <w:r>
-        <w:t>My explanation using a pictured step and the given facts</w:t>
-      </w:r>
-    </w:p>
-    <w:p>
-      <w:r>
-        <w:t>________________________________________________________________</w:t>
-      </w:r>
-    </w:p>
-    <w:p>
-      <w:r>
-        <w:t>________________________________________________________________</w:t>
-      </w:r>
-    </w:p>
-    <w:p>
-      <w:r>
-        <w:t>________________________________________________________________</w:t>
-      </w:r>
-    </w:p>
-    <w:p>
-      <w:r>
-        <w:t>________________________________________________________________</w:t>
-      </w:r>
-    </w:p>
-    <w:p>
-      <w:pPr>
-        <w:spacing w:line="336" w:lineRule="auto" w:after="180"/>
-      </w:pPr>
-      <w:r>
-        <w:rPr>
-          <w:b w:val="0"/>
-        </w:rPr>
-        <w:t>This is supported practice. Keep the separately named independent case for an attempt before feedback.</w:t>
-      </w:r>
-    </w:p>
-    <w:p>
-      <w:pPr>
-        <w:pStyle w:val="Heading1"/>
-      </w:pPr>
-      <w:r>
-        <w:t>09. Run the investigation</w:t>
-      </w:r>
-    </w:p>
-    <w:p>
-      <w:r>
-        <w:t>Investigate Values variables and types. Record the prediction, actual observation or labelled paper trace, explanation and next test separately.</w:t>
-      </w:r>
-    </w:p>
-    <w:p>
-      <w:pPr>
-        <w:pStyle w:val="Heading3"/>
-      </w:pPr>
-      <w:r>
-        <w:t>Predict, investigate and preserve the evidence</w:t>
-      </w:r>
-    </w:p>
-    <w:p>
-      <w:pPr>
-        <w:spacing w:line="336" w:lineRule="auto" w:after="180"/>
-      </w:pPr>
-      <w:r>
-        <w:rPr>
-          <w:b w:val="0"/>
-        </w:rPr>
-        <w:t xml:space="preserve">Trace the five-line count and saved program. Record both printed </w:t>
-      </w:r>
-      <w:r>
-        <w:rPr>
-          <w:b/>
-        </w:rPr>
-        <w:t>output</w:t>
-      </w:r>
-      <w:r>
-        <w:rPr>
-          <w:b w:val="0"/>
-        </w:rPr>
-        <w:t>s, then predict the result of assigning saved = count after the change. Check with a run or label a paper trace.</w:t>
-      </w:r>
-    </w:p>
-    <w:p>
-      <w:r>
-        <w:rPr>
-          <w:rFonts w:ascii="Courier New" w:hAnsi="Courier New"/>
-          <w:sz w:val="18"/>
-        </w:rPr>
-        <w:t>count = 8</w:t>
-        <w:br/>
-        <w:t>shelf = "08"</w:t>
-        <w:br/>
-        <w:t>print(type(count))</w:t>
-        <w:br/>
-        <w:t>print(type(shelf))</w:t>
-      </w:r>
-    </w:p>
-    <w:p>
-      <w:r>
-        <w:rPr>
-          <w:rFonts w:ascii="Courier New" w:hAnsi="Courier New"/>
-          <w:sz w:val="18"/>
-        </w:rPr>
-        <w:t>count = 8</w:t>
-        <w:br/>
-        <w:t>saved = count</w:t>
-        <w:br/>
-        <w:t>count = count + 2</w:t>
-        <w:br/>
-        <w:t>print(count)</w:t>
-        <w:br/>
-        <w:t>print(saved)</w:t>
-      </w:r>
-    </w:p>
-    <w:p>
-      <w:r>
-        <w:rPr>
-          <w:rFonts w:ascii="Courier New" w:hAnsi="Courier New"/>
-          <w:sz w:val="18"/>
-        </w:rPr>
-        <w:t>print(8 + 2)</w:t>
-        <w:br/>
-        <w:t>print("8" + "2")</w:t>
-        <w:br/>
-        <w:t>print("8" * 2)</w:t>
-      </w:r>
-    </w:p>
-    <w:tbl>
-      <w:tblPr>
-        <w:tblStyle w:val="LightShading-Accent1"/>
-        <w:tblW w:type="auto" w:w="0"/>
-        <w:tblLook w:firstColumn="1" w:firstRow="1" w:lastColumn="0" w:lastRow="0" w:noHBand="0" w:noVBand="1" w:val="04A0"/>
-      </w:tblPr>
-      <w:tblGrid>
-        <w:gridCol w:w="5112"/>
-        <w:gridCol w:w="5112"/>
-      </w:tblGrid>
-      <w:tr>
-        <w:trPr>
-          <w:tblHeader/>
-        </w:trPr>
-        <w:tc>
-          <w:tcPr>
-            <w:tcW w:type="dxa" w:w="5112"/>
-          </w:tcPr>
-          <w:p>
-            <w:r>
-              <w:t>Record</w:t>
-            </w:r>
-          </w:p>
-        </w:tc>
-        <w:tc>
-          <w:tcPr>
-            <w:tcW w:type="dxa" w:w="5112"/>
-          </w:tcPr>
-          <w:p>
-            <w:r>
-              <w:t>Your evidence</w:t>
-            </w:r>
-          </w:p>
-        </w:tc>
-      </w:tr>
-      <w:tr>
-        <w:tc>
-          <w:tcPr>
-            <w:tcW w:type="dxa" w:w="5112"/>
-          </w:tcPr>
-          <w:p>
-            <w:r>
-              <w:t>Given input and fixed rule</w:t>
-            </w:r>
-          </w:p>
-        </w:tc>
-        <w:tc>
-          <w:tcPr>
-            <w:tcW w:type="dxa" w:w="5112"/>
-          </w:tcPr>
-          <w:p>
-            <w:r/>
-          </w:p>
-        </w:tc>
-      </w:tr>
-      <w:tr>
-        <w:tc>
-          <w:tcPr>
-            <w:tcW w:type="dxa" w:w="5112"/>
-          </w:tcPr>
-          <w:p>
-            <w:r>
-              <w:t>Prediction before checking</w:t>
-            </w:r>
-          </w:p>
-        </w:tc>
-        <w:tc>
-          <w:tcPr>
-            <w:tcW w:type="dxa" w:w="5112"/>
-          </w:tcPr>
-          <w:p>
-            <w:r/>
-          </w:p>
-        </w:tc>
-      </w:tr>
-      <w:tr>
-        <w:tc>
-          <w:tcPr>
-            <w:tcW w:type="dxa" w:w="5112"/>
-          </w:tcPr>
-          <w:p>
-            <w:r>
-              <w:t>Actual result, or “not run”</w:t>
-            </w:r>
-          </w:p>
-        </w:tc>
-        <w:tc>
-          <w:tcPr>
-            <w:tcW w:type="dxa" w:w="5112"/>
-          </w:tcPr>
-          <w:p>
-            <w:r/>
-          </w:p>
-        </w:tc>
-      </w:tr>
-      <w:tr>
-        <w:tc>
-          <w:tcPr>
-            <w:tcW w:type="dxa" w:w="5112"/>
-          </w:tcPr>
-          <w:p>
-            <w:r>
-              <w:t>First mismatch and one explanation</w:t>
-            </w:r>
-          </w:p>
-        </w:tc>
-        <w:tc>
-          <w:tcPr>
-            <w:tcW w:type="dxa" w:w="5112"/>
-          </w:tcPr>
-          <w:p>
-            <w:r/>
-          </w:p>
-        </w:tc>
-      </w:tr>
-      <w:tr>
-        <w:tc>
-          <w:tcPr>
-            <w:tcW w:type="dxa" w:w="5112"/>
-          </w:tcPr>
-          <w:p>
-            <w:r>
-              <w:t>Boundary or missing input and expected response</w:t>
-            </w:r>
-          </w:p>
-        </w:tc>
-        <w:tc>
-          <w:tcPr>
-            <w:tcW w:type="dxa" w:w="5112"/>
-          </w:tcPr>
-          <w:p>
-            <w:r/>
-          </w:p>
-        </w:tc>
-      </w:tr>
-    </w:tbl>
-    <w:p>
-      <w:pPr>
-        <w:spacing w:line="336" w:lineRule="auto" w:after="180"/>
-      </w:pPr>
-      <w:r>
-        <w:rPr>
-          <w:b w:val="0"/>
-        </w:rPr>
-        <w:t>On paper, trace the supplied procedure. If code is provided, predict before running it in a local practice file. Never write an expected answer as though it were an observed run.</w:t>
-      </w:r>
-    </w:p>
-    <w:p>
-      <w:pPr>
-        <w:pStyle w:val="Heading3"/>
-      </w:pPr>
-      <w:r>
-        <w:t>Plan → try → check</w:t>
-      </w:r>
-    </w:p>
-    <w:p>
-      <w:pPr>
-        <w:spacing w:line="336" w:lineRule="auto" w:after="180"/>
-      </w:pPr>
-      <w:r>
-        <w:rPr>
-          <w:b w:val="0"/>
-        </w:rPr>
-        <w:t>Before trying: what do I expect, and why? While trying: which step could first go wrong? Afterwards: what did I actually observe, and what should change? Keep “not run” if you only traced the procedure.</w:t>
-      </w:r>
-    </w:p>
-    <w:p>
-      <w:pPr>
-        <w:pStyle w:val="Heading1"/>
-      </w:pPr>
-      <w:r>
-        <w:t>10. Build your understanding</w:t>
-      </w:r>
-    </w:p>
-    <w:p>
-      <w:r>
-        <w:t>Move from recall to tracing, diagnosis and transfer in Values variables and types. Explain why each step is justified.</w:t>
-      </w:r>
-    </w:p>
-    <w:p>
-      <w:pPr>
-        <w:pStyle w:val="Heading3"/>
-      </w:pPr>
-      <w:r>
-        <w:t>Explain → apply → challenge</w:t>
-      </w:r>
-    </w:p>
-    <w:p>
-      <w:pPr>
-        <w:spacing w:line="336" w:lineRule="auto" w:after="180"/>
-      </w:pPr>
-      <w:r>
-        <w:rPr>
-          <w:b w:val="0"/>
-        </w:rPr>
-        <w:t>Classify 12, 1.5, "12", False and "False". Explain why the last two are different.</w:t>
-      </w:r>
-    </w:p>
-    <w:p>
-      <w:pPr>
-        <w:spacing w:line="336" w:lineRule="auto" w:after="180"/>
-        <w:shd w:fill="F5F1FB"/>
-      </w:pPr>
-      <w:r>
-        <w:rPr>
-          <w:b w:val="0"/>
-        </w:rPr>
-        <w:t>Predict 6 + 3, "6" + "3" and "6" * 3. Explain what happens for "6" + 3. Which expression counts six groups of three?</w:t>
-      </w:r>
-    </w:p>
-    <w:p>
-      <w:pPr>
-        <w:spacing w:line="336" w:lineRule="auto" w:after="180"/>
-      </w:pPr>
-      <w:r>
-        <w:rPr>
-          <w:b w:val="0"/>
-        </w:rPr>
-        <w:t xml:space="preserve">Give a suitable </w:t>
-      </w:r>
-      <w:r>
-        <w:rPr>
-          <w:b/>
-        </w:rPr>
-        <w:t>type</w:t>
-      </w:r>
-      <w:r>
-        <w:rPr>
-          <w:b w:val="0"/>
-        </w:rPr>
-        <w:t xml:space="preserve"> for a counter count, a length of 2.5 metres, a shelf ID with a leading zero, and a yes-or-no availability flag. Give a count </w:t>
-      </w:r>
-      <w:r>
-        <w:rPr>
-          <w:b/>
-        </w:rPr>
-        <w:t>value</w:t>
-      </w:r>
-      <w:r>
-        <w:rPr>
-          <w:b w:val="0"/>
-        </w:rPr>
-        <w:t xml:space="preserve"> with the right </w:t>
-      </w:r>
-      <w:r>
-        <w:rPr>
-          <w:b/>
-        </w:rPr>
-        <w:t>type</w:t>
-      </w:r>
-      <w:r>
-        <w:rPr>
-          <w:b w:val="0"/>
-        </w:rPr>
-        <w:t xml:space="preserve"> that should still be rejected.</w:t>
-      </w:r>
-    </w:p>
-    <w:p>
-      <w:pPr>
-        <w:pStyle w:val="Heading3"/>
-      </w:pPr>
-      <w:r>
-        <w:t>Explain which evidence supports your conclusion and which claim remains unproved.</w:t>
-      </w:r>
-    </w:p>
-    <w:p>
-      <w:r>
-        <w:t>________________________________________________________________</w:t>
-      </w:r>
-    </w:p>
-    <w:p>
-      <w:r>
-        <w:t>________________________________________________________________</w:t>
-      </w:r>
-    </w:p>
-    <w:p>
-      <w:r>
-        <w:t>________________________________________________________________</w:t>
-      </w:r>
-    </w:p>
-    <w:p>
-      <w:r>
-        <w:t>________________________________________________________________</w:t>
-      </w:r>
-    </w:p>
-    <w:p>
-      <w:r>
-        <w:t>________________________________________________________________</w:t>
-      </w:r>
-    </w:p>
-    <w:p>
-      <w:pPr>
-        <w:pStyle w:val="Heading1"/>
-      </w:pPr>
-      <w:r>
-        <w:t>11. Connect your project</w:t>
-      </w:r>
-    </w:p>
-    <w:p>
-      <w:r>
-        <w:t>Apply this week’s idea to Python readiness portfolio. Keep an annotated decision and the evidence supporting it.</w:t>
-      </w:r>
-    </w:p>
-    <w:p>
-      <w:pPr>
-        <w:spacing w:line="336" w:lineRule="auto" w:after="180"/>
-      </w:pPr>
-      <w:r>
-        <w:rPr>
-          <w:b w:val="0"/>
-        </w:rPr>
-        <w:t xml:space="preserve">Add a labelled </w:t>
-      </w:r>
-      <w:r>
-        <w:rPr>
-          <w:b/>
-        </w:rPr>
-        <w:t>value</w:t>
-      </w:r>
-      <w:r>
-        <w:rPr>
-          <w:b w:val="0"/>
-        </w:rPr>
-        <w:t xml:space="preserve">s </w:t>
-      </w:r>
-      <w:r>
-        <w:rPr>
-          <w:b/>
-        </w:rPr>
-        <w:t>variable</w:t>
-      </w:r>
-      <w:r>
-        <w:rPr>
-          <w:b w:val="0"/>
-        </w:rPr>
-        <w:t xml:space="preserve">s and </w:t>
-      </w:r>
-      <w:r>
-        <w:rPr>
-          <w:b/>
-        </w:rPr>
-        <w:t>type</w:t>
-      </w:r>
-      <w:r>
-        <w:rPr>
-          <w:b w:val="0"/>
-        </w:rPr>
-        <w:t xml:space="preserve">s </w:t>
-      </w:r>
-      <w:r>
-        <w:rPr>
-          <w:b/>
-        </w:rPr>
-        <w:t>evidence</w:t>
-      </w:r>
-      <w:r>
-        <w:rPr>
-          <w:b w:val="0"/>
-        </w:rPr>
-        <w:t xml:space="preserve"> sheet to Python readiness portfolio. Show how you can distinguish integer, floating-point, text and boolean </w:t>
-      </w:r>
-      <w:r>
-        <w:rPr>
-          <w:b/>
-        </w:rPr>
-        <w:t>value</w:t>
-      </w:r>
-      <w:r>
-        <w:rPr>
-          <w:b w:val="0"/>
-        </w:rPr>
-        <w:t>s.</w:t>
-      </w:r>
-    </w:p>
-    <w:p>
-      <w:pPr>
-        <w:spacing w:line="336" w:lineRule="auto" w:after="180"/>
-      </w:pPr>
-      <w:r>
-        <w:rPr>
-          <w:b w:val="0"/>
-        </w:rPr>
-        <w:t xml:space="preserve">Use the supplied fictional case and keep its </w:t>
-      </w:r>
-      <w:r>
-        <w:rPr>
-          <w:b/>
-        </w:rPr>
-        <w:t>input</w:t>
-      </w:r>
-      <w:r>
-        <w:rPr>
-          <w:b w:val="0"/>
-        </w:rPr>
-        <w:t xml:space="preserve">s, intermediate steps, calculation or </w:t>
-      </w:r>
-      <w:r>
-        <w:rPr>
-          <w:b/>
-        </w:rPr>
-        <w:t>prediction</w:t>
-      </w:r>
-      <w:r>
-        <w:rPr>
-          <w:b w:val="0"/>
-        </w:rPr>
-        <w:t>, and limitation. Connect this record to last week’s record; a matching answer without a trace is insufficient.</w:t>
-      </w:r>
-    </w:p>
-    <w:tbl>
-      <w:tblPr>
-        <w:tblStyle w:val="LightShading-Accent1"/>
-        <w:tblW w:type="auto" w:w="0"/>
-        <w:tblLook w:firstColumn="1" w:firstRow="1" w:lastColumn="0" w:lastRow="0" w:noHBand="0" w:noVBand="1" w:val="04A0"/>
-      </w:tblPr>
-      <w:tblGrid>
-        <w:gridCol w:w="5112"/>
-        <w:gridCol w:w="5112"/>
-      </w:tblGrid>
-      <w:tr>
-        <w:trPr>
-          <w:tblHeader/>
-        </w:trPr>
-        <w:tc>
-          <w:tcPr>
-            <w:tcW w:type="dxa" w:w="5112"/>
-          </w:tcPr>
-          <w:p>
-            <w:r>
-              <w:t>Project evidence</w:t>
-            </w:r>
-          </w:p>
-        </w:tc>
-        <w:tc>
-          <w:tcPr>
-            <w:tcW w:type="dxa" w:w="5112"/>
-          </w:tcPr>
-          <w:p>
-            <w:r>
-              <w:t>Record</w:t>
-            </w:r>
-          </w:p>
-        </w:tc>
-      </w:tr>
-      <w:tr>
-        <w:tc>
-          <w:tcPr>
-            <w:tcW w:type="dxa" w:w="5112"/>
-          </w:tcPr>
-          <w:p>
-            <w:r>
-              <w:t>Component and version</w:t>
-            </w:r>
-          </w:p>
-        </w:tc>
-        <w:tc>
-          <w:tcPr>
-            <w:tcW w:type="dxa" w:w="5112"/>
-          </w:tcPr>
-          <w:p>
-            <w:r/>
-          </w:p>
-        </w:tc>
-      </w:tr>
-      <w:tr>
-        <w:tc>
-          <w:tcPr>
-            <w:tcW w:type="dxa" w:w="5112"/>
-          </w:tcPr>
-          <w:p>
-            <w:r>
-              <w:t>Inputs permitted at prediction time</w:t>
-            </w:r>
-          </w:p>
-        </w:tc>
-        <w:tc>
-          <w:tcPr>
-            <w:tcW w:type="dxa" w:w="5112"/>
-          </w:tcPr>
-          <w:p>
-            <w:r/>
-          </w:p>
-        </w:tc>
-      </w:tr>
-      <w:tr>
-        <w:tc>
-          <w:tcPr>
-            <w:tcW w:type="dxa" w:w="5112"/>
-          </w:tcPr>
-          <w:p>
-            <w:r>
-              <w:t>Trace and comparison with earlier work</w:t>
-            </w:r>
-          </w:p>
-        </w:tc>
-        <w:tc>
-          <w:tcPr>
-            <w:tcW w:type="dxa" w:w="5112"/>
-          </w:tcPr>
-          <w:p>
-            <w:r/>
-          </w:p>
-        </w:tc>
-      </w:tr>
-      <w:tr>
-        <w:tc>
-          <w:tcPr>
-            <w:tcW w:type="dxa" w:w="5112"/>
-          </w:tcPr>
-          <w:p>
-            <w:r>
-              <w:t>Failure, limit and human review</w:t>
-            </w:r>
-          </w:p>
-        </w:tc>
-        <w:tc>
-          <w:tcPr>
-            <w:tcW w:type="dxa" w:w="5112"/>
-          </w:tcPr>
-          <w:p>
-            <w:r/>
-          </w:p>
-        </w:tc>
-      </w:tr>
-    </w:tbl>
-    <w:p>
-      <w:pPr>
-        <w:pStyle w:val="Heading3"/>
-      </w:pPr>
-      <w:r>
-        <w:t>Evidence for your project</w:t>
-      </w:r>
-    </w:p>
-    <w:p>
-      <w:pPr>
-        <w:spacing w:line="336" w:lineRule="auto" w:after="180"/>
-      </w:pPr>
-      <w:r>
-        <w:rPr>
-          <w:b w:val="0"/>
-        </w:rPr>
-        <w:t xml:space="preserve">For Python readiness before the Responsible Plant Classifier, retain a trace of the </w:t>
-      </w:r>
-      <w:r>
-        <w:rPr>
-          <w:b/>
-        </w:rPr>
-        <w:t>value</w:t>
-      </w:r>
-      <w:r>
-        <w:rPr>
-          <w:b w:val="0"/>
-        </w:rPr>
-        <w:t xml:space="preserve">s, the predicted </w:t>
-      </w:r>
-      <w:r>
-        <w:rPr>
-          <w:b/>
-        </w:rPr>
-        <w:t>output</w:t>
-      </w:r>
-      <w:r>
-        <w:rPr>
-          <w:b w:val="0"/>
-        </w:rPr>
-        <w:t xml:space="preserve">s and the changed-case explanation. Use actual Python 3 results to check the </w:t>
-      </w:r>
-      <w:r>
-        <w:rPr>
-          <w:b/>
-        </w:rPr>
-        <w:t>prediction</w:t>
-      </w:r>
-      <w:r>
-        <w:rPr>
-          <w:b w:val="0"/>
-        </w:rPr>
-        <w:t xml:space="preserve"> after reasoning first.</w:t>
-      </w:r>
-    </w:p>
-    <w:p>
-      <w:pPr>
-        <w:pStyle w:val="Heading1"/>
-      </w:pPr>
-      <w:r>
-        <w:t>12. Show what you know</w:t>
-      </w:r>
-    </w:p>
-    <w:p>
-      <w:r>
-        <w:t>Use a genuinely new case for independent evidence. Previously discussed examples remain practice; use the separately named independent case before feedback.</w:t>
-      </w:r>
-    </w:p>
-    <w:p>
-      <w:pPr>
-        <w:spacing w:line="336" w:lineRule="auto" w:after="180"/>
-      </w:pPr>
-      <w:r>
-        <w:rPr>
-          <w:b w:val="0"/>
-        </w:rPr>
-        <w:t xml:space="preserve">A negative int is still an integer, but it may be invalid as a count of objects. A correctly </w:t>
-      </w:r>
-      <w:r>
-        <w:rPr>
-          <w:b/>
-        </w:rPr>
-        <w:t>type</w:t>
-      </w:r>
-      <w:r>
-        <w:rPr>
-          <w:b w:val="0"/>
-        </w:rPr>
-        <w:t xml:space="preserve">d label can still name the wrong shelf. Keep the task’s meaning separate from the </w:t>
-      </w:r>
-      <w:r>
-        <w:rPr>
-          <w:b/>
-        </w:rPr>
-        <w:t>value</w:t>
-      </w:r>
-      <w:r>
-        <w:rPr>
-          <w:b w:val="0"/>
-        </w:rPr>
-        <w:t xml:space="preserve">’s Python </w:t>
-      </w:r>
-      <w:r>
-        <w:rPr>
-          <w:b/>
-        </w:rPr>
-        <w:t>type</w:t>
-      </w:r>
-      <w:r>
-        <w:rPr>
-          <w:b w:val="0"/>
-        </w:rPr>
-        <w:t>.</w:t>
-      </w:r>
-    </w:p>
-    <w:p>
-      <w:pPr>
-        <w:spacing w:line="336" w:lineRule="auto" w:after="180"/>
-      </w:pPr>
-      <w:r>
-        <w:rPr>
-          <w:b w:val="0"/>
-        </w:rPr>
-        <w:t xml:space="preserve">Week 3 uses arithmetic expressions and grouping to calculate with known numeric </w:t>
-      </w:r>
-      <w:r>
-        <w:rPr>
-          <w:b/>
-        </w:rPr>
-        <w:t>value</w:t>
-      </w:r>
-      <w:r>
-        <w:rPr>
-          <w:b w:val="0"/>
-        </w:rPr>
-        <w:t>s.</w:t>
-      </w:r>
-    </w:p>
-    <w:p>
-      <w:pPr>
-        <w:pStyle w:val="Heading3"/>
-      </w:pPr>
-      <w:r>
-        <w:t>A shelf identifier "08" is changed to the number 8 so that it can be added to another identifier. Explain what information is lost and why numeric addition does not solve an identifier task. Give one example of a value with the right type but the wrong meaning.</w:t>
-      </w:r>
-    </w:p>
-    <w:p>
-      <w:r>
-        <w:t>________________________________________________________________</w:t>
-      </w:r>
-    </w:p>
-    <w:p>
-      <w:r>
-        <w:t>________________________________________________________________</w:t>
-      </w:r>
-    </w:p>
-    <w:p>
-      <w:r>
-        <w:t>________________________________________________________________</w:t>
-      </w:r>
-    </w:p>
-    <w:p>
-      <w:r>
-        <w:t>________________________________________________________________</w:t>
-      </w:r>
-    </w:p>
-    <w:p>
-      <w:r>
-        <w:t>________________________________________________________________</w:t>
-      </w:r>
-    </w:p>
-    <w:p>
-      <w:pPr>
-        <w:spacing w:line="336" w:lineRule="auto" w:after="180"/>
-      </w:pPr>
-      <w:r>
-        <w:rPr>
-          <w:b w:val="0"/>
-        </w:rPr>
-        <w:t xml:space="preserve">Give a suitable </w:t>
-      </w:r>
-      <w:r>
-        <w:rPr>
-          <w:b/>
-        </w:rPr>
-        <w:t>type</w:t>
-      </w:r>
-      <w:r>
-        <w:rPr>
-          <w:b w:val="0"/>
-        </w:rPr>
-        <w:t xml:space="preserve"> for a counter count, a length of 2.5 metres, a shelf ID with a leading zero, and a yes-or-no availability flag. Give a count </w:t>
-      </w:r>
-      <w:r>
-        <w:rPr>
-          <w:b/>
-        </w:rPr>
-        <w:t>value</w:t>
-      </w:r>
-      <w:r>
-        <w:rPr>
-          <w:b w:val="0"/>
-        </w:rPr>
-        <w:t xml:space="preserve"> with the right </w:t>
-      </w:r>
-      <w:r>
-        <w:rPr>
-          <w:b/>
-        </w:rPr>
-        <w:t>type</w:t>
-      </w:r>
-      <w:r>
-        <w:rPr>
-          <w:b w:val="0"/>
-        </w:rPr>
-        <w:t xml:space="preserve"> that should still be rejected.</w:t>
-      </w:r>
-    </w:p>
-    <w:p>
-      <w:pPr>
-        <w:pStyle w:val="Heading3"/>
-      </w:pPr>
-      <w:r>
-        <w:t>My limited claim and a useful next check</w:t>
-      </w:r>
-    </w:p>
-    <w:p>
-      <w:r>
-        <w:t>________________________________________________________________</w:t>
-      </w:r>
-    </w:p>
-    <w:p>
-      <w:r>
-        <w:t>________________________________________________________________</w:t>
-      </w:r>
-    </w:p>
-    <w:p>
-      <w:r>
-        <w:t>________________________________________________________________</w:t>
-      </w:r>
-    </w:p>
-    <w:p>
-      <w:r>
-        <w:t>________________________________________________________________</w:t>
-      </w:r>
-    </w:p>
-    <w:p>
-      <w:pPr>
-        <w:pStyle w:val="Heading1"/>
-      </w:pPr>
-      <w:r>
-        <w:t>13. Study a complete case</w:t>
-      </w:r>
-    </w:p>
-    <w:p>
-      <w:r>
-        <w:t>Revisit the complete Values variables and types case for supported practice. Repeated examples do not become fresh assessments.</w:t>
-      </w:r>
-    </w:p>
-    <w:p>
-      <w:pPr>
-        <w:pStyle w:val="Heading3"/>
-      </w:pPr>
-      <w:r>
-        <w:t>Complete evidence record</w:t>
-      </w:r>
-    </w:p>
-    <w:p>
-      <w:pPr>
-        <w:pStyle w:val="Heading3"/>
-      </w:pPr>
-      <w:r>
-        <w:t>A saved value is not a live link</w:t>
-      </w:r>
-    </w:p>
-    <w:tbl>
-      <w:tblPr>
-        <w:tblStyle w:val="LightShading-Accent1"/>
-        <w:tblW w:type="auto" w:w="0"/>
-        <w:tblLook w:firstColumn="1" w:firstRow="1" w:lastColumn="0" w:lastRow="0" w:noHBand="0" w:noVBand="1" w:val="04A0"/>
-      </w:tblPr>
-      <w:tblGrid>
-        <w:gridCol w:w="3408"/>
-        <w:gridCol w:w="3408"/>
-        <w:gridCol w:w="3408"/>
-      </w:tblGrid>
-      <w:tr>
-        <w:trPr>
-          <w:tblHeader/>
-        </w:trPr>
-        <w:tc>
-          <w:tcPr>
-            <w:tcW w:type="dxa" w:w="3408"/>
-          </w:tcPr>
-          <w:p>
-            <w:r>
-              <w:t>Instruction</w:t>
-            </w:r>
-          </w:p>
-        </w:tc>
-        <w:tc>
-          <w:tcPr>
-            <w:tcW w:type="dxa" w:w="3408"/>
-          </w:tcPr>
-          <w:p>
-            <w:r>
-              <w:t>count now</w:t>
-            </w:r>
-          </w:p>
-        </w:tc>
-        <w:tc>
-          <w:tcPr>
-            <w:tcW w:type="dxa" w:w="3408"/>
-          </w:tcPr>
-          <w:p>
-            <w:r>
-              <w:t>saved now</w:t>
-            </w:r>
-          </w:p>
-        </w:tc>
-      </w:tr>
-      <w:tr>
-        <w:tc>
-          <w:tcPr>
-            <w:tcW w:type="dxa" w:w="3408"/>
-          </w:tcPr>
-          <w:p>
-            <w:r>
-              <w:t>count = 8</w:t>
-            </w:r>
-          </w:p>
-        </w:tc>
-        <w:tc>
-          <w:tcPr>
-            <w:tcW w:type="dxa" w:w="3408"/>
-          </w:tcPr>
-          <w:p>
-            <w:r>
-              <w:t>8</w:t>
-            </w:r>
-          </w:p>
-        </w:tc>
-        <w:tc>
-          <w:tcPr>
-            <w:tcW w:type="dxa" w:w="3408"/>
-          </w:tcPr>
-          <w:p>
-            <w:r>
-              <w:t>Not assigned</w:t>
-            </w:r>
-          </w:p>
-        </w:tc>
-      </w:tr>
-      <w:tr>
-        <w:tc>
-          <w:tcPr>
-            <w:tcW w:type="dxa" w:w="3408"/>
-          </w:tcPr>
-          <w:p>
-            <w:r>
-              <w:t>saved = count</w:t>
-            </w:r>
-          </w:p>
-        </w:tc>
-        <w:tc>
-          <w:tcPr>
-            <w:tcW w:type="dxa" w:w="3408"/>
-          </w:tcPr>
-          <w:p>
-            <w:r>
-              <w:t>8</w:t>
-            </w:r>
-          </w:p>
-        </w:tc>
-        <w:tc>
-          <w:tcPr>
-            <w:tcW w:type="dxa" w:w="3408"/>
-          </w:tcPr>
-          <w:p>
-            <w:r>
-              <w:t>8</w:t>
-            </w:r>
-          </w:p>
-        </w:tc>
-      </w:tr>
-      <w:tr>
-        <w:tc>
-          <w:tcPr>
-            <w:tcW w:type="dxa" w:w="3408"/>
-          </w:tcPr>
-          <w:p>
-            <w:r>
-              <w:t>count = count + 2</w:t>
-            </w:r>
-          </w:p>
-        </w:tc>
-        <w:tc>
-          <w:tcPr>
-            <w:tcW w:type="dxa" w:w="3408"/>
-          </w:tcPr>
-          <w:p>
-            <w:r>
-              <w:t>10</w:t>
-            </w:r>
-          </w:p>
-        </w:tc>
-        <w:tc>
-          <w:tcPr>
-            <w:tcW w:type="dxa" w:w="3408"/>
-          </w:tcPr>
-          <w:p>
-            <w:r>
-              <w:t>8</w:t>
-            </w:r>
-          </w:p>
-        </w:tc>
-      </w:tr>
-    </w:tbl>
-    <w:p>
-      <w:r>
-        <w:t>Evaluate the right side using the current value, then bind the left-hand name. The saved integer does not update when count is reassigned.</w:t>
-      </w:r>
-    </w:p>
-    <w:p>
-      <w:pPr>
-        <w:spacing w:line="336" w:lineRule="auto" w:after="180"/>
-      </w:pPr>
-      <w:r>
-        <w:rPr>
-          <w:b w:val="0"/>
-        </w:rPr>
-        <w:t xml:space="preserve">Follow the </w:t>
-      </w:r>
-      <w:r>
-        <w:rPr>
-          <w:b/>
-        </w:rPr>
-        <w:t>input</w:t>
-      </w:r>
-      <w:r>
-        <w:rPr>
-          <w:b w:val="0"/>
-        </w:rPr>
-        <w:t xml:space="preserve"> through the stated procedure to its result. Cover the result first, predict it, then explain every intermediate step. The text/table accompanies the figure so the example can be read without colour.</w:t>
-      </w:r>
-    </w:p>
-    <w:p>
-      <w:pPr>
-        <w:pStyle w:val="Heading3"/>
-      </w:pPr>
-      <w:r>
-        <w:t>My complete trace of the worked case</w:t>
-      </w:r>
-    </w:p>
-    <w:p>
-      <w:r>
-        <w:t>________________________________________________________________</w:t>
-      </w:r>
-    </w:p>
-    <w:p>
-      <w:r>
-        <w:t>________________________________________________________________</w:t>
-      </w:r>
-    </w:p>
-    <w:p>
-      <w:r>
-        <w:t>________________________________________________________________</w:t>
-      </w:r>
-    </w:p>
-    <w:p>
-      <w:r>
-        <w:t>________________________________________________________________</w:t>
-      </w:r>
-    </w:p>
-    <w:p>
-      <w:r>
-        <w:t>________________________________________________________________</w:t>
-      </w:r>
-    </w:p>
-    <w:p>
-      <w:r>
-        <w:t>________________________________________________________________</w:t>
-      </w:r>
-    </w:p>
-    <w:p>
-      <w:pPr>
-        <w:pStyle w:val="Heading1"/>
-      </w:pPr>
-      <w:r>
-        <w:t>14. Try a new case independently</w:t>
-      </w:r>
-    </w:p>
-    <w:p>
-      <w:r>
-        <w:t>Attempt the reserved new case before feedback. Record support; the earlier examples below remain additional practice.</w:t>
-      </w:r>
-    </w:p>
-    <w:p>
-      <w:pPr>
-        <w:pStyle w:val="Heading3"/>
-      </w:pPr>
-      <w:r>
-        <w:t>Independent case: Trace values, types and reassignment</w:t>
-      </w:r>
-    </w:p>
-    <w:p>
-      <w:pPr>
-        <w:spacing w:line="336" w:lineRule="auto" w:after="180"/>
-      </w:pPr>
-      <w:r>
-        <w:rPr>
-          <w:b w:val="0"/>
-        </w:rPr>
-        <w:t xml:space="preserve">Predict both </w:t>
-      </w:r>
-      <w:r>
-        <w:rPr>
-          <w:b/>
-        </w:rPr>
-        <w:t>output</w:t>
-      </w:r>
-      <w:r>
-        <w:rPr>
-          <w:b w:val="0"/>
-        </w:rPr>
-        <w:t xml:space="preserve"> lines and explain why estimate stays unchanged when count is reassigned. Repeat the trace with initial count=0. Explain why note is text even though its printed characters look like a number.</w:t>
-      </w:r>
-    </w:p>
-    <w:p>
-      <w:r>
-        <w:rPr>
-          <w:rFonts w:ascii="Courier New" w:hAnsi="Courier New"/>
-          <w:sz w:val="18"/>
-        </w:rPr>
-        <w:t>count = 4</w:t>
-        <w:br/>
-        <w:t>note = "4"</w:t>
-        <w:br/>
-        <w:t>estimate = count / 2</w:t>
-        <w:br/>
-        <w:t>fits = count &lt;= 5</w:t>
-        <w:br/>
-        <w:t>count = count + 3</w:t>
-        <w:br/>
-        <w:t>print(count, note, estimate, fits)</w:t>
-        <w:br/>
-        <w:t>print(type(count).__name__, type(note).__name__, type(estimate).__name__, type(fits).__name__)</w:t>
-        <w:br/>
-      </w:r>
-    </w:p>
-    <w:p>
-      <w:pPr>
-        <w:pStyle w:val="Heading3"/>
-      </w:pPr>
-      <w:r>
-        <w:t>My independent explanation, trace and limits</w:t>
-      </w:r>
-    </w:p>
-    <w:p>
-      <w:r>
-        <w:t>________________________________________________________________</w:t>
-      </w:r>
-    </w:p>
-    <w:p>
-      <w:r>
-        <w:t>________________________________________________________________</w:t>
-      </w:r>
-    </w:p>
-    <w:p>
-      <w:r>
-        <w:t>________________________________________________________________</w:t>
-      </w:r>
-    </w:p>
-    <w:p>
-      <w:r>
-        <w:t>________________________________________________________________</w:t>
-      </w:r>
-    </w:p>
-    <w:p>
-      <w:r>
-        <w:t>________________________________________________________________</w:t>
-      </w:r>
-    </w:p>
-    <w:p>
-      <w:r>
-        <w:t>________________________________________________________________</w:t>
-      </w:r>
-    </w:p>
-    <w:p>
-      <w:r>
-        <w:t>________________________________________________________________</w:t>
-      </w:r>
-    </w:p>
-    <w:p>
-      <w:pPr>
-        <w:spacing w:line="336" w:lineRule="auto" w:after="180"/>
-      </w:pPr>
-      <w:r>
-        <w:rPr>
-          <w:b w:val="0"/>
-        </w:rPr>
-        <w:t>Attempt this case before feedback. Record any help. Earlier examples below are further practice; a case already practised with feedback cannot establish fresh transfer.</w:t>
-      </w:r>
-    </w:p>
-    <w:p>
-      <w:pPr>
-        <w:pStyle w:val="Heading3"/>
-      </w:pPr>
-      <w:r>
-        <w:t>Attempt this without hints</w:t>
-      </w:r>
-    </w:p>
-    <w:p>
-      <w:pPr>
-        <w:spacing w:line="336" w:lineRule="auto" w:after="180"/>
-      </w:pPr>
-      <w:r>
-        <w:rPr>
-          <w:b w:val="0"/>
-        </w:rPr>
-        <w:t xml:space="preserve">A fresh script runs seats = 12; booked = seats; seats = seats - 5; print(seats); print(booked), with each statement on a separate line. Predict both </w:t>
-      </w:r>
-      <w:r>
-        <w:rPr>
-          <w:b/>
-        </w:rPr>
-        <w:t>output</w:t>
-      </w:r>
-      <w:r>
-        <w:rPr>
-          <w:b w:val="0"/>
-        </w:rPr>
-        <w:t>s. Then add booked = seats + 1 and print(booked).</w:t>
-      </w:r>
-    </w:p>
-    <w:p>
-      <w:pPr>
-        <w:spacing w:line="336" w:lineRule="auto" w:after="180"/>
-      </w:pPr>
-      <w:r>
-        <w:rPr>
-          <w:b w:val="0"/>
-        </w:rPr>
-        <w:t xml:space="preserve">Explain the evaluation order and choose a </w:t>
-      </w:r>
-      <w:r>
-        <w:rPr>
-          <w:b/>
-        </w:rPr>
-        <w:t>type</w:t>
-      </w:r>
-      <w:r>
-        <w:rPr>
-          <w:b w:val="0"/>
-        </w:rPr>
-        <w:t xml:space="preserve"> for a seat label "07".</w:t>
-      </w:r>
-    </w:p>
-    <w:p>
-      <w:pPr>
-        <w:pStyle w:val="Heading3"/>
-      </w:pPr>
-      <w:r>
-        <w:t>My independent procedure, result and limitation</w:t>
-      </w:r>
-    </w:p>
-    <w:p>
-      <w:r>
-        <w:t>________________________________________________________________</w:t>
-      </w:r>
-    </w:p>
-    <w:p>
-      <w:r>
-        <w:t>________________________________________________________________</w:t>
-      </w:r>
-    </w:p>
-    <w:p>
-      <w:r>
-        <w:t>________________________________________________________________</w:t>
-      </w:r>
-    </w:p>
-    <w:p>
-      <w:r>
-        <w:t>________________________________________________________________</w:t>
-      </w:r>
-    </w:p>
-    <w:p>
-      <w:r>
-        <w:t>________________________________________________________________</w:t>
-      </w:r>
-    </w:p>
-    <w:p>
-      <w:r>
-        <w:t>________________________________________________________________</w:t>
-      </w:r>
-    </w:p>
-    <w:p>
-      <w:r>
-        <w:t>________________________________________________________________</w:t>
-      </w:r>
-    </w:p>
-    <w:p>
-      <w:r>
-        <w:t>________________________________________________________________</w:t>
-      </w:r>
-    </w:p>
-    <w:p>
-      <w:pPr>
-        <w:spacing w:line="336" w:lineRule="auto" w:after="180"/>
-      </w:pPr>
-      <w:r>
-        <w:rPr>
-          <w:b w:val="0"/>
-        </w:rPr>
-        <w:t>Record support used: none, hint or teacher explanation. After feedback, a different case is needed to demonstrate independence.</w:t>
-      </w:r>
-    </w:p>
-    <w:p>
-      <w:pPr>
-        <w:pStyle w:val="Heading3"/>
-      </w:pPr>
-      <w:r>
-        <w:t>Use feedback to improve</w:t>
-      </w:r>
-    </w:p>
-    <w:p>
-      <w:pPr>
-        <w:spacing w:line="336" w:lineRule="auto" w:after="180"/>
-      </w:pPr>
-      <w:r>
-        <w:rPr>
-          <w:b w:val="0"/>
-        </w:rPr>
-        <w:t>Attempt the independent case before hints. Record whether you worked alone, used a hint or followed a model. After feedback, fix the first unsupported step and explain why it changed.</w:t>
-      </w:r>
-    </w:p>
-    <w:p>
-      <w:pPr>
-        <w:spacing w:line="336" w:lineRule="auto" w:after="180"/>
-      </w:pPr>
-      <w:r>
-        <w:rPr>
-          <w:b w:val="0"/>
-        </w:rPr>
-        <w:t>A later check uses a changed case, not a copied answer.</w:t>
-      </w:r>
-    </w:p>
-    <w:p>
-      <w:pPr>
-        <w:pStyle w:val="Heading1"/>
-      </w:pPr>
-      <w:r>
-        <w:t>15. Your lesson route</w:t>
-      </w:r>
-    </w:p>
-    <w:p>
-      <w:r>
-        <w:t>Use this map to navigate Values variables and types, connect the goals to tasks and keep one evidence record for each attempt.</w:t>
-      </w:r>
-    </w:p>
-    <w:p>
-      <w:pPr>
-        <w:spacing w:line="336" w:lineRule="auto" w:after="180"/>
-      </w:pPr>
-      <w:r>
-        <w:rPr>
-          <w:b w:val="0"/>
-        </w:rPr>
-        <w:t xml:space="preserve">Start with this question: A number and its printed-looking text. A program stores a numeric badge count and a </w:t>
-      </w:r>
-      <w:r>
-        <w:rPr>
-          <w:b/>
-        </w:rPr>
-        <w:t>string</w:t>
-      </w:r>
-      <w:r>
-        <w:rPr>
-          <w:b w:val="0"/>
-        </w:rPr>
-        <w:t xml:space="preserve"> that looks like that count.</w:t>
+        <w:t>15. Reference · Earlier route checklist</w:t>
+      </w:r>
+    </w:p>
+    <w:p>
+      <w:r>
+        <w:t>Keep one main lesson route and use this as a reminder.</w:t>
+      </w:r>
+    </w:p>
+    <w:p>
+      <w:pPr>
+        <w:pStyle w:val="Heading2"/>
+      </w:pPr>
+      <w:r>
+        <w:t>Checklist and first prediction</w:t>
       </w:r>
     </w:p>
     <w:tbl>
@@ -3974,15 +4475,10 @@
     </w:p>
     <w:p>
       <w:pPr>
-        <w:pStyle w:val="Heading1"/>
-      </w:pPr>
-      <w:r>
-        <w:t>16. Finish and return</w:t>
-      </w:r>
-    </w:p>
-    <w:p>
-      <w:r>
-        <w:t>Explain Values variables and types without notes, identify a remaining question and plan a later check with a changed case.</w:t>
+        <w:pStyle w:val="Heading2"/>
+      </w:pPr>
+      <w:r>
+        <w:t>Earlier wording, alternatives and picture transcripts · reference / check after trying</w:t>
       </w:r>
     </w:p>
     <w:p>
@@ -3993,19 +4489,48 @@
         <w:rPr>
           <w:b w:val="0"/>
         </w:rPr>
-        <w:t xml:space="preserve">Close your notes. Explain this goal in your own words: Distinguish integer, floating-point, text and Boolean </w:t>
+        <w:t xml:space="preserve">Start with this question: A number and its printed-looking text. A program stores a numeric badge count and a </w:t>
       </w:r>
       <w:r>
         <w:rPr>
           <w:b/>
         </w:rPr>
-        <w:t>value</w:t>
+        <w:t>string</w:t>
       </w:r>
       <w:r>
         <w:rPr>
           <w:b w:val="0"/>
         </w:rPr>
-        <w:t>s</w:t>
+        <w:t xml:space="preserve"> that looks like that count.</w:t>
+      </w:r>
+    </w:p>
+    <w:p>
+      <w:pPr>
+        <w:pStyle w:val="Heading1"/>
+      </w:pPr>
+      <w:r>
+        <w:t>17. Extra practice · Predict, check and repair</w:t>
+      </w:r>
+    </w:p>
+    <w:p>
+      <w:r>
+        <w:t>Use only after an attempt; keep the reserved assessment separate.</w:t>
+      </w:r>
+    </w:p>
+    <w:p>
+      <w:pPr>
+        <w:pStyle w:val="Heading2"/>
+      </w:pPr>
+      <w:r>
+        <w:t>First question and hint</w:t>
+      </w:r>
+    </w:p>
+    <w:p>
+      <w:pPr>
+        <w:pStyle w:val="ListBullet"/>
+      </w:pPr>
+      <w:r>
+        <w:t>A number and its printed-looking text. A program stores a numeric badge count and a string that looks like that count.</w:t>
       </w:r>
     </w:p>
     <w:p>
@@ -4013,7 +4538,47 @@
         <w:pStyle w:val="Heading3"/>
       </w:pPr>
       <w:r>
-        <w:t>My deciding step, evidence and one remaining question</w:t>
+        <w:t>Practice 1: explain the deciding evidence</w:t>
+      </w:r>
+    </w:p>
+    <w:p>
+      <w:pPr>
+        <w:pStyle w:val="ListBullet"/>
+      </w:pPr>
+      <w:r>
+        <w:t>Which labelled step matches this detail? count+tag raises TypeError rather than silently converting tag.</w:t>
+      </w:r>
+    </w:p>
+    <w:p>
+      <w:pPr>
+        <w:pStyle w:val="ListBullet"/>
+      </w:pPr>
+      <w:r>
+        <w:t>1. Predict a mixed operation</w:t>
+      </w:r>
+    </w:p>
+    <w:p>
+      <w:pPr>
+        <w:pStyle w:val="ListBullet"/>
+      </w:pPr>
+      <w:r>
+        <w:t>2. Inspect types</w:t>
+      </w:r>
+    </w:p>
+    <w:p>
+      <w:pPr>
+        <w:pStyle w:val="ListBullet"/>
+      </w:pPr>
+      <w:r>
+        <w:t>3. Apply addition</w:t>
+      </w:r>
+    </w:p>
+    <w:p>
+      <w:pPr>
+        <w:pStyle w:val="Heading3"/>
+      </w:pPr>
+      <w:r>
+        <w:t>My selected conclusion, deciding fact and explanation</w:t>
       </w:r>
     </w:p>
     <w:p>
@@ -4039,6 +4604,22 @@
     <w:p>
       <w:r>
         <w:t>________________________________________________________________</w:t>
+      </w:r>
+    </w:p>
+    <w:p>
+      <w:pPr>
+        <w:pStyle w:val="ListBullet"/>
+      </w:pPr>
+      <w:r>
+        <w:t>Hint if needed: Read the steps in the pictorial case. Match the supplied detail to the stage that performs or records it.</w:t>
+      </w:r>
+    </w:p>
+    <w:p>
+      <w:pPr>
+        <w:pStyle w:val="Heading2"/>
+      </w:pPr>
+      <w:r>
+        <w:t>Check the first explanation · reference / check after trying</w:t>
       </w:r>
     </w:p>
     <w:p>
@@ -4049,7 +4630,263 @@
         <w:rPr>
           <w:b w:val="0"/>
         </w:rPr>
-        <w:t xml:space="preserve">If you are unsure, return to the worked picture and explain one arrow. If you are ready, change an </w:t>
+        <w:t xml:space="preserve">After your attempt, compare with the supported explanation: Predict a mixed operation count+tag raises </w:t>
+      </w:r>
+      <w:r>
+        <w:rPr>
+          <w:b/>
+        </w:rPr>
+        <w:t>Type</w:t>
+      </w:r>
+      <w:r>
+        <w:rPr>
+          <w:b w:val="0"/>
+        </w:rPr>
+        <w:t xml:space="preserve">Error rather than silently converting tag. </w:t>
+      </w:r>
+      <w:r>
+        <w:rPr>
+          <w:b/>
+        </w:rPr>
+        <w:t>Value</w:t>
+      </w:r>
+      <w:r>
+        <w:rPr>
+          <w:b w:val="0"/>
+        </w:rPr>
+        <w:t xml:space="preserve">s carry </w:t>
+      </w:r>
+      <w:r>
+        <w:rPr>
+          <w:b/>
+        </w:rPr>
+        <w:t>type</w:t>
+      </w:r>
+      <w:r>
+        <w:rPr>
+          <w:b w:val="0"/>
+        </w:rPr>
+        <w:t>s, not merely appearances.</w:t>
+      </w:r>
+    </w:p>
+    <w:p>
+      <w:pPr>
+        <w:spacing w:line="336" w:lineRule="auto" w:after="180"/>
+      </w:pPr>
+      <w:r>
+        <w:rPr>
+          <w:b w:val="0"/>
+        </w:rPr>
+        <w:t xml:space="preserve">The plus operator performs numeric addition for these integers and concatenation for these </w:t>
+      </w:r>
+      <w:r>
+        <w:rPr>
+          <w:b/>
+        </w:rPr>
+        <w:t>string</w:t>
+      </w:r>
+      <w:r>
+        <w:rPr>
+          <w:b w:val="0"/>
+        </w:rPr>
+        <w:t>s; the mixed operation is invalid here.</w:t>
+      </w:r>
+    </w:p>
+    <w:p>
+      <w:pPr>
+        <w:pStyle w:val="Heading2"/>
+      </w:pPr>
+      <w:r>
+        <w:t>Changed-case question and hint</w:t>
+      </w:r>
+    </w:p>
+    <w:p>
+      <w:pPr>
+        <w:pStyle w:val="Heading3"/>
+      </w:pPr>
+      <w:r>
+        <w:t>Practice 2: explain the deciding evidence</w:t>
+      </w:r>
+    </w:p>
+    <w:p>
+      <w:pPr>
+        <w:pStyle w:val="ListBullet"/>
+      </w:pPr>
+      <w:r>
+        <w:t>Changed-case practice: Change count to 10, leaving tag unchanged. Which conclusion is supported by the supplied facts?</w:t>
+      </w:r>
+    </w:p>
+    <w:p>
+      <w:pPr>
+        <w:pStyle w:val="ListBullet"/>
+      </w:pPr>
+      <w:r>
+        <w:t>1. This one example guarantees correct results for every future input.</w:t>
+      </w:r>
+    </w:p>
+    <w:p>
+      <w:pPr>
+        <w:pStyle w:val="ListBullet"/>
+      </w:pPr>
+      <w:r>
+        <w:t>2. We can decide the result without examining the changed input or the procedure.</w:t>
+      </w:r>
+    </w:p>
+    <w:p>
+      <w:pPr>
+        <w:pStyle w:val="ListBullet"/>
+      </w:pPr>
+      <w:r>
+        <w:t>3. The two valid outputs become 12 and 82.</w:t>
+      </w:r>
+    </w:p>
+    <w:p>
+      <w:pPr>
+        <w:pStyle w:val="Heading3"/>
+      </w:pPr>
+      <w:r>
+        <w:t>My selected conclusion, deciding fact and explanation</w:t>
+      </w:r>
+    </w:p>
+    <w:p>
+      <w:r>
+        <w:t>________________________________________________________________</w:t>
+      </w:r>
+    </w:p>
+    <w:p>
+      <w:r>
+        <w:t>________________________________________________________________</w:t>
+      </w:r>
+    </w:p>
+    <w:p>
+      <w:r>
+        <w:t>________________________________________________________________</w:t>
+      </w:r>
+    </w:p>
+    <w:p>
+      <w:r>
+        <w:t>________________________________________________________________</w:t>
+      </w:r>
+    </w:p>
+    <w:p>
+      <w:r>
+        <w:t>________________________________________________________________</w:t>
+      </w:r>
+    </w:p>
+    <w:p>
+      <w:pPr>
+        <w:pStyle w:val="ListBullet"/>
+      </w:pPr>
+      <w:r>
+        <w:t>Hint if needed: Use the changed condition and the deciding step in the pictorial trace. The answer must say what follows from those facts.</w:t>
+      </w:r>
+    </w:p>
+    <w:p>
+      <w:pPr>
+        <w:pStyle w:val="Heading2"/>
+      </w:pPr>
+      <w:r>
+        <w:t>Check the changed explanation · reference / check after trying</w:t>
+      </w:r>
+    </w:p>
+    <w:p>
+      <w:pPr>
+        <w:spacing w:line="336" w:lineRule="auto" w:after="180"/>
+      </w:pPr>
+      <w:r>
+        <w:rPr>
+          <w:b w:val="0"/>
+        </w:rPr>
+        <w:t xml:space="preserve">After your attempt, compare with the supported explanation: The two valid </w:t>
+      </w:r>
+      <w:r>
+        <w:rPr>
+          <w:b/>
+        </w:rPr>
+        <w:t>output</w:t>
+      </w:r>
+      <w:r>
+        <w:rPr>
+          <w:b w:val="0"/>
+        </w:rPr>
+        <w:t xml:space="preserve">s become 12 and 82. Only the integer </w:t>
+      </w:r>
+      <w:r>
+        <w:rPr>
+          <w:b/>
+        </w:rPr>
+        <w:t>variable</w:t>
+      </w:r>
+      <w:r>
+        <w:rPr>
+          <w:b w:val="0"/>
+        </w:rPr>
+        <w:t xml:space="preserve"> changes; the </w:t>
+      </w:r>
+      <w:r>
+        <w:rPr>
+          <w:b/>
+        </w:rPr>
+        <w:t>string</w:t>
+      </w:r>
+      <w:r>
+        <w:rPr>
+          <w:b w:val="0"/>
+        </w:rPr>
+        <w:t xml:space="preserve"> still contains the character 8.</w:t>
+      </w:r>
+    </w:p>
+    <w:p>
+      <w:pPr>
+        <w:pStyle w:val="Heading2"/>
+      </w:pPr>
+      <w:r>
+        <w:t>Repair and keep the record</w:t>
+      </w:r>
+    </w:p>
+    <w:p>
+      <w:pPr>
+        <w:spacing w:line="336" w:lineRule="auto" w:after="180"/>
+      </w:pPr>
+      <w:r>
+        <w:rPr>
+          <w:b w:val="0"/>
+        </w:rPr>
+        <w:t>Review From a paper algorithm to Python (python-bridge/1). Goal: Translate a short paper calculation into a Python script. Short practice: Match each paper quantity to its Python name.</w:t>
+      </w:r>
+    </w:p>
+    <w:p>
+      <w:pPr>
+        <w:spacing w:line="336" w:lineRule="auto" w:after="180"/>
+      </w:pPr>
+      <w:r>
+        <w:rPr>
+          <w:b w:val="0"/>
+        </w:rPr>
+        <w:t>Why does the spare count get added once, and what prints when spare is five?. Return to this week and explain what you changed.</w:t>
+      </w:r>
+    </w:p>
+    <w:p>
+      <w:pPr>
+        <w:spacing w:line="336" w:lineRule="auto" w:after="180"/>
+      </w:pPr>
+      <w:r>
+        <w:rPr>
+          <w:b w:val="0"/>
+        </w:rPr>
+        <w:t xml:space="preserve">The browser lab lets you edit the supported Python examples already included in this lesson. Predict first, run, inspect the actual </w:t>
+      </w:r>
+      <w:r>
+        <w:rPr>
+          <w:b/>
+        </w:rPr>
+        <w:t>output</w:t>
+      </w:r>
+      <w:r>
+        <w:rPr>
+          <w:b w:val="0"/>
+        </w:rPr>
+        <w:t xml:space="preserve"> or error, change one </w:t>
       </w:r>
       <w:r>
         <w:rPr>
@@ -4061,7 +4898,18 @@
         <w:rPr>
           <w:b w:val="0"/>
         </w:rPr>
-        <w:t xml:space="preserve"> or assumption and justify your </w:t>
+        <w:t>, then run again.</w:t>
+      </w:r>
+    </w:p>
+    <w:p>
+      <w:pPr>
+        <w:spacing w:line="336" w:lineRule="auto" w:after="180"/>
+      </w:pPr>
+      <w:r>
+        <w:rPr>
+          <w:b w:val="0"/>
+        </w:rPr>
+        <w:t xml:space="preserve">Keep code, </w:t>
       </w:r>
       <w:r>
         <w:rPr>
@@ -4073,7 +4921,7 @@
         <w:rPr>
           <w:b w:val="0"/>
         </w:rPr>
-        <w:t>.</w:t>
+        <w:t>s, actual results and a reasoned revision together. On paper, label your result as a trace rather than an execution.</w:t>
       </w:r>
     </w:p>
     <w:p>
@@ -4084,7 +4932,7 @@
         <w:rPr>
           <w:b w:val="0"/>
         </w:rPr>
-        <w:t xml:space="preserve">Save your workbook </w:t>
+        <w:t xml:space="preserve">Use Download completed work in the hosted lesson to export your answers, reflections, practice feedback and code-run </w:t>
       </w:r>
       <w:r>
         <w:rPr>
@@ -4096,20 +4944,26 @@
         <w:rPr>
           <w:b w:val="0"/>
         </w:rPr>
-        <w:t>. At the next review, try a different case before opening your old answer.</w:t>
-      </w:r>
-    </w:p>
-    <w:p>
-      <w:pPr>
-        <w:pStyle w:val="Heading1"/>
-      </w:pPr>
-      <w:r>
-        <w:t>17. Supported practice, repair and portfolio</w:t>
-      </w:r>
-    </w:p>
-    <w:p>
-      <w:r>
-        <w:t>Attempt supported questions before using hints or feedback. Review a missing building block, then keep the completed work.</w:t>
+        <w:t>. Open the HTML copy to read or print it.</w:t>
+      </w:r>
+    </w:p>
+    <w:p>
+      <w:pPr>
+        <w:spacing w:line="336" w:lineRule="auto" w:after="180"/>
+      </w:pPr>
+      <w:r>
+        <w:rPr>
+          <w:b w:val="0"/>
+        </w:rPr>
+        <w:t>Drafts stay in this browser when storage is available; clear drafts on a shared device.</w:t>
+      </w:r>
+    </w:p>
+    <w:p>
+      <w:pPr>
+        <w:pStyle w:val="Heading2"/>
+      </w:pPr>
+      <w:r>
+        <w:t>Earlier wording, alternatives and picture transcripts · reference / check after trying</w:t>
       </w:r>
     </w:p>
     <w:p>
@@ -4125,104 +4979,10 @@
     </w:p>
     <w:p>
       <w:pPr>
-        <w:spacing w:line="336" w:lineRule="auto" w:after="180"/>
-      </w:pPr>
-      <w:r>
-        <w:rPr>
-          <w:b w:val="0"/>
-        </w:rPr>
-        <w:t xml:space="preserve">A number and its printed-looking text. A program stores a numeric badge count and a </w:t>
-      </w:r>
-      <w:r>
-        <w:rPr>
-          <w:b/>
-        </w:rPr>
-        <w:t>string</w:t>
-      </w:r>
-      <w:r>
-        <w:rPr>
-          <w:b w:val="0"/>
-        </w:rPr>
-        <w:t xml:space="preserve"> that looks like that count.</w:t>
-      </w:r>
-    </w:p>
-    <w:p>
-      <w:pPr>
         <w:pStyle w:val="Heading3"/>
       </w:pPr>
       <w:r>
-        <w:t>Practice 1: explain the deciding evidence</w:t>
-      </w:r>
-    </w:p>
-    <w:p>
-      <w:pPr>
-        <w:spacing w:line="336" w:lineRule="auto" w:after="180"/>
-      </w:pPr>
-      <w:r>
-        <w:rPr>
-          <w:b w:val="0"/>
-        </w:rPr>
-        <w:t xml:space="preserve">Which labelled step matches this detail? count+tag raises </w:t>
-      </w:r>
-      <w:r>
-        <w:rPr>
-          <w:b/>
-        </w:rPr>
-        <w:t>Type</w:t>
-      </w:r>
-      <w:r>
-        <w:rPr>
-          <w:b w:val="0"/>
-        </w:rPr>
-        <w:t>Error rather than silently converting tag.</w:t>
-      </w:r>
-    </w:p>
-    <w:p>
-      <w:pPr>
-        <w:spacing w:line="336" w:lineRule="auto" w:after="180"/>
-        <w:shd w:fill="F4F9FC"/>
-      </w:pPr>
-      <w:r>
-        <w:rPr>
-          <w:b w:val="0"/>
-        </w:rPr>
-        <w:t>1. Predict a mixed operation</w:t>
-      </w:r>
-    </w:p>
-    <w:p>
-      <w:pPr>
-        <w:spacing w:line="336" w:lineRule="auto" w:after="180"/>
-        <w:shd w:fill="F4F9FC"/>
-      </w:pPr>
-      <w:r>
-        <w:rPr>
-          <w:b w:val="0"/>
-        </w:rPr>
-        <w:t xml:space="preserve">2. Inspect </w:t>
-      </w:r>
-      <w:r>
-        <w:rPr>
-          <w:b/>
-        </w:rPr>
-        <w:t>type</w:t>
-      </w:r>
-      <w:r>
-        <w:rPr>
-          <w:b w:val="0"/>
-        </w:rPr>
-        <w:t>s</w:t>
-      </w:r>
-    </w:p>
-    <w:p>
-      <w:pPr>
-        <w:spacing w:line="336" w:lineRule="auto" w:after="180"/>
-        <w:shd w:fill="F4F9FC"/>
-      </w:pPr>
-      <w:r>
-        <w:rPr>
-          <w:b w:val="0"/>
-        </w:rPr>
-        <w:t>3. Apply addition</w:t>
+        <w:t>Repair a missing building block</w:t>
       </w:r>
     </w:p>
     <w:p>
@@ -4230,32 +4990,7 @@
         <w:pStyle w:val="Heading3"/>
       </w:pPr>
       <w:r>
-        <w:t>My selected conclusion, deciding fact and explanation</w:t>
-      </w:r>
-    </w:p>
-    <w:p>
-      <w:r>
-        <w:t>________________________________________________________________</w:t>
-      </w:r>
-    </w:p>
-    <w:p>
-      <w:r>
-        <w:t>________________________________________________________________</w:t>
-      </w:r>
-    </w:p>
-    <w:p>
-      <w:r>
-        <w:t>________________________________________________________________</w:t>
-      </w:r>
-    </w:p>
-    <w:p>
-      <w:r>
-        <w:t>________________________________________________________________</w:t>
-      </w:r>
-    </w:p>
-    <w:p>
-      <w:r>
-        <w:t>________________________________________________________________</w:t>
+        <w:t>Predict, run and debug</w:t>
       </w:r>
     </w:p>
     <w:p>
@@ -4263,464 +4998,25 @@
         <w:pStyle w:val="Heading3"/>
       </w:pPr>
       <w:r>
-        <w:t>Hint · try first</w:t>
-      </w:r>
-    </w:p>
-    <w:p>
-      <w:pPr>
-        <w:spacing w:line="336" w:lineRule="auto" w:after="180"/>
-        <w:shd w:fill="F1F6F8"/>
-      </w:pPr>
-      <w:r>
-        <w:rPr>
-          <w:b w:val="0"/>
-        </w:rPr>
-        <w:t>Hint if needed: Read the steps in the pictorial case. Match the supplied detail to the stage that performs or records it.</w:t>
-      </w:r>
-    </w:p>
-    <w:p>
-      <w:pPr>
-        <w:pStyle w:val="Heading3"/>
-      </w:pPr>
-      <w:r>
-        <w:t>Feedback · compare after trying</w:t>
-      </w:r>
-    </w:p>
-    <w:p>
-      <w:pPr>
-        <w:spacing w:line="336" w:lineRule="auto" w:after="180"/>
-        <w:shd w:fill="F1F6FC"/>
-      </w:pPr>
-      <w:r>
-        <w:rPr>
-          <w:b w:val="0"/>
-        </w:rPr>
-        <w:t xml:space="preserve">After your attempt, compare with the supported explanation: Predict a mixed operation count+tag raises </w:t>
-      </w:r>
-      <w:r>
-        <w:rPr>
-          <w:b/>
-        </w:rPr>
-        <w:t>Type</w:t>
-      </w:r>
-      <w:r>
-        <w:rPr>
-          <w:b w:val="0"/>
-        </w:rPr>
-        <w:t xml:space="preserve">Error rather than silently converting tag. </w:t>
-      </w:r>
-      <w:r>
-        <w:rPr>
-          <w:b/>
-        </w:rPr>
-        <w:t>Value</w:t>
-      </w:r>
-      <w:r>
-        <w:rPr>
-          <w:b w:val="0"/>
-        </w:rPr>
-        <w:t xml:space="preserve">s carry </w:t>
-      </w:r>
-      <w:r>
-        <w:rPr>
-          <w:b/>
-        </w:rPr>
-        <w:t>type</w:t>
-      </w:r>
-      <w:r>
-        <w:rPr>
-          <w:b w:val="0"/>
-        </w:rPr>
-        <w:t>s, not merely appearances.</w:t>
-      </w:r>
-    </w:p>
-    <w:p>
-      <w:pPr>
-        <w:spacing w:line="336" w:lineRule="auto" w:after="180"/>
-        <w:shd w:fill="F1F6FC"/>
-      </w:pPr>
-      <w:r>
-        <w:rPr>
-          <w:b w:val="0"/>
-        </w:rPr>
-        <w:t xml:space="preserve">The plus operator performs numeric addition for these integers and concatenation for these </w:t>
-      </w:r>
-      <w:r>
-        <w:rPr>
-          <w:b/>
-        </w:rPr>
-        <w:t>string</w:t>
-      </w:r>
-      <w:r>
-        <w:rPr>
-          <w:b w:val="0"/>
-        </w:rPr>
-        <w:t>s; the mixed operation is invalid here.</w:t>
-      </w:r>
-    </w:p>
-    <w:p>
-      <w:pPr>
-        <w:pStyle w:val="Heading3"/>
-      </w:pPr>
-      <w:r>
-        <w:t>Practice 2: explain the deciding evidence</w:t>
-      </w:r>
-    </w:p>
-    <w:p>
-      <w:pPr>
-        <w:pStyle w:val="Heading3"/>
-      </w:pPr>
-      <w:r>
-        <w:t>Changed case · predict first</w:t>
-      </w:r>
-    </w:p>
-    <w:p>
-      <w:pPr>
-        <w:spacing w:line="336" w:lineRule="auto" w:after="180"/>
-        <w:shd w:fill="F5F1FB"/>
-      </w:pPr>
-      <w:r>
-        <w:rPr>
-          <w:b w:val="0"/>
-        </w:rPr>
-        <w:t>Changed-case practice: Change count to 10, leaving tag unchanged. Which conclusion is supported by the supplied facts?</w:t>
-      </w:r>
-    </w:p>
-    <w:p>
-      <w:pPr>
-        <w:spacing w:line="336" w:lineRule="auto" w:after="180"/>
-        <w:shd w:fill="F4F9FC"/>
-      </w:pPr>
-      <w:r>
-        <w:rPr>
-          <w:b w:val="0"/>
-        </w:rPr>
-        <w:t xml:space="preserve">1. This one example guarantees correct results for every future </w:t>
-      </w:r>
-      <w:r>
-        <w:rPr>
-          <w:b/>
-        </w:rPr>
-        <w:t>input</w:t>
-      </w:r>
-      <w:r>
-        <w:rPr>
-          <w:b w:val="0"/>
-        </w:rPr>
-        <w:t>.</w:t>
-      </w:r>
-    </w:p>
-    <w:p>
-      <w:pPr>
-        <w:spacing w:line="336" w:lineRule="auto" w:after="180"/>
-        <w:shd w:fill="F4F9FC"/>
-      </w:pPr>
-      <w:r>
-        <w:rPr>
-          <w:b w:val="0"/>
-        </w:rPr>
-        <w:t xml:space="preserve">2. We can decide the result without examining the changed </w:t>
-      </w:r>
-      <w:r>
-        <w:rPr>
-          <w:b/>
-        </w:rPr>
-        <w:t>input</w:t>
-      </w:r>
-      <w:r>
-        <w:rPr>
-          <w:b w:val="0"/>
-        </w:rPr>
-        <w:t xml:space="preserve"> or the procedure.</w:t>
-      </w:r>
-    </w:p>
-    <w:p>
-      <w:pPr>
-        <w:spacing w:line="336" w:lineRule="auto" w:after="180"/>
-        <w:shd w:fill="F4F9FC"/>
-      </w:pPr>
-      <w:r>
-        <w:rPr>
-          <w:b w:val="0"/>
-        </w:rPr>
-        <w:t xml:space="preserve">3. The two valid </w:t>
-      </w:r>
-      <w:r>
-        <w:rPr>
-          <w:b/>
-        </w:rPr>
-        <w:t>output</w:t>
-      </w:r>
-      <w:r>
-        <w:rPr>
-          <w:b w:val="0"/>
-        </w:rPr>
-        <w:t>s become 12 and 82.</w:t>
-      </w:r>
-    </w:p>
-    <w:p>
-      <w:pPr>
-        <w:pStyle w:val="Heading3"/>
-      </w:pPr>
-      <w:r>
-        <w:t>My selected conclusion, deciding fact and explanation</w:t>
-      </w:r>
-    </w:p>
-    <w:p>
-      <w:r>
-        <w:t>________________________________________________________________</w:t>
-      </w:r>
-    </w:p>
-    <w:p>
-      <w:r>
-        <w:t>________________________________________________________________</w:t>
-      </w:r>
-    </w:p>
-    <w:p>
-      <w:r>
-        <w:t>________________________________________________________________</w:t>
-      </w:r>
-    </w:p>
-    <w:p>
-      <w:r>
-        <w:t>________________________________________________________________</w:t>
-      </w:r>
-    </w:p>
-    <w:p>
-      <w:r>
-        <w:t>________________________________________________________________</w:t>
-      </w:r>
-    </w:p>
-    <w:p>
-      <w:pPr>
-        <w:pStyle w:val="Heading3"/>
-      </w:pPr>
-      <w:r>
-        <w:t>Hint · try first</w:t>
-      </w:r>
-    </w:p>
-    <w:p>
-      <w:pPr>
-        <w:spacing w:line="336" w:lineRule="auto" w:after="180"/>
-        <w:shd w:fill="F1F6F8"/>
-      </w:pPr>
-      <w:r>
-        <w:rPr>
-          <w:b w:val="0"/>
-        </w:rPr>
-        <w:t>Hint if needed: Use the changed condition and the deciding step in the pictorial trace. The answer must say what follows from those facts.</w:t>
-      </w:r>
-    </w:p>
-    <w:p>
-      <w:pPr>
-        <w:pStyle w:val="Heading3"/>
-      </w:pPr>
-      <w:r>
-        <w:t>Feedback · compare after trying</w:t>
-      </w:r>
-    </w:p>
-    <w:p>
-      <w:pPr>
-        <w:spacing w:line="336" w:lineRule="auto" w:after="180"/>
-        <w:shd w:fill="F1F6FC"/>
-      </w:pPr>
-      <w:r>
-        <w:rPr>
-          <w:b w:val="0"/>
-        </w:rPr>
-        <w:t xml:space="preserve">After your attempt, compare with the supported explanation: The two valid </w:t>
-      </w:r>
-      <w:r>
-        <w:rPr>
-          <w:b/>
-        </w:rPr>
-        <w:t>output</w:t>
-      </w:r>
-      <w:r>
-        <w:rPr>
-          <w:b w:val="0"/>
-        </w:rPr>
-        <w:t xml:space="preserve">s become 12 and 82. Only the integer </w:t>
-      </w:r>
-      <w:r>
-        <w:rPr>
-          <w:b/>
-        </w:rPr>
-        <w:t>variable</w:t>
-      </w:r>
-      <w:r>
-        <w:rPr>
-          <w:b w:val="0"/>
-        </w:rPr>
-        <w:t xml:space="preserve"> changes; the </w:t>
-      </w:r>
-      <w:r>
-        <w:rPr>
-          <w:b/>
-        </w:rPr>
-        <w:t>string</w:t>
-      </w:r>
-      <w:r>
-        <w:rPr>
-          <w:b w:val="0"/>
-        </w:rPr>
-        <w:t xml:space="preserve"> still contains the character 8.</w:t>
-      </w:r>
-    </w:p>
-    <w:p>
-      <w:pPr>
-        <w:pStyle w:val="Heading3"/>
-      </w:pPr>
-      <w:r>
-        <w:t>Repair a missing building block</w:t>
-      </w:r>
-    </w:p>
-    <w:p>
-      <w:pPr>
-        <w:spacing w:line="336" w:lineRule="auto" w:after="180"/>
-      </w:pPr>
-      <w:r>
-        <w:rPr>
-          <w:b w:val="0"/>
-        </w:rPr>
-        <w:t>Review From a paper algorithm to Python (python-bridge/1). Goal: Translate a short paper calculation into a Python script. Short practice: Match each paper quantity to its Python name.</w:t>
-      </w:r>
-    </w:p>
-    <w:p>
-      <w:pPr>
-        <w:spacing w:line="336" w:lineRule="auto" w:after="180"/>
-      </w:pPr>
-      <w:r>
-        <w:rPr>
-          <w:b w:val="0"/>
-        </w:rPr>
-        <w:t>Why does the spare count get added once, and what prints when spare is five?. Return to this week and explain what you changed.</w:t>
-      </w:r>
-    </w:p>
-    <w:p>
-      <w:pPr>
-        <w:pStyle w:val="Heading3"/>
-      </w:pPr>
-      <w:r>
-        <w:t>Predict, run and debug</w:t>
-      </w:r>
-    </w:p>
-    <w:p>
-      <w:pPr>
-        <w:spacing w:line="336" w:lineRule="auto" w:after="180"/>
-      </w:pPr>
-      <w:r>
-        <w:rPr>
-          <w:b w:val="0"/>
-        </w:rPr>
-        <w:t xml:space="preserve">The browser lab lets you edit the supported Python examples already included in this lesson. Predict first, run, inspect the actual </w:t>
-      </w:r>
-      <w:r>
-        <w:rPr>
-          <w:b/>
-        </w:rPr>
-        <w:t>output</w:t>
-      </w:r>
-      <w:r>
-        <w:rPr>
-          <w:b w:val="0"/>
-        </w:rPr>
-        <w:t xml:space="preserve"> or error, change one </w:t>
-      </w:r>
-      <w:r>
-        <w:rPr>
-          <w:b/>
-        </w:rPr>
-        <w:t>input</w:t>
-      </w:r>
-      <w:r>
-        <w:rPr>
-          <w:b w:val="0"/>
-        </w:rPr>
-        <w:t>, then run again.</w:t>
-      </w:r>
-    </w:p>
-    <w:p>
-      <w:pPr>
-        <w:spacing w:line="336" w:lineRule="auto" w:after="180"/>
-      </w:pPr>
-      <w:r>
-        <w:rPr>
-          <w:b w:val="0"/>
-        </w:rPr>
-        <w:t xml:space="preserve">Keep code, </w:t>
-      </w:r>
-      <w:r>
-        <w:rPr>
-          <w:b/>
-        </w:rPr>
-        <w:t>prediction</w:t>
-      </w:r>
-      <w:r>
-        <w:rPr>
-          <w:b w:val="0"/>
-        </w:rPr>
-        <w:t>s, actual results and a reasoned revision together. On paper, label your result as a trace rather than an execution.</w:t>
-      </w:r>
-    </w:p>
-    <w:p>
-      <w:pPr>
-        <w:pStyle w:val="Heading3"/>
-      </w:pPr>
-      <w:r>
         <w:t>Keep your completed work</w:t>
       </w:r>
     </w:p>
     <w:p>
       <w:pPr>
-        <w:spacing w:line="336" w:lineRule="auto" w:after="180"/>
-      </w:pPr>
-      <w:r>
-        <w:rPr>
-          <w:b w:val="0"/>
-        </w:rPr>
-        <w:t xml:space="preserve">Use Download completed work in the hosted lesson to export your answers, reflections, practice feedback and code-run </w:t>
-      </w:r>
-      <w:r>
-        <w:rPr>
-          <w:b/>
-        </w:rPr>
-        <w:t>evidence</w:t>
-      </w:r>
-      <w:r>
-        <w:rPr>
-          <w:b w:val="0"/>
-        </w:rPr>
-        <w:t>. Open the HTML copy to read or print it.</w:t>
-      </w:r>
-    </w:p>
-    <w:p>
-      <w:pPr>
-        <w:spacing w:line="336" w:lineRule="auto" w:after="180"/>
-      </w:pPr>
-      <w:r>
-        <w:rPr>
-          <w:b w:val="0"/>
-        </w:rPr>
-        <w:t>Drafts stay in this browser when storage is available; clear drafts on a shared device.</w:t>
-      </w:r>
-    </w:p>
-    <w:p>
-      <w:pPr>
         <w:pStyle w:val="Heading1"/>
       </w:pPr>
       <w:r>
-        <w:t>18. Visual concept journey</w:t>
-      </w:r>
-    </w:p>
-    <w:p>
-      <w:r>
-        <w:t>Explain each Values variables and types graphic using its labels, deciding evidence and relevant limitation.</w:t>
-      </w:r>
-    </w:p>
-    <w:p>
-      <w:pPr>
-        <w:pStyle w:val="Heading3"/>
+        <w:t>18. Reference · The six-picture journey</w:t>
+      </w:r>
+    </w:p>
+    <w:p>
+      <w:r>
+        <w:t>Choose the picture needed for the present question.</w:t>
+      </w:r>
+    </w:p>
+    <w:p>
+      <w:pPr>
+        <w:pStyle w:val="Heading2"/>
       </w:pPr>
       <w:r>
         <w:t>01. Values variables and types: the case</w:t>
@@ -4731,7 +5027,7 @@
         <w:drawing>
           <wp:inline xmlns:a="http://schemas.openxmlformats.org/drawingml/2006/main" xmlns:pic="http://schemas.openxmlformats.org/drawingml/2006/picture">
             <wp:extent cx="5486400" cy="2834640"/>
-            <wp:docPr id="2" name="Picture 2" descr="A number and its printed-looking text. A program stores a numeric badge count and a string that looks like that count. Supplied facts: Python 3: count=8; tag=&quot;8&quot;; print(count+2); print(tag+&quot;2&quot;)."/>
+            <wp:docPr id="4" name="Picture 4" descr="A number and its printed-looking text. A program stores a numeric badge count and a string that looks like that count. Supplied facts: Python 3: count=8; tag=&quot;8&quot;; print(count+2); print(tag+&quot;2&quot;)."/>
             <wp:cNvGraphicFramePr>
               <a:graphicFrameLocks noChangeAspect="1"/>
             </wp:cNvGraphicFramePr>
@@ -4740,212 +5036,6 @@
                 <pic:pic>
                   <pic:nvPicPr>
                     <pic:cNvPr id="0" name="academy-story-python-bridge-2-01.png"/>
-                    <pic:cNvPicPr/>
-                  </pic:nvPicPr>
-                  <pic:blipFill>
-                    <a:blip r:embed="rId10"/>
-                    <a:stretch>
-                      <a:fillRect/>
-                    </a:stretch>
-                  </pic:blipFill>
-                  <pic:spPr>
-                    <a:xfrm>
-                      <a:off x="0" y="0"/>
-                      <a:ext cx="5486400" cy="2834640"/>
-                    </a:xfrm>
-                    <a:prstGeom prst="rect"/>
-                  </pic:spPr>
-                </pic:pic>
-              </a:graphicData>
-            </a:graphic>
-          </wp:inline>
-        </w:drawing>
-      </w:r>
-    </w:p>
-    <w:p>
-      <w:pPr>
-        <w:spacing w:line="336" w:lineRule="auto" w:after="180"/>
-      </w:pPr>
-      <w:r>
-        <w:rPr>
-          <w:b w:val="0"/>
-        </w:rPr>
-        <w:t xml:space="preserve">A number and its printed-looking text. A program stores a numeric badge count and a </w:t>
-      </w:r>
-      <w:r>
-        <w:rPr>
-          <w:b/>
-        </w:rPr>
-        <w:t>string</w:t>
-      </w:r>
-      <w:r>
-        <w:rPr>
-          <w:b w:val="0"/>
-        </w:rPr>
-        <w:t xml:space="preserve"> that looks like that count. Supplied facts: Python 3: count=8; tag="8"; print(count+2); print(tag+"2").</w:t>
-      </w:r>
-    </w:p>
-    <w:p>
-      <w:pPr>
-        <w:spacing w:line="336" w:lineRule="auto" w:after="180"/>
-        <w:shd w:fill="F5F1FB"/>
-      </w:pPr>
-      <w:r>
-        <w:rPr>
-          <w:b w:val="0"/>
-        </w:rPr>
-        <w:t>Point to the given fact that matters most. Explain why it matters.</w:t>
-      </w:r>
-    </w:p>
-    <w:p>
-      <w:pPr>
-        <w:pStyle w:val="Heading3"/>
-      </w:pPr>
-      <w:r>
-        <w:t>02. Follow the deciding steps</w:t>
-      </w:r>
-    </w:p>
-    <w:p>
-      <w:r>
-        <w:drawing>
-          <wp:inline xmlns:a="http://schemas.openxmlformats.org/drawingml/2006/main" xmlns:pic="http://schemas.openxmlformats.org/drawingml/2006/picture">
-            <wp:extent cx="5486400" cy="3182112"/>
-            <wp:docPr id="3" name="Picture 3" descr="Inspect types: count is an integer; tag is a string. → Apply addition: Integer addition gives 10; string concatenation gives the text 82. → Predict a mixed operation: count+tag raises TypeError rather than silently converting tag."/>
-            <wp:cNvGraphicFramePr>
-              <a:graphicFrameLocks noChangeAspect="1"/>
-            </wp:cNvGraphicFramePr>
-            <a:graphic>
-              <a:graphicData uri="http://schemas.openxmlformats.org/drawingml/2006/picture">
-                <pic:pic>
-                  <pic:nvPicPr>
-                    <pic:cNvPr id="0" name="academy-story-python-bridge-2-02.png"/>
-                    <pic:cNvPicPr/>
-                  </pic:nvPicPr>
-                  <pic:blipFill>
-                    <a:blip r:embed="rId11"/>
-                    <a:stretch>
-                      <a:fillRect/>
-                    </a:stretch>
-                  </pic:blipFill>
-                  <pic:spPr>
-                    <a:xfrm>
-                      <a:off x="0" y="0"/>
-                      <a:ext cx="5486400" cy="3182112"/>
-                    </a:xfrm>
-                    <a:prstGeom prst="rect"/>
-                  </pic:spPr>
-                </pic:pic>
-              </a:graphicData>
-            </a:graphic>
-          </wp:inline>
-        </w:drawing>
-      </w:r>
-    </w:p>
-    <w:p>
-      <w:pPr>
-        <w:spacing w:line="336" w:lineRule="auto" w:after="180"/>
-      </w:pPr>
-      <w:r>
-        <w:rPr>
-          <w:b w:val="0"/>
-        </w:rPr>
-        <w:t xml:space="preserve">Inspect </w:t>
-      </w:r>
-      <w:r>
-        <w:rPr>
-          <w:b/>
-        </w:rPr>
-        <w:t>type</w:t>
-      </w:r>
-      <w:r>
-        <w:rPr>
-          <w:b w:val="0"/>
-        </w:rPr>
-        <w:t xml:space="preserve">s: count is an integer; tag is a </w:t>
-      </w:r>
-      <w:r>
-        <w:rPr>
-          <w:b/>
-        </w:rPr>
-        <w:t>string</w:t>
-      </w:r>
-      <w:r>
-        <w:rPr>
-          <w:b w:val="0"/>
-        </w:rPr>
-        <w:t xml:space="preserve">. → Apply addition: Integer addition gives 10; </w:t>
-      </w:r>
-      <w:r>
-        <w:rPr>
-          <w:b/>
-        </w:rPr>
-        <w:t>string</w:t>
-      </w:r>
-      <w:r>
-        <w:rPr>
-          <w:b w:val="0"/>
-        </w:rPr>
-        <w:t xml:space="preserve"> concatenation gives the text 82. → Predict a mixed operation: count+tag raises </w:t>
-      </w:r>
-      <w:r>
-        <w:rPr>
-          <w:b/>
-        </w:rPr>
-        <w:t>Type</w:t>
-      </w:r>
-      <w:r>
-        <w:rPr>
-          <w:b w:val="0"/>
-        </w:rPr>
-        <w:t>Error rather than silently converting tag.</w:t>
-      </w:r>
-    </w:p>
-    <w:p>
-      <w:pPr>
-        <w:spacing w:line="336" w:lineRule="auto" w:after="180"/>
-        <w:shd w:fill="F5F1FB"/>
-      </w:pPr>
-      <w:r>
-        <w:rPr>
-          <w:b w:val="0"/>
-        </w:rPr>
-        <w:t xml:space="preserve">Point to each numbered stage and explain which recorded </w:t>
-      </w:r>
-      <w:r>
-        <w:rPr>
-          <w:b/>
-        </w:rPr>
-        <w:t>input</w:t>
-      </w:r>
-      <w:r>
-        <w:rPr>
-          <w:b w:val="0"/>
-        </w:rPr>
-        <w:t xml:space="preserve"> it uses.</w:t>
-      </w:r>
-    </w:p>
-    <w:p>
-      <w:pPr>
-        <w:pStyle w:val="Heading3"/>
-      </w:pPr>
-      <w:r>
-        <w:t>03. A saved value is not a live link</w:t>
-      </w:r>
-    </w:p>
-    <w:p>
-      <w:r>
-        <w:drawing>
-          <wp:inline xmlns:a="http://schemas.openxmlformats.org/drawingml/2006/main" xmlns:pic="http://schemas.openxmlformats.org/drawingml/2006/picture">
-            <wp:extent cx="5486400" cy="2834640"/>
-            <wp:docPr id="4" name="Picture 4" descr="A saved value is not a live link. count = 8 | 8 | Not assigned. saved = count | 8 | 8. count = count + 2 | 10 | 8"/>
-            <wp:cNvGraphicFramePr>
-              <a:graphicFrameLocks noChangeAspect="1"/>
-            </wp:cNvGraphicFramePr>
-            <a:graphic>
-              <a:graphicData uri="http://schemas.openxmlformats.org/drawingml/2006/picture">
-                <pic:pic>
-                  <pic:nvPicPr>
-                    <pic:cNvPr id="0" name="academy-story-python-bridge-2-03.png"/>
                     <pic:cNvPicPr/>
                   </pic:nvPicPr>
                   <pic:blipFill>
@@ -4976,6 +5066,210 @@
         <w:rPr>
           <w:b w:val="0"/>
         </w:rPr>
+        <w:t xml:space="preserve">A number and its printed-looking text. A program stores a numeric badge count and a </w:t>
+      </w:r>
+      <w:r>
+        <w:rPr>
+          <w:b/>
+        </w:rPr>
+        <w:t>string</w:t>
+      </w:r>
+      <w:r>
+        <w:rPr>
+          <w:b w:val="0"/>
+        </w:rPr>
+        <w:t xml:space="preserve"> that looks like that count. Supplied facts: Python 3: count=8; tag="8"; print(count+2); print(tag+"2").</w:t>
+      </w:r>
+    </w:p>
+    <w:p>
+      <w:pPr>
+        <w:spacing w:line="336" w:lineRule="auto" w:after="180"/>
+      </w:pPr>
+      <w:r>
+        <w:rPr>
+          <w:b w:val="0"/>
+        </w:rPr>
+        <w:t>Point to the given fact that matters most. Explain why it matters.</w:t>
+      </w:r>
+    </w:p>
+    <w:p>
+      <w:pPr>
+        <w:pStyle w:val="Heading2"/>
+      </w:pPr>
+      <w:r>
+        <w:t>02. Follow the deciding steps</w:t>
+      </w:r>
+    </w:p>
+    <w:p>
+      <w:r>
+        <w:drawing>
+          <wp:inline xmlns:a="http://schemas.openxmlformats.org/drawingml/2006/main" xmlns:pic="http://schemas.openxmlformats.org/drawingml/2006/picture">
+            <wp:extent cx="5486400" cy="3182112"/>
+            <wp:docPr id="5" name="Picture 5" descr="Inspect types: count is an integer; tag is a string. → Apply addition: Integer addition gives 10; string concatenation gives the text 82. → Predict a mixed operation: count+tag raises TypeError rather than silently converting tag."/>
+            <wp:cNvGraphicFramePr>
+              <a:graphicFrameLocks noChangeAspect="1"/>
+            </wp:cNvGraphicFramePr>
+            <a:graphic>
+              <a:graphicData uri="http://schemas.openxmlformats.org/drawingml/2006/picture">
+                <pic:pic>
+                  <pic:nvPicPr>
+                    <pic:cNvPr id="0" name="academy-story-python-bridge-2-02.png"/>
+                    <pic:cNvPicPr/>
+                  </pic:nvPicPr>
+                  <pic:blipFill>
+                    <a:blip r:embed="rId9"/>
+                    <a:stretch>
+                      <a:fillRect/>
+                    </a:stretch>
+                  </pic:blipFill>
+                  <pic:spPr>
+                    <a:xfrm>
+                      <a:off x="0" y="0"/>
+                      <a:ext cx="5486400" cy="3182112"/>
+                    </a:xfrm>
+                    <a:prstGeom prst="rect"/>
+                  </pic:spPr>
+                </pic:pic>
+              </a:graphicData>
+            </a:graphic>
+          </wp:inline>
+        </w:drawing>
+      </w:r>
+    </w:p>
+    <w:p>
+      <w:pPr>
+        <w:spacing w:line="336" w:lineRule="auto" w:after="180"/>
+      </w:pPr>
+      <w:r>
+        <w:rPr>
+          <w:b w:val="0"/>
+        </w:rPr>
+        <w:t xml:space="preserve">Inspect </w:t>
+      </w:r>
+      <w:r>
+        <w:rPr>
+          <w:b/>
+        </w:rPr>
+        <w:t>type</w:t>
+      </w:r>
+      <w:r>
+        <w:rPr>
+          <w:b w:val="0"/>
+        </w:rPr>
+        <w:t xml:space="preserve">s: count is an integer; tag is a </w:t>
+      </w:r>
+      <w:r>
+        <w:rPr>
+          <w:b/>
+        </w:rPr>
+        <w:t>string</w:t>
+      </w:r>
+      <w:r>
+        <w:rPr>
+          <w:b w:val="0"/>
+        </w:rPr>
+        <w:t xml:space="preserve">. → Apply addition: Integer addition gives 10; </w:t>
+      </w:r>
+      <w:r>
+        <w:rPr>
+          <w:b/>
+        </w:rPr>
+        <w:t>string</w:t>
+      </w:r>
+      <w:r>
+        <w:rPr>
+          <w:b w:val="0"/>
+        </w:rPr>
+        <w:t xml:space="preserve"> concatenation gives the text 82. → Predict a mixed operation: count+tag raises </w:t>
+      </w:r>
+      <w:r>
+        <w:rPr>
+          <w:b/>
+        </w:rPr>
+        <w:t>Type</w:t>
+      </w:r>
+      <w:r>
+        <w:rPr>
+          <w:b w:val="0"/>
+        </w:rPr>
+        <w:t>Error rather than silently converting tag.</w:t>
+      </w:r>
+    </w:p>
+    <w:p>
+      <w:pPr>
+        <w:spacing w:line="336" w:lineRule="auto" w:after="180"/>
+      </w:pPr>
+      <w:r>
+        <w:rPr>
+          <w:b w:val="0"/>
+        </w:rPr>
+        <w:t xml:space="preserve">Point to each numbered stage and explain which recorded </w:t>
+      </w:r>
+      <w:r>
+        <w:rPr>
+          <w:b/>
+        </w:rPr>
+        <w:t>input</w:t>
+      </w:r>
+      <w:r>
+        <w:rPr>
+          <w:b w:val="0"/>
+        </w:rPr>
+        <w:t xml:space="preserve"> it uses.</w:t>
+      </w:r>
+    </w:p>
+    <w:p>
+      <w:pPr>
+        <w:pStyle w:val="Heading2"/>
+      </w:pPr>
+      <w:r>
+        <w:t>03. A saved value is not a live link</w:t>
+      </w:r>
+    </w:p>
+    <w:p>
+      <w:r>
+        <w:drawing>
+          <wp:inline xmlns:a="http://schemas.openxmlformats.org/drawingml/2006/main" xmlns:pic="http://schemas.openxmlformats.org/drawingml/2006/picture">
+            <wp:extent cx="5486400" cy="2834640"/>
+            <wp:docPr id="6" name="Picture 6" descr="A saved value is not a live link. count = 8 | 8 | Not assigned. saved = count | 8 | 8. count = count + 2 | 10 | 8"/>
+            <wp:cNvGraphicFramePr>
+              <a:graphicFrameLocks noChangeAspect="1"/>
+            </wp:cNvGraphicFramePr>
+            <a:graphic>
+              <a:graphicData uri="http://schemas.openxmlformats.org/drawingml/2006/picture">
+                <pic:pic>
+                  <pic:nvPicPr>
+                    <pic:cNvPr id="0" name="academy-story-python-bridge-2-03.png"/>
+                    <pic:cNvPicPr/>
+                  </pic:nvPicPr>
+                  <pic:blipFill>
+                    <a:blip r:embed="rId13"/>
+                    <a:stretch>
+                      <a:fillRect/>
+                    </a:stretch>
+                  </pic:blipFill>
+                  <pic:spPr>
+                    <a:xfrm>
+                      <a:off x="0" y="0"/>
+                      <a:ext cx="5486400" cy="2834640"/>
+                    </a:xfrm>
+                    <a:prstGeom prst="rect"/>
+                  </pic:spPr>
+                </pic:pic>
+              </a:graphicData>
+            </a:graphic>
+          </wp:inline>
+        </w:drawing>
+      </w:r>
+    </w:p>
+    <w:p>
+      <w:pPr>
+        <w:spacing w:line="336" w:lineRule="auto" w:after="180"/>
+      </w:pPr>
+      <w:r>
+        <w:rPr>
+          <w:b w:val="0"/>
+        </w:rPr>
         <w:t xml:space="preserve">A saved </w:t>
       </w:r>
       <w:r>
@@ -4994,7 +5288,6 @@
     <w:p>
       <w:pPr>
         <w:spacing w:line="336" w:lineRule="auto" w:after="180"/>
-        <w:shd w:fill="F5F1FB"/>
       </w:pPr>
       <w:r>
         <w:rPr>
@@ -5017,7 +5310,7 @@
     </w:p>
     <w:p>
       <w:pPr>
-        <w:pStyle w:val="Heading3"/>
+        <w:pStyle w:val="Heading2"/>
       </w:pPr>
       <w:r>
         <w:t>04. Change one thing. Trace what follows.</w:t>
@@ -5028,7 +5321,7 @@
         <w:drawing>
           <wp:inline xmlns:a="http://schemas.openxmlformats.org/drawingml/2006/main" xmlns:pic="http://schemas.openxmlformats.org/drawingml/2006/picture">
             <wp:extent cx="5486400" cy="3026664"/>
-            <wp:docPr id="5" name="Picture 5" descr="Original case: count+tag raises TypeError rather than silently converting tag. Changed condition: Change count to 10, leaving tag unchanged. Expected result: The two valid outputs become 12 and 82. Reason: Only the integer variable changes; the string still contains the character 8."/>
+            <wp:docPr id="7" name="Picture 7" descr="Original case: count+tag raises TypeError rather than silently converting tag. Changed condition: Change count to 10, leaving tag unchanged. Expected result: The two valid outputs become 12 and 82. Reason: Only the integer variable changes; the string still contains the character 8."/>
             <wp:cNvGraphicFramePr>
               <a:graphicFrameLocks noChangeAspect="1"/>
             </wp:cNvGraphicFramePr>
@@ -5040,7 +5333,7 @@
                     <pic:cNvPicPr/>
                   </pic:nvPicPr>
                   <pic:blipFill>
-                    <a:blip r:embed="rId13"/>
+                    <a:blip r:embed="rId10"/>
                     <a:stretch>
                       <a:fillRect/>
                     </a:stretch>
@@ -5132,7 +5425,6 @@
     <w:p>
       <w:pPr>
         <w:spacing w:line="336" w:lineRule="auto" w:after="180"/>
-        <w:shd w:fill="F5F1FB"/>
       </w:pPr>
       <w:r>
         <w:rPr>
@@ -5143,7 +5435,7 @@
     </w:p>
     <w:p>
       <w:pPr>
-        <w:pStyle w:val="Heading3"/>
+        <w:pStyle w:val="Heading2"/>
       </w:pPr>
       <w:r>
         <w:t>05. Connect the explanation to its limit</w:t>
@@ -5154,7 +5446,7 @@
         <w:drawing>
           <wp:inline xmlns:a="http://schemas.openxmlformats.org/drawingml/2006/main" xmlns:pic="http://schemas.openxmlformats.org/drawingml/2006/picture">
             <wp:extent cx="5486400" cy="2834640"/>
-            <wp:docPr id="6" name="Picture 6" descr="Values carry types, not merely appearances. The plus operator performs numeric addition for these integers and concatenation for these strings; the mixed operation is invalid here. Limit: These examples use built-in integers and strings; operator behaviour depends on types and is not proof of general model reasoning."/>
+            <wp:docPr id="8" name="Picture 8" descr="Values carry types, not merely appearances. The plus operator performs numeric addition for these integers and concatenation for these strings; the mixed operation is invalid here. Limit: These examples use built-in integers and strings; operator behaviour depends on types and is not proof of general model reasoning."/>
             <wp:cNvGraphicFramePr>
               <a:graphicFrameLocks noChangeAspect="1"/>
             </wp:cNvGraphicFramePr>
@@ -5264,7 +5556,6 @@
     <w:p>
       <w:pPr>
         <w:spacing w:line="336" w:lineRule="auto" w:after="180"/>
-        <w:shd w:fill="F5F1FB"/>
       </w:pPr>
       <w:r>
         <w:rPr>
@@ -5275,7 +5566,7 @@
     </w:p>
     <w:p>
       <w:pPr>
-        <w:pStyle w:val="Heading3"/>
+        <w:pStyle w:val="Heading2"/>
       </w:pPr>
       <w:r>
         <w:t>06. Make the idea visible in your project</w:t>
@@ -5286,7 +5577,7 @@
         <w:drawing>
           <wp:inline xmlns:a="http://schemas.openxmlformats.org/drawingml/2006/main" xmlns:pic="http://schemas.openxmlformats.org/drawingml/2006/picture">
             <wp:extent cx="5486400" cy="3681984"/>
-            <wp:docPr id="7" name="Picture 7" descr="For Python readiness before the Responsible Plant Classifier, retain a trace of the values, the predicted outputs and the changed-case explanation. Use actual Python 3 results to check the prediction after reasoning first. Draw your input, deciding step, result and limit. Supported question: Predict both print outputs and explain why they differ. Does count+tag work, and what happens to each valid output after count becomes ten?"/>
+            <wp:docPr id="9" name="Picture 9" descr="For Python readiness before the Responsible Plant Classifier, retain a trace of the values, the predicted outputs and the changed-case explanation. Use actual Python 3 results to check the prediction after reasoning first. Draw your input, deciding step, result and limit. Supported question: Predict both print outputs and explain why they differ. Does count+tag work, and what happens to each valid output after count becomes ten?"/>
             <wp:cNvGraphicFramePr>
               <a:graphicFrameLocks noChangeAspect="1"/>
             </wp:cNvGraphicFramePr>
@@ -5414,7 +5705,6 @@
     <w:p>
       <w:pPr>
         <w:spacing w:line="336" w:lineRule="auto" w:after="180"/>
-        <w:shd w:fill="F5F1FB"/>
       </w:pPr>
       <w:r>
         <w:rPr>
@@ -5433,6 +5723,62 @@
           <w:b w:val="0"/>
         </w:rPr>
         <w:t>.</w:t>
+      </w:r>
+    </w:p>
+    <w:p>
+      <w:pPr>
+        <w:pStyle w:val="Heading2"/>
+      </w:pPr>
+      <w:r>
+        <w:t>Earlier wording, alternatives and picture transcripts · reference / check after trying</w:t>
+      </w:r>
+    </w:p>
+    <w:p>
+      <w:pPr>
+        <w:pStyle w:val="Heading3"/>
+      </w:pPr>
+      <w:r>
+        <w:t>01. Values variables and types: the case</w:t>
+      </w:r>
+    </w:p>
+    <w:p>
+      <w:pPr>
+        <w:pStyle w:val="Heading3"/>
+      </w:pPr>
+      <w:r>
+        <w:t>02. Follow the deciding steps</w:t>
+      </w:r>
+    </w:p>
+    <w:p>
+      <w:pPr>
+        <w:pStyle w:val="Heading3"/>
+      </w:pPr>
+      <w:r>
+        <w:t>03. A saved value is not a live link</w:t>
+      </w:r>
+    </w:p>
+    <w:p>
+      <w:pPr>
+        <w:pStyle w:val="Heading3"/>
+      </w:pPr>
+      <w:r>
+        <w:t>04. Change one thing. Trace what follows.</w:t>
+      </w:r>
+    </w:p>
+    <w:p>
+      <w:pPr>
+        <w:pStyle w:val="Heading3"/>
+      </w:pPr>
+      <w:r>
+        <w:t>05. Connect the explanation to its limit</w:t>
+      </w:r>
+    </w:p>
+    <w:p>
+      <w:pPr>
+        <w:pStyle w:val="Heading3"/>
+      </w:pPr>
+      <w:r>
+        <w:t>06. Make the idea visible in your project</w:t>
       </w:r>
     </w:p>
     <w:sectPr>
